--- a/zht/docx/47.content.docx
+++ b/zht/docx/47.content.docx
@@ -210,6 +210,21 @@
           <w:b/>
           <w:lang w:val="zh_TW" w:bidi="zh_TW"/>
         </w:rPr>
+        <w:t>Παῦλος &amp; τῇ ἐκκλησίᾳ τοῦ Θεοῦ τῇ οὔσῃ ἐν Κορίνθῳ</w:t>
+      </w:r>
+    </w:p>
+    <w:p>
+      <w:pPr/>
+      <w:r>
+        <w:rPr>
+          <w:lang w:val="zh_TW" w:bidi="zh_TW"/>
+        </w:rPr>
+      </w:r>
+      <w:r>
+        <w:rPr>
+          <w:b/>
+          <w:lang w:val="zh_TW" w:bidi="zh_TW"/>
+        </w:rPr>
         <w:t>「保羅」</w:t>
       </w:r>
       <w:r>
@@ -306,6 +321,21 @@
           <w:b/>
           <w:lang w:val="zh_TW" w:bidi="zh_TW"/>
         </w:rPr>
+        <w:t>Τιμόθεος ὁ ἀδελφὸς</w:t>
+      </w:r>
+    </w:p>
+    <w:p>
+      <w:pPr/>
+      <w:r>
+        <w:rPr>
+          <w:lang w:val="zh_TW" w:bidi="zh_TW"/>
+        </w:rPr>
+      </w:r>
+      <w:r>
+        <w:rPr>
+          <w:b/>
+          <w:lang w:val="zh_TW" w:bidi="zh_TW"/>
+        </w:rPr>
         <w:t>「我們的（譯註：和合本沒有譯出此詞）兄弟提摩太」</w:t>
       </w:r>
     </w:p>
@@ -402,6 +432,21 @@
           <w:b/>
           <w:lang w:val="zh_TW" w:bidi="zh_TW"/>
         </w:rPr>
+        <w:t>Ἀχαΐᾳ</w:t>
+      </w:r>
+    </w:p>
+    <w:p>
+      <w:pPr/>
+      <w:r>
+        <w:rPr>
+          <w:lang w:val="zh_TW" w:bidi="zh_TW"/>
+        </w:rPr>
+      </w:r>
+      <w:r>
+        <w:rPr>
+          <w:b/>
+          <w:lang w:val="zh_TW" w:bidi="zh_TW"/>
+        </w:rPr>
         <w:t>「亞該亞」</w:t>
       </w:r>
     </w:p>
@@ -492,6 +537,21 @@
           <w:b/>
           <w:lang w:val="zh_TW" w:bidi="zh_TW"/>
         </w:rPr>
+        <w:t>χάρις ὑμῖν καὶ εἰρήνη, ἀπὸ</w:t>
+      </w:r>
+    </w:p>
+    <w:p>
+      <w:pPr/>
+      <w:r>
+        <w:rPr>
+          <w:lang w:val="zh_TW" w:bidi="zh_TW"/>
+        </w:rPr>
+      </w:r>
+      <w:r>
+        <w:rPr>
+          <w:b/>
+          <w:lang w:val="zh_TW" w:bidi="zh_TW"/>
+        </w:rPr>
         <w:t>「願恩惠、平安從</w:t>
       </w:r>
       <w:r>
@@ -588,6 +648,21 @@
           <w:b/>
           <w:lang w:val="zh_TW" w:bidi="zh_TW"/>
         </w:rPr>
+        <w:t>χάρις ὑμῖν καὶ εἰρήνη, ἀπὸ Θεοῦ Πατρὸς ἡμῶν καὶ Κυρίου Ἰησοῦ Χριστοῦ</w:t>
+      </w:r>
+    </w:p>
+    <w:p>
+      <w:pPr/>
+      <w:r>
+        <w:rPr>
+          <w:lang w:val="zh_TW" w:bidi="zh_TW"/>
+        </w:rPr>
+      </w:r>
+      <w:r>
+        <w:rPr>
+          <w:b/>
+          <w:lang w:val="zh_TW" w:bidi="zh_TW"/>
+        </w:rPr>
         <w:t>「願恩惠、平安從神我們的父和主耶穌基督歸與你們」</w:t>
       </w:r>
     </w:p>
@@ -697,6 +772,21 @@
           <w:b/>
           <w:lang w:val="zh_TW" w:bidi="zh_TW"/>
         </w:rPr>
+        <w:t>εὐλογητὸς ὁ Θεὸς καὶ Πατὴρ τοῦ Κυρίου ἡμῶν Ἰησοῦ Χριστοῦ</w:t>
+      </w:r>
+    </w:p>
+    <w:p>
+      <w:pPr/>
+      <w:r>
+        <w:rPr>
+          <w:lang w:val="zh_TW" w:bidi="zh_TW"/>
+        </w:rPr>
+      </w:r>
+      <w:r>
+        <w:rPr>
+          <w:b/>
+          <w:lang w:val="zh_TW" w:bidi="zh_TW"/>
+        </w:rPr>
         <w:t>「願頌讚歸與我們的主耶穌基督的父神（譯註：聖經原文是被動形式，直譯為我們主耶穌基督的父神是被稱頌的）」</w:t>
       </w:r>
     </w:p>
@@ -780,6 +870,21 @@
           <w:b/>
           <w:lang w:val="zh_TW" w:bidi="zh_TW"/>
         </w:rPr>
+        <w:t>εὐλογητὸς ὁ Θεὸς καὶ Πατὴρ τοῦ Κυρίου ἡμῶν Ἰησοῦ Χριστοῦ</w:t>
+      </w:r>
+    </w:p>
+    <w:p>
+      <w:pPr/>
+      <w:r>
+        <w:rPr>
+          <w:lang w:val="zh_TW" w:bidi="zh_TW"/>
+        </w:rPr>
+      </w:r>
+      <w:r>
+        <w:rPr>
+          <w:b/>
+          <w:lang w:val="zh_TW" w:bidi="zh_TW"/>
+        </w:rPr>
         <w:t>「願祝福（譯註：和合本譯為頌讚）歸與我們的主耶穌基督的父神」</w:t>
       </w:r>
     </w:p>
@@ -863,6 +968,21 @@
           <w:b/>
           <w:lang w:val="zh_TW" w:bidi="zh_TW"/>
         </w:rPr>
+        <w:t>ὁ Θεὸς καὶ Πατὴρ</w:t>
+      </w:r>
+    </w:p>
+    <w:p>
+      <w:pPr/>
+      <w:r>
+        <w:rPr>
+          <w:lang w:val="zh_TW" w:bidi="zh_TW"/>
+        </w:rPr>
+      </w:r>
+      <w:r>
+        <w:rPr>
+          <w:b/>
+          <w:lang w:val="zh_TW" w:bidi="zh_TW"/>
+        </w:rPr>
         <w:t>「父神」</w:t>
       </w:r>
     </w:p>
@@ -979,6 +1099,21 @@
           <w:b/>
           <w:lang w:val="zh_TW" w:bidi="zh_TW"/>
         </w:rPr>
+        <w:t>ὁ Πατὴρ τῶν οἰκτιρμῶν καὶ Θεὸς πάσης παρακλήσεως</w:t>
+      </w:r>
+    </w:p>
+    <w:p>
+      <w:pPr/>
+      <w:r>
+        <w:rPr>
+          <w:lang w:val="zh_TW" w:bidi="zh_TW"/>
+        </w:rPr>
+      </w:r>
+      <w:r>
+        <w:rPr>
+          <w:b/>
+          <w:lang w:val="zh_TW" w:bidi="zh_TW"/>
+        </w:rPr>
         <w:t>「發慈悲的父，賜各樣安慰的神」</w:t>
       </w:r>
     </w:p>
@@ -1114,6 +1249,21 @@
           <w:b/>
           <w:lang w:val="zh_TW" w:bidi="zh_TW"/>
         </w:rPr>
+        <w:t>ὁ Πατὴρ τῶν οἰκτιρμῶν καὶ Θεὸς πάσης παρακλήσεως</w:t>
+      </w:r>
+    </w:p>
+    <w:p>
+      <w:pPr/>
+      <w:r>
+        <w:rPr>
+          <w:lang w:val="zh_TW" w:bidi="zh_TW"/>
+        </w:rPr>
+      </w:r>
+      <w:r>
+        <w:rPr>
+          <w:b/>
+          <w:lang w:val="zh_TW" w:bidi="zh_TW"/>
+        </w:rPr>
         <w:t>「發慈悲的父，賜各樣安慰的神」</w:t>
       </w:r>
     </w:p>
@@ -1223,6 +1373,21 @@
           <w:b/>
           <w:lang w:val="zh_TW" w:bidi="zh_TW"/>
         </w:rPr>
+        <w:t>πάσης παρακλήσεως</w:t>
+      </w:r>
+    </w:p>
+    <w:p>
+      <w:pPr/>
+      <w:r>
+        <w:rPr>
+          <w:lang w:val="zh_TW" w:bidi="zh_TW"/>
+        </w:rPr>
+      </w:r>
+      <w:r>
+        <w:rPr>
+          <w:b/>
+          <w:lang w:val="zh_TW" w:bidi="zh_TW"/>
+        </w:rPr>
         <w:t>「各樣安慰的」</w:t>
       </w:r>
     </w:p>
@@ -1299,6 +1464,21 @@
           <w:b/>
           <w:lang w:val="zh_TW" w:bidi="zh_TW"/>
         </w:rPr>
+        <w:t>παρακαλῶν ἡμᾶς ἐπὶ πάσῃ τῇ θλίψει ἡμῶν</w:t>
+      </w:r>
+    </w:p>
+    <w:p>
+      <w:pPr/>
+      <w:r>
+        <w:rPr>
+          <w:lang w:val="zh_TW" w:bidi="zh_TW"/>
+        </w:rPr>
+      </w:r>
+      <w:r>
+        <w:rPr>
+          <w:b/>
+          <w:lang w:val="zh_TW" w:bidi="zh_TW"/>
+        </w:rPr>
         <w:t>「我們在一切患難中，......就安慰我們」</w:t>
       </w:r>
     </w:p>
@@ -1421,6 +1601,21 @@
           <w:b/>
           <w:lang w:val="zh_TW" w:bidi="zh_TW"/>
         </w:rPr>
+        <w:t>εἰς τὸ</w:t>
+      </w:r>
+    </w:p>
+    <w:p>
+      <w:pPr/>
+      <w:r>
+        <w:rPr>
+          <w:lang w:val="zh_TW" w:bidi="zh_TW"/>
+        </w:rPr>
+      </w:r>
+      <w:r>
+        <w:rPr>
+          <w:b/>
+          <w:lang w:val="zh_TW" w:bidi="zh_TW"/>
+        </w:rPr>
         <w:t>「叫」</w:t>
       </w:r>
     </w:p>
@@ -1504,6 +1699,21 @@
           <w:b/>
           <w:lang w:val="zh_TW" w:bidi="zh_TW"/>
         </w:rPr>
+        <w:t>ὁ παρακαλῶν ἡμᾶς ἐπὶ πάσῃ τῇ θλίψει ἡμῶν, εἰς τὸ δύνασθαι ἡμᾶς παρακαλεῖν τοὺς ἐν πάσῃ θλίψει</w:t>
+      </w:r>
+    </w:p>
+    <w:p>
+      <w:pPr/>
+      <w:r>
+        <w:rPr>
+          <w:lang w:val="zh_TW" w:bidi="zh_TW"/>
+        </w:rPr>
+      </w:r>
+      <w:r>
+        <w:rPr>
+          <w:b/>
+          <w:lang w:val="zh_TW" w:bidi="zh_TW"/>
+        </w:rPr>
         <w:t>「我們在一切患難中，他就安慰我們，叫我們能......安慰那遭各樣患難的人」</w:t>
       </w:r>
     </w:p>
@@ -1613,6 +1823,21 @@
           <w:b/>
           <w:lang w:val="zh_TW" w:bidi="zh_TW"/>
         </w:rPr>
+        <w:t>διὰ τῆς παρακλήσεως ἧς παρακαλούμεθα αὐτοὶ</w:t>
+      </w:r>
+    </w:p>
+    <w:p>
+      <w:pPr/>
+      <w:r>
+        <w:rPr>
+          <w:lang w:val="zh_TW" w:bidi="zh_TW"/>
+        </w:rPr>
+      </w:r>
+      <w:r>
+        <w:rPr>
+          <w:b/>
+          <w:lang w:val="zh_TW" w:bidi="zh_TW"/>
+        </w:rPr>
         <w:t>「用我們自己所受的安慰來安慰他人（譯註：和合本譯為用神所賜的安慰去安慰）」</w:t>
       </w:r>
     </w:p>
@@ -1735,6 +1960,21 @@
           <w:b/>
           <w:lang w:val="zh_TW" w:bidi="zh_TW"/>
         </w:rPr>
+        <w:t>παρακαλούμεθα αὐτοὶ</w:t>
+      </w:r>
+    </w:p>
+    <w:p>
+      <w:pPr/>
+      <w:r>
+        <w:rPr>
+          <w:lang w:val="zh_TW" w:bidi="zh_TW"/>
+        </w:rPr>
+      </w:r>
+      <w:r>
+        <w:rPr>
+          <w:b/>
+          <w:lang w:val="zh_TW" w:bidi="zh_TW"/>
+        </w:rPr>
         <w:t>「我們自己得安慰（譯註：和合本譯為神所賜的安慰）」</w:t>
       </w:r>
     </w:p>
@@ -1831,6 +2071,21 @@
           <w:b/>
           <w:lang w:val="zh_TW" w:bidi="zh_TW"/>
         </w:rPr>
+        <w:t>παρακαλούμεθα αὐτοὶ ὑπὸ τοῦ Θεοῦ</w:t>
+      </w:r>
+    </w:p>
+    <w:p>
+      <w:pPr/>
+      <w:r>
+        <w:rPr>
+          <w:lang w:val="zh_TW" w:bidi="zh_TW"/>
+        </w:rPr>
+      </w:r>
+      <w:r>
+        <w:rPr>
+          <w:b/>
+          <w:lang w:val="zh_TW" w:bidi="zh_TW"/>
+        </w:rPr>
         <w:t>「神所賜的安慰（譯註：聖經原文是被動形式，直譯為我們自己被神安慰）」</w:t>
       </w:r>
     </w:p>
@@ -1914,6 +2169,21 @@
           <w:b/>
           <w:lang w:val="zh_TW" w:bidi="zh_TW"/>
         </w:rPr>
+        <w:t>ὅτι καθὼς περισσεύει τὰ παθήματα τοῦ Χριστοῦ εἰς ἡμᾶς</w:t>
+      </w:r>
+    </w:p>
+    <w:p>
+      <w:pPr/>
+      <w:r>
+        <w:rPr>
+          <w:lang w:val="zh_TW" w:bidi="zh_TW"/>
+        </w:rPr>
+      </w:r>
+      <w:r>
+        <w:rPr>
+          <w:b/>
+          <w:lang w:val="zh_TW" w:bidi="zh_TW"/>
+        </w:rPr>
         <w:t>「基督的苦楚越發多加在我們身上（譯註：和合本譯為我們既多受基督的苦楚）」</w:t>
       </w:r>
     </w:p>
@@ -2010,6 +2280,21 @@
           <w:b/>
           <w:lang w:val="zh_TW" w:bidi="zh_TW"/>
         </w:rPr>
+        <w:t>περισσεύει καὶ ἡ παράκλησις ἡμῶν</w:t>
+      </w:r>
+    </w:p>
+    <w:p>
+      <w:pPr/>
+      <w:r>
+        <w:rPr>
+          <w:lang w:val="zh_TW" w:bidi="zh_TW"/>
+        </w:rPr>
+      </w:r>
+      <w:r>
+        <w:rPr>
+          <w:b/>
+          <w:lang w:val="zh_TW" w:bidi="zh_TW"/>
+        </w:rPr>
         <w:t>「就靠基督多得安慰」</w:t>
       </w:r>
     </w:p>
@@ -2106,6 +2391,21 @@
           <w:b/>
           <w:lang w:val="zh_TW" w:bidi="zh_TW"/>
         </w:rPr>
+        <w:t>εἴτε δὲ θλιβόμεθα</w:t>
+      </w:r>
+    </w:p>
+    <w:p>
+      <w:pPr/>
+      <w:r>
+        <w:rPr>
+          <w:lang w:val="zh_TW" w:bidi="zh_TW"/>
+        </w:rPr>
+      </w:r>
+      <w:r>
+        <w:rPr>
+          <w:b/>
+          <w:lang w:val="zh_TW" w:bidi="zh_TW"/>
+        </w:rPr>
         <w:t>「我們受患難呢」</w:t>
       </w:r>
     </w:p>
@@ -2202,6 +2502,21 @@
           <w:b/>
           <w:lang w:val="zh_TW" w:bidi="zh_TW"/>
         </w:rPr>
+        <w:t>εἴτε δὲ θλιβόμεθα</w:t>
+      </w:r>
+    </w:p>
+    <w:p>
+      <w:pPr/>
+      <w:r>
+        <w:rPr>
+          <w:lang w:val="zh_TW" w:bidi="zh_TW"/>
+        </w:rPr>
+      </w:r>
+      <w:r>
+        <w:rPr>
+          <w:b/>
+          <w:lang w:val="zh_TW" w:bidi="zh_TW"/>
+        </w:rPr>
         <w:t>「〔但〕（譯註：和合本未譯出這個連接詞）我們受患難呢」</w:t>
       </w:r>
     </w:p>
@@ -2265,6 +2580,21 @@
           <w:b/>
           <w:lang w:val="zh_TW" w:bidi="zh_TW"/>
         </w:rPr>
+        <w:t>εἴτε δὲ θλιβόμεθα</w:t>
+      </w:r>
+    </w:p>
+    <w:p>
+      <w:pPr/>
+      <w:r>
+        <w:rPr>
+          <w:lang w:val="zh_TW" w:bidi="zh_TW"/>
+        </w:rPr>
+      </w:r>
+      <w:r>
+        <w:rPr>
+          <w:b/>
+          <w:lang w:val="zh_TW" w:bidi="zh_TW"/>
+        </w:rPr>
         <w:t>「我們受患難呢（譯註：聖經原文是被動形式，直譯為使我們受患難呢）」</w:t>
       </w:r>
     </w:p>
@@ -2348,6 +2678,21 @@
           <w:b/>
           <w:lang w:val="zh_TW" w:bidi="zh_TW"/>
         </w:rPr>
+        <w:t>εἴτε δὲ θλιβόμεθα</w:t>
+      </w:r>
+    </w:p>
+    <w:p>
+      <w:pPr/>
+      <w:r>
+        <w:rPr>
+          <w:lang w:val="zh_TW" w:bidi="zh_TW"/>
+        </w:rPr>
+      </w:r>
+      <w:r>
+        <w:rPr>
+          <w:b/>
+          <w:lang w:val="zh_TW" w:bidi="zh_TW"/>
+        </w:rPr>
         <w:t>「我們受患難呢」</w:t>
       </w:r>
     </w:p>
@@ -2431,6 +2776,21 @@
           <w:b/>
           <w:lang w:val="zh_TW" w:bidi="zh_TW"/>
         </w:rPr>
+        <w:t>ὑπὲρ τῆς ὑμῶν παρακλήσεως καὶ σωτηρίας</w:t>
+      </w:r>
+    </w:p>
+    <w:p>
+      <w:pPr/>
+      <w:r>
+        <w:rPr>
+          <w:lang w:val="zh_TW" w:bidi="zh_TW"/>
+        </w:rPr>
+      </w:r>
+      <w:r>
+        <w:rPr>
+          <w:b/>
+          <w:lang w:val="zh_TW" w:bidi="zh_TW"/>
+        </w:rPr>
         <w:t>「是為叫你們得安慰，得拯救」</w:t>
       </w:r>
     </w:p>
@@ -2540,6 +2900,21 @@
           <w:b/>
           <w:lang w:val="zh_TW" w:bidi="zh_TW"/>
         </w:rPr>
+        <w:t>εἴτε παρακαλούμεθα</w:t>
+      </w:r>
+    </w:p>
+    <w:p>
+      <w:pPr/>
+      <w:r>
+        <w:rPr>
+          <w:lang w:val="zh_TW" w:bidi="zh_TW"/>
+        </w:rPr>
+      </w:r>
+      <w:r>
+        <w:rPr>
+          <w:b/>
+          <w:lang w:val="zh_TW" w:bidi="zh_TW"/>
+        </w:rPr>
         <w:t>「我們得安慰呢（譯註：聖經原文是被動形式，直譯為使我們被安慰呢）」</w:t>
       </w:r>
     </w:p>
@@ -2623,6 +2998,21 @@
           <w:b/>
           <w:lang w:val="zh_TW" w:bidi="zh_TW"/>
         </w:rPr>
+        <w:t>εἴτε παρακαλούμεθα</w:t>
+      </w:r>
+    </w:p>
+    <w:p>
+      <w:pPr/>
+      <w:r>
+        <w:rPr>
+          <w:lang w:val="zh_TW" w:bidi="zh_TW"/>
+        </w:rPr>
+      </w:r>
+      <w:r>
+        <w:rPr>
+          <w:b/>
+          <w:lang w:val="zh_TW" w:bidi="zh_TW"/>
+        </w:rPr>
         <w:t>「我們得安慰呢」</w:t>
       </w:r>
     </w:p>
@@ -2706,6 +3096,21 @@
           <w:b/>
           <w:lang w:val="zh_TW" w:bidi="zh_TW"/>
         </w:rPr>
+        <w:t>ὑπὲρ τῆς ὑμῶν παρακλήσεως</w:t>
+      </w:r>
+    </w:p>
+    <w:p>
+      <w:pPr/>
+      <w:r>
+        <w:rPr>
+          <w:lang w:val="zh_TW" w:bidi="zh_TW"/>
+        </w:rPr>
+      </w:r>
+      <w:r>
+        <w:rPr>
+          <w:b/>
+          <w:lang w:val="zh_TW" w:bidi="zh_TW"/>
+        </w:rPr>
         <w:t>「也是為叫你們得安慰」</w:t>
       </w:r>
     </w:p>
@@ -2789,6 +3194,21 @@
           <w:b/>
           <w:lang w:val="zh_TW" w:bidi="zh_TW"/>
         </w:rPr>
+        <w:t>ἐν ὑπομονῇ τῶν αὐτῶν παθημάτων</w:t>
+      </w:r>
+    </w:p>
+    <w:p>
+      <w:pPr/>
+      <w:r>
+        <w:rPr>
+          <w:lang w:val="zh_TW" w:bidi="zh_TW"/>
+        </w:rPr>
+      </w:r>
+      <w:r>
+        <w:rPr>
+          <w:b/>
+          <w:lang w:val="zh_TW" w:bidi="zh_TW"/>
+        </w:rPr>
         <w:t>「對......那樣苦楚的忍耐（譯註：和合本譯為忍受......那樣苦楚）」</w:t>
       </w:r>
     </w:p>
@@ -2885,6 +3305,21 @@
           <w:b/>
           <w:lang w:val="zh_TW" w:bidi="zh_TW"/>
         </w:rPr>
+        <w:t>καὶ ἡ ἐλπὶς ἡμῶν βεβαία ὑπὲρ ὑμῶν, εἰδότες ὅτι ὡς κοινωνοί ἐστε τῶν παθημάτων, οὕτως καὶ τῆς παρακλήσεως</w:t>
+      </w:r>
+    </w:p>
+    <w:p>
+      <w:pPr/>
+      <w:r>
+        <w:rPr>
+          <w:lang w:val="zh_TW" w:bidi="zh_TW"/>
+        </w:rPr>
+      </w:r>
+      <w:r>
+        <w:rPr>
+          <w:b/>
+          <w:lang w:val="zh_TW" w:bidi="zh_TW"/>
+        </w:rPr>
         <w:t>「我們為你們所存的盼望是確定的，因為知道你們既是同受苦楚，也必同得安慰」</w:t>
       </w:r>
     </w:p>
@@ -2968,6 +3403,21 @@
           <w:b/>
           <w:lang w:val="zh_TW" w:bidi="zh_TW"/>
         </w:rPr>
+        <w:t>καὶ ἡ ἐλπὶς ἡμῶν βεβαία ὑπὲρ ὑμῶν</w:t>
+      </w:r>
+    </w:p>
+    <w:p>
+      <w:pPr/>
+      <w:r>
+        <w:rPr>
+          <w:lang w:val="zh_TW" w:bidi="zh_TW"/>
+        </w:rPr>
+      </w:r>
+      <w:r>
+        <w:rPr>
+          <w:b/>
+          <w:lang w:val="zh_TW" w:bidi="zh_TW"/>
+        </w:rPr>
         <w:t>「我們為你們所存的盼望是確定的」</w:t>
       </w:r>
     </w:p>
@@ -3064,6 +3514,21 @@
           <w:b/>
           <w:lang w:val="zh_TW" w:bidi="zh_TW"/>
         </w:rPr>
+        <w:t>καὶ ἡ ἐλπὶς ἡμῶν βεβαία ὑπὲρ ὑμῶν</w:t>
+      </w:r>
+    </w:p>
+    <w:p>
+      <w:pPr/>
+      <w:r>
+        <w:rPr>
+          <w:lang w:val="zh_TW" w:bidi="zh_TW"/>
+        </w:rPr>
+      </w:r>
+      <w:r>
+        <w:rPr>
+          <w:b/>
+          <w:lang w:val="zh_TW" w:bidi="zh_TW"/>
+        </w:rPr>
         <w:t>「我們為你們所存的盼望是確定的」</w:t>
       </w:r>
     </w:p>
@@ -3160,6 +3625,21 @@
           <w:b/>
           <w:lang w:val="zh_TW" w:bidi="zh_TW"/>
         </w:rPr>
+        <w:t>οὕτως καὶ τῆς παρακλήσεως</w:t>
+      </w:r>
+    </w:p>
+    <w:p>
+      <w:pPr/>
+      <w:r>
+        <w:rPr>
+          <w:lang w:val="zh_TW" w:bidi="zh_TW"/>
+        </w:rPr>
+      </w:r>
+      <w:r>
+        <w:rPr>
+          <w:b/>
+          <w:lang w:val="zh_TW" w:bidi="zh_TW"/>
+        </w:rPr>
         <w:t>「也必同得安慰」</w:t>
       </w:r>
     </w:p>
@@ -3256,6 +3736,21 @@
           <w:b/>
           <w:lang w:val="zh_TW" w:bidi="zh_TW"/>
         </w:rPr>
+        <w:t>οὕτως καὶ τῆς παρακλήσεως</w:t>
+      </w:r>
+    </w:p>
+    <w:p>
+      <w:pPr/>
+      <w:r>
+        <w:rPr>
+          <w:lang w:val="zh_TW" w:bidi="zh_TW"/>
+        </w:rPr>
+      </w:r>
+      <w:r>
+        <w:rPr>
+          <w:b/>
+          <w:lang w:val="zh_TW" w:bidi="zh_TW"/>
+        </w:rPr>
         <w:t>「也必同得安慰」</w:t>
       </w:r>
     </w:p>
@@ -3339,6 +3834,21 @@
           <w:b/>
           <w:lang w:val="zh_TW" w:bidi="zh_TW"/>
         </w:rPr>
+        <w:t>οὐ &amp; θέλομεν ὑμᾶς ἀγνοεῖν</w:t>
+      </w:r>
+    </w:p>
+    <w:p>
+      <w:pPr/>
+      <w:r>
+        <w:rPr>
+          <w:lang w:val="zh_TW" w:bidi="zh_TW"/>
+        </w:rPr>
+      </w:r>
+      <w:r>
+        <w:rPr>
+          <w:b/>
+          <w:lang w:val="zh_TW" w:bidi="zh_TW"/>
+        </w:rPr>
         <w:t>「我們不要你們不曉得」</w:t>
       </w:r>
     </w:p>
@@ -3448,6 +3958,21 @@
           <w:b/>
           <w:lang w:val="zh_TW" w:bidi="zh_TW"/>
         </w:rPr>
+        <w:t>ὑπὲρ τῆς θλίψεως ἡμῶν τῆς γενομένης</w:t>
+      </w:r>
+    </w:p>
+    <w:p>
+      <w:pPr/>
+      <w:r>
+        <w:rPr>
+          <w:lang w:val="zh_TW" w:bidi="zh_TW"/>
+        </w:rPr>
+      </w:r>
+      <w:r>
+        <w:rPr>
+          <w:b/>
+          <w:lang w:val="zh_TW" w:bidi="zh_TW"/>
+        </w:rPr>
         <w:t>「我們從前......遭遇苦難」</w:t>
       </w:r>
     </w:p>
@@ -3557,6 +4082,21 @@
           <w:b/>
           <w:lang w:val="zh_TW" w:bidi="zh_TW"/>
         </w:rPr>
+        <w:t>καθ’ ὑπερβολὴν ὑπὲρ δύναμιν ἐβαρήθημεν</w:t>
+      </w:r>
+    </w:p>
+    <w:p>
+      <w:pPr/>
+      <w:r>
+        <w:rPr>
+          <w:lang w:val="zh_TW" w:bidi="zh_TW"/>
+        </w:rPr>
+      </w:r>
+      <w:r>
+        <w:rPr>
+          <w:b/>
+          <w:lang w:val="zh_TW" w:bidi="zh_TW"/>
+        </w:rPr>
         <w:t>「被壓太重，力不能勝」</w:t>
       </w:r>
     </w:p>
@@ -3653,6 +4193,21 @@
           <w:b/>
           <w:lang w:val="zh_TW" w:bidi="zh_TW"/>
         </w:rPr>
+        <w:t>καθ’ ὑπερβολὴν &amp; ἐβαρήθημεν</w:t>
+      </w:r>
+    </w:p>
+    <w:p>
+      <w:pPr/>
+      <w:r>
+        <w:rPr>
+          <w:lang w:val="zh_TW" w:bidi="zh_TW"/>
+        </w:rPr>
+      </w:r>
+      <w:r>
+        <w:rPr>
+          <w:b/>
+          <w:lang w:val="zh_TW" w:bidi="zh_TW"/>
+        </w:rPr>
         <w:t>「被壓太重」</w:t>
       </w:r>
     </w:p>
@@ -3736,6 +4291,21 @@
           <w:b/>
           <w:lang w:val="zh_TW" w:bidi="zh_TW"/>
         </w:rPr>
+        <w:t>ὥστε</w:t>
+      </w:r>
+    </w:p>
+    <w:p>
+      <w:pPr/>
+      <w:r>
+        <w:rPr>
+          <w:lang w:val="zh_TW" w:bidi="zh_TW"/>
+        </w:rPr>
+      </w:r>
+      <w:r>
+        <w:rPr>
+          <w:b/>
+          <w:lang w:val="zh_TW" w:bidi="zh_TW"/>
+        </w:rPr>
         <w:t>「甚至」</w:t>
       </w:r>
     </w:p>
@@ -3832,6 +4402,21 @@
           <w:b/>
           <w:lang w:val="zh_TW" w:bidi="zh_TW"/>
         </w:rPr>
+        <w:t>αὐτοὶ ἐν ἑαυτοῖς τὸ ἀπόκριμα τοῦ θανάτου ἐσχήκαμεν</w:t>
+      </w:r>
+    </w:p>
+    <w:p>
+      <w:pPr/>
+      <w:r>
+        <w:rPr>
+          <w:lang w:val="zh_TW" w:bidi="zh_TW"/>
+        </w:rPr>
+      </w:r>
+      <w:r>
+        <w:rPr>
+          <w:b/>
+          <w:lang w:val="zh_TW" w:bidi="zh_TW"/>
+        </w:rPr>
         <w:t>「我們自己在自己裡面已經有了死刑（譯註：和合本譯為自己心裡也斷定是必死的）」</w:t>
       </w:r>
     </w:p>
@@ -3928,6 +4513,21 @@
           <w:b/>
           <w:lang w:val="zh_TW" w:bidi="zh_TW"/>
         </w:rPr>
+        <w:t>ἵνα</w:t>
+      </w:r>
+    </w:p>
+    <w:p>
+      <w:pPr/>
+      <w:r>
+        <w:rPr>
+          <w:lang w:val="zh_TW" w:bidi="zh_TW"/>
+        </w:rPr>
+      </w:r>
+      <w:r>
+        <w:rPr>
+          <w:b/>
+          <w:lang w:val="zh_TW" w:bidi="zh_TW"/>
+        </w:rPr>
         <w:t>「叫」</w:t>
       </w:r>
     </w:p>
@@ -4024,6 +4624,21 @@
           <w:b/>
           <w:lang w:val="zh_TW" w:bidi="zh_TW"/>
         </w:rPr>
+        <w:t>ἀλλ’ ἐπὶ τῷ Θεῷ</w:t>
+      </w:r>
+    </w:p>
+    <w:p>
+      <w:pPr/>
+      <w:r>
+        <w:rPr>
+          <w:lang w:val="zh_TW" w:bidi="zh_TW"/>
+        </w:rPr>
+      </w:r>
+      <w:r>
+        <w:rPr>
+          <w:b/>
+          <w:lang w:val="zh_TW" w:bidi="zh_TW"/>
+        </w:rPr>
         <w:t>「只靠......神」</w:t>
       </w:r>
     </w:p>
@@ -4107,6 +4722,21 @@
           <w:b/>
           <w:lang w:val="zh_TW" w:bidi="zh_TW"/>
         </w:rPr>
+        <w:t>τῷ ἐγείροντι τοὺς νεκρούς</w:t>
+      </w:r>
+    </w:p>
+    <w:p>
+      <w:pPr/>
+      <w:r>
+        <w:rPr>
+          <w:lang w:val="zh_TW" w:bidi="zh_TW"/>
+        </w:rPr>
+      </w:r>
+      <w:r>
+        <w:rPr>
+          <w:b/>
+          <w:lang w:val="zh_TW" w:bidi="zh_TW"/>
+        </w:rPr>
         <w:t>「叫死人復活的」</w:t>
       </w:r>
     </w:p>
@@ -4203,6 +4833,21 @@
           <w:b/>
           <w:lang w:val="zh_TW" w:bidi="zh_TW"/>
         </w:rPr>
+        <w:t>τηλικούτου θανάτου</w:t>
+      </w:r>
+    </w:p>
+    <w:p>
+      <w:pPr/>
+      <w:r>
+        <w:rPr>
+          <w:lang w:val="zh_TW" w:bidi="zh_TW"/>
+        </w:rPr>
+      </w:r>
+      <w:r>
+        <w:rPr>
+          <w:b/>
+          <w:lang w:val="zh_TW" w:bidi="zh_TW"/>
+        </w:rPr>
         <w:t>「那極大的死亡」</w:t>
       </w:r>
     </w:p>
@@ -4299,6 +4944,21 @@
           <w:b/>
           <w:lang w:val="zh_TW" w:bidi="zh_TW"/>
         </w:rPr>
+        <w:t>καὶ ῥύσεται</w:t>
+      </w:r>
+    </w:p>
+    <w:p>
+      <w:pPr/>
+      <w:r>
+        <w:rPr>
+          <w:lang w:val="zh_TW" w:bidi="zh_TW"/>
+        </w:rPr>
+      </w:r>
+      <w:r>
+        <w:rPr>
+          <w:b/>
+          <w:lang w:val="zh_TW" w:bidi="zh_TW"/>
+        </w:rPr>
         <w:t>「他將來還要救我們」</w:t>
       </w:r>
     </w:p>
@@ -4382,6 +5042,21 @@
           <w:b/>
           <w:lang w:val="zh_TW" w:bidi="zh_TW"/>
         </w:rPr>
+        <w:t>εἰς ὃν ἠλπίκαμεν</w:t>
+      </w:r>
+    </w:p>
+    <w:p>
+      <w:pPr/>
+      <w:r>
+        <w:rPr>
+          <w:lang w:val="zh_TW" w:bidi="zh_TW"/>
+        </w:rPr>
+      </w:r>
+      <w:r>
+        <w:rPr>
+          <w:b/>
+          <w:lang w:val="zh_TW" w:bidi="zh_TW"/>
+        </w:rPr>
         <w:t>「我們將盼望寄託在他身上（譯註：和合本譯為我們指望他）」</w:t>
       </w:r>
     </w:p>
@@ -4478,6 +5153,21 @@
           <w:b/>
           <w:lang w:val="zh_TW" w:bidi="zh_TW"/>
         </w:rPr>
+        <w:t>ὑπὲρ ἡμῶν τῇ δεήσει</w:t>
+      </w:r>
+    </w:p>
+    <w:p>
+      <w:pPr/>
+      <w:r>
+        <w:rPr>
+          <w:lang w:val="zh_TW" w:bidi="zh_TW"/>
+        </w:rPr>
+      </w:r>
+      <w:r>
+        <w:rPr>
+          <w:b/>
+          <w:lang w:val="zh_TW" w:bidi="zh_TW"/>
+        </w:rPr>
         <w:t>「以祈禱.....我們」</w:t>
       </w:r>
     </w:p>
@@ -4574,6 +5264,21 @@
           <w:b/>
           <w:lang w:val="zh_TW" w:bidi="zh_TW"/>
         </w:rPr>
+        <w:t>ἵνα</w:t>
+      </w:r>
+    </w:p>
+    <w:p>
+      <w:pPr/>
+      <w:r>
+        <w:rPr>
+          <w:lang w:val="zh_TW" w:bidi="zh_TW"/>
+        </w:rPr>
+      </w:r>
+      <w:r>
+        <w:rPr>
+          <w:b/>
+          <w:lang w:val="zh_TW" w:bidi="zh_TW"/>
+        </w:rPr>
         <w:t>「好叫」</w:t>
       </w:r>
     </w:p>
@@ -4670,6 +5375,21 @@
           <w:b/>
           <w:lang w:val="zh_TW" w:bidi="zh_TW"/>
         </w:rPr>
+        <w:t>ἵνα ἐκ πολλῶν προσώπων &amp; εὐχαριστηθῇ ὑπὲρ ἡμῶν</w:t>
+      </w:r>
+    </w:p>
+    <w:p>
+      <w:pPr/>
+      <w:r>
+        <w:rPr>
+          <w:lang w:val="zh_TW" w:bidi="zh_TW"/>
+        </w:rPr>
+      </w:r>
+      <w:r>
+        <w:rPr>
+          <w:b/>
+          <w:lang w:val="zh_TW" w:bidi="zh_TW"/>
+        </w:rPr>
         <w:t>「叫許多人為我們謝恩（譯註：聖經原文是被動形式，直譯為好叫感謝因我們從許多人被獻上）」</w:t>
       </w:r>
     </w:p>
@@ -4753,6 +5473,21 @@
           <w:b/>
           <w:lang w:val="zh_TW" w:bidi="zh_TW"/>
         </w:rPr>
+        <w:t>ἐκ πολλῶν προσώπων</w:t>
+      </w:r>
+    </w:p>
+    <w:p>
+      <w:pPr/>
+      <w:r>
+        <w:rPr>
+          <w:lang w:val="zh_TW" w:bidi="zh_TW"/>
+        </w:rPr>
+      </w:r>
+      <w:r>
+        <w:rPr>
+          <w:b/>
+          <w:lang w:val="zh_TW" w:bidi="zh_TW"/>
+        </w:rPr>
         <w:t>「許多面孔（譯註：和合本譯為許多人）」</w:t>
       </w:r>
     </w:p>
@@ -4849,6 +5584,21 @@
           <w:b/>
           <w:lang w:val="zh_TW" w:bidi="zh_TW"/>
         </w:rPr>
+        <w:t>τὸ εἰς ἡμᾶς χάρισμα</w:t>
+      </w:r>
+    </w:p>
+    <w:p>
+      <w:pPr/>
+      <w:r>
+        <w:rPr>
+          <w:lang w:val="zh_TW" w:bidi="zh_TW"/>
+        </w:rPr>
+      </w:r>
+      <w:r>
+        <w:rPr>
+          <w:b/>
+          <w:lang w:val="zh_TW" w:bidi="zh_TW"/>
+        </w:rPr>
         <w:t>「就是為我們因許多人所得的恩」</w:t>
       </w:r>
     </w:p>
@@ -4958,6 +5708,21 @@
           <w:b/>
           <w:lang w:val="zh_TW" w:bidi="zh_TW"/>
         </w:rPr>
+        <w:t>διὰ πολλῶν</w:t>
+      </w:r>
+    </w:p>
+    <w:p>
+      <w:pPr/>
+      <w:r>
+        <w:rPr>
+          <w:lang w:val="zh_TW" w:bidi="zh_TW"/>
+        </w:rPr>
+      </w:r>
+      <w:r>
+        <w:rPr>
+          <w:b/>
+          <w:lang w:val="zh_TW" w:bidi="zh_TW"/>
+        </w:rPr>
         <w:t>「因許多人」</w:t>
       </w:r>
     </w:p>
@@ -5041,6 +5806,21 @@
           <w:b/>
           <w:lang w:val="zh_TW" w:bidi="zh_TW"/>
         </w:rPr>
+        <w:t>ἡμῶν &amp; ἡμῶν &amp; ἀνεστράφημεν</w:t>
+      </w:r>
+    </w:p>
+    <w:p>
+      <w:pPr/>
+      <w:r>
+        <w:rPr>
+          <w:lang w:val="zh_TW" w:bidi="zh_TW"/>
+        </w:rPr>
+      </w:r>
+      <w:r>
+        <w:rPr>
+          <w:b/>
+          <w:lang w:val="zh_TW" w:bidi="zh_TW"/>
+        </w:rPr>
         <w:t>「我們的（譯註：和合本譯為我們）」</w:t>
       </w:r>
       <w:r>
@@ -5189,6 +5969,21 @@
           <w:b/>
           <w:lang w:val="zh_TW" w:bidi="zh_TW"/>
         </w:rPr>
+        <w:t>ἐν χάριτι Θεοῦ</w:t>
+      </w:r>
+    </w:p>
+    <w:p>
+      <w:pPr/>
+      <w:r>
+        <w:rPr>
+          <w:lang w:val="zh_TW" w:bidi="zh_TW"/>
+        </w:rPr>
+      </w:r>
+      <w:r>
+        <w:rPr>
+          <w:b/>
+          <w:lang w:val="zh_TW" w:bidi="zh_TW"/>
+        </w:rPr>
         <w:t>「靠神的恩惠」</w:t>
       </w:r>
     </w:p>
@@ -5361,6 +6156,21 @@
           <w:b/>
           <w:lang w:val="zh_TW" w:bidi="zh_TW"/>
         </w:rPr>
+        <w:t>τὸ μαρτύριον τῆς συνειδήσεως ἡμῶν</w:t>
+      </w:r>
+    </w:p>
+    <w:p>
+      <w:pPr/>
+      <w:r>
+        <w:rPr>
+          <w:lang w:val="zh_TW" w:bidi="zh_TW"/>
+        </w:rPr>
+      </w:r>
+      <w:r>
+        <w:rPr>
+          <w:b/>
+          <w:lang w:val="zh_TW" w:bidi="zh_TW"/>
+        </w:rPr>
         <w:t>「自己的良心，見證我們」</w:t>
       </w:r>
     </w:p>
@@ -5470,6 +6280,21 @@
           <w:b/>
           <w:lang w:val="zh_TW" w:bidi="zh_TW"/>
         </w:rPr>
+        <w:t>τὸ μαρτύριον τῆς συνειδήσεως ἡμῶν</w:t>
+      </w:r>
+    </w:p>
+    <w:p>
+      <w:pPr/>
+      <w:r>
+        <w:rPr>
+          <w:lang w:val="zh_TW" w:bidi="zh_TW"/>
+        </w:rPr>
+      </w:r>
+      <w:r>
+        <w:rPr>
+          <w:b/>
+          <w:lang w:val="zh_TW" w:bidi="zh_TW"/>
+        </w:rPr>
         <w:t>「自己的良心，見證我們」</w:t>
       </w:r>
     </w:p>
@@ -5592,6 +6417,21 @@
           <w:b/>
           <w:lang w:val="zh_TW" w:bidi="zh_TW"/>
         </w:rPr>
+        <w:t>ἀνεστράφημεν</w:t>
+      </w:r>
+    </w:p>
+    <w:p>
+      <w:pPr/>
+      <w:r>
+        <w:rPr>
+          <w:lang w:val="zh_TW" w:bidi="zh_TW"/>
+        </w:rPr>
+      </w:r>
+      <w:r>
+        <w:rPr>
+          <w:b/>
+          <w:lang w:val="zh_TW" w:bidi="zh_TW"/>
+        </w:rPr>
         <w:t>「我們自己為人（譯註：和合本譯為為人）」</w:t>
       </w:r>
     </w:p>
@@ -5682,6 +6522,21 @@
           <w:b/>
           <w:lang w:val="zh_TW" w:bidi="zh_TW"/>
         </w:rPr>
+        <w:t>ἐν τῷ κόσμῳ</w:t>
+      </w:r>
+    </w:p>
+    <w:p>
+      <w:pPr/>
+      <w:r>
+        <w:rPr>
+          <w:lang w:val="zh_TW" w:bidi="zh_TW"/>
+        </w:rPr>
+      </w:r>
+      <w:r>
+        <w:rPr>
+          <w:b/>
+          <w:lang w:val="zh_TW" w:bidi="zh_TW"/>
+        </w:rPr>
         <w:t>「在世」</w:t>
       </w:r>
     </w:p>
@@ -5778,6 +6633,21 @@
           <w:b/>
           <w:lang w:val="zh_TW" w:bidi="zh_TW"/>
         </w:rPr>
+        <w:t>ἐν ἁγιότητι καὶ εἰλικρινείᾳ τοῦ Θεοῦ</w:t>
+      </w:r>
+    </w:p>
+    <w:p>
+      <w:pPr/>
+      <w:r>
+        <w:rPr>
+          <w:lang w:val="zh_TW" w:bidi="zh_TW"/>
+        </w:rPr>
+      </w:r>
+      <w:r>
+        <w:rPr>
+          <w:b/>
+          <w:lang w:val="zh_TW" w:bidi="zh_TW"/>
+        </w:rPr>
         <w:t>「憑著神的聖潔和誠實」</w:t>
       </w:r>
     </w:p>
@@ -5887,6 +6757,21 @@
           <w:b/>
           <w:lang w:val="zh_TW" w:bidi="zh_TW"/>
         </w:rPr>
+        <w:t>οὐκ ἐν σοφίᾳ σαρκικῇ</w:t>
+      </w:r>
+    </w:p>
+    <w:p>
+      <w:pPr/>
+      <w:r>
+        <w:rPr>
+          <w:lang w:val="zh_TW" w:bidi="zh_TW"/>
+        </w:rPr>
+      </w:r>
+      <w:r>
+        <w:rPr>
+          <w:b/>
+          <w:lang w:val="zh_TW" w:bidi="zh_TW"/>
+        </w:rPr>
         <w:t>「不靠屬肉體的聰明（譯註：和合本譯為不靠人的聰明）」</w:t>
       </w:r>
     </w:p>
@@ -5983,6 +6868,21 @@
           <w:b/>
           <w:lang w:val="zh_TW" w:bidi="zh_TW"/>
         </w:rPr>
+        <w:t>οὐκ ἐν σοφίᾳ σαρκικῇ</w:t>
+      </w:r>
+    </w:p>
+    <w:p>
+      <w:pPr/>
+      <w:r>
+        <w:rPr>
+          <w:lang w:val="zh_TW" w:bidi="zh_TW"/>
+        </w:rPr>
+      </w:r>
+      <w:r>
+        <w:rPr>
+          <w:b/>
+          <w:lang w:val="zh_TW" w:bidi="zh_TW"/>
+        </w:rPr>
         <w:t>「不靠人的聰明」</w:t>
       </w:r>
     </w:p>
@@ -6079,6 +6979,21 @@
           <w:b/>
           <w:lang w:val="zh_TW" w:bidi="zh_TW"/>
         </w:rPr>
+        <w:t>γὰρ</w:t>
+      </w:r>
+    </w:p>
+    <w:p>
+      <w:pPr/>
+      <w:r>
+        <w:rPr>
+          <w:lang w:val="zh_TW" w:bidi="zh_TW"/>
+        </w:rPr>
+      </w:r>
+      <w:r>
+        <w:rPr>
+          <w:b/>
+          <w:lang w:val="zh_TW" w:bidi="zh_TW"/>
+        </w:rPr>
         <w:t>「〔因為〕（譯註：和合本未譯出這個連接詞）」</w:t>
       </w:r>
     </w:p>
@@ -6175,6 +7090,21 @@
           <w:b/>
           <w:lang w:val="zh_TW" w:bidi="zh_TW"/>
         </w:rPr>
+        <w:t>γράφομεν</w:t>
+      </w:r>
+    </w:p>
+    <w:p>
+      <w:pPr/>
+      <w:r>
+        <w:rPr>
+          <w:lang w:val="zh_TW" w:bidi="zh_TW"/>
+        </w:rPr>
+      </w:r>
+      <w:r>
+        <w:rPr>
+          <w:b/>
+          <w:lang w:val="zh_TW" w:bidi="zh_TW"/>
+        </w:rPr>
         <w:t>「我們現在寫」</w:t>
       </w:r>
     </w:p>
@@ -6271,6 +7201,21 @@
           <w:b/>
           <w:lang w:val="zh_TW" w:bidi="zh_TW"/>
         </w:rPr>
+        <w:t>οὐ γὰρ ἄλλα γράφομεν ὑμῖν, ἀλλ’ ἢ ἃ ἀναγινώσκετε ἢ καὶ ἐπιγινώσκετε</w:t>
+      </w:r>
+    </w:p>
+    <w:p>
+      <w:pPr/>
+      <w:r>
+        <w:rPr>
+          <w:lang w:val="zh_TW" w:bidi="zh_TW"/>
+        </w:rPr>
+      </w:r>
+      <w:r>
+        <w:rPr>
+          <w:b/>
+          <w:lang w:val="zh_TW" w:bidi="zh_TW"/>
+        </w:rPr>
         <w:t>「我們現在寫給你們的話，沒有其它不是你們所念的、所認識的（譯註：和合本譯為我們現在寫給你們的話，並不外乎你們所念的、所認識的）」</w:t>
       </w:r>
     </w:p>
@@ -6367,6 +7312,21 @@
           <w:b/>
           <w:lang w:val="zh_TW" w:bidi="zh_TW"/>
         </w:rPr>
+        <w:t>ἕως τέλους</w:t>
+      </w:r>
+    </w:p>
+    <w:p>
+      <w:pPr/>
+      <w:r>
+        <w:rPr>
+          <w:lang w:val="zh_TW" w:bidi="zh_TW"/>
+        </w:rPr>
+      </w:r>
+      <w:r>
+        <w:rPr>
+          <w:b/>
+          <w:lang w:val="zh_TW" w:bidi="zh_TW"/>
+        </w:rPr>
         <w:t>「到底」</w:t>
       </w:r>
     </w:p>
@@ -6506,6 +7466,21 @@
           <w:b/>
           <w:lang w:val="zh_TW" w:bidi="zh_TW"/>
         </w:rPr>
+        <w:t>καθάπερ καὶ ὑμεῖς ἡμῶν</w:t>
+      </w:r>
+    </w:p>
+    <w:p>
+      <w:pPr/>
+      <w:r>
+        <w:rPr>
+          <w:lang w:val="zh_TW" w:bidi="zh_TW"/>
+        </w:rPr>
+      </w:r>
+      <w:r>
+        <w:rPr>
+          <w:b/>
+          <w:lang w:val="zh_TW" w:bidi="zh_TW"/>
+        </w:rPr>
         <w:t>「好像我們……以你們誇口一樣」</w:t>
       </w:r>
     </w:p>
@@ -6589,6 +7564,21 @@
           <w:b/>
           <w:lang w:val="zh_TW" w:bidi="zh_TW"/>
         </w:rPr>
+        <w:t>ἡμῶν</w:t>
+      </w:r>
+    </w:p>
+    <w:p>
+      <w:pPr/>
+      <w:r>
+        <w:rPr>
+          <w:lang w:val="zh_TW" w:bidi="zh_TW"/>
+        </w:rPr>
+      </w:r>
+      <w:r>
+        <w:rPr>
+          <w:b/>
+          <w:lang w:val="zh_TW" w:bidi="zh_TW"/>
+        </w:rPr>
         <w:t>「我們」</w:t>
       </w:r>
     </w:p>
@@ -6685,6 +7675,21 @@
           <w:b/>
           <w:lang w:val="zh_TW" w:bidi="zh_TW"/>
         </w:rPr>
+        <w:t>ταύτῃ τῇ πεποιθήσει</w:t>
+      </w:r>
+    </w:p>
+    <w:p>
+      <w:pPr/>
+      <w:r>
+        <w:rPr>
+          <w:lang w:val="zh_TW" w:bidi="zh_TW"/>
+        </w:rPr>
+      </w:r>
+      <w:r>
+        <w:rPr>
+          <w:b/>
+          <w:lang w:val="zh_TW" w:bidi="zh_TW"/>
+        </w:rPr>
         <w:t>「我既然這樣深信」</w:t>
       </w:r>
     </w:p>
@@ -6775,6 +7780,21 @@
           <w:b/>
           <w:lang w:val="zh_TW" w:bidi="zh_TW"/>
         </w:rPr>
+        <w:t>ταύτῃ τῇ πεποιθήσει</w:t>
+      </w:r>
+    </w:p>
+    <w:p>
+      <w:pPr/>
+      <w:r>
+        <w:rPr>
+          <w:lang w:val="zh_TW" w:bidi="zh_TW"/>
+        </w:rPr>
+      </w:r>
+      <w:r>
+        <w:rPr>
+          <w:b/>
+          <w:lang w:val="zh_TW" w:bidi="zh_TW"/>
+        </w:rPr>
         <w:t>「我既有這樣的信心（譯註：和合本譯為我既然這樣深信）」</w:t>
       </w:r>
     </w:p>
@@ -6871,6 +7891,21 @@
           <w:b/>
           <w:lang w:val="zh_TW" w:bidi="zh_TW"/>
         </w:rPr>
+        <w:t>πρότερον</w:t>
+      </w:r>
+    </w:p>
+    <w:p>
+      <w:pPr/>
+      <w:r>
+        <w:rPr>
+          <w:lang w:val="zh_TW" w:bidi="zh_TW"/>
+        </w:rPr>
+      </w:r>
+      <w:r>
+        <w:rPr>
+          <w:b/>
+          <w:lang w:val="zh_TW" w:bidi="zh_TW"/>
+        </w:rPr>
         <w:t>「早」</w:t>
       </w:r>
     </w:p>
@@ -6967,6 +8002,21 @@
           <w:b/>
           <w:lang w:val="zh_TW" w:bidi="zh_TW"/>
         </w:rPr>
+        <w:t>ἵνα</w:t>
+      </w:r>
+    </w:p>
+    <w:p>
+      <w:pPr/>
+      <w:r>
+        <w:rPr>
+          <w:lang w:val="zh_TW" w:bidi="zh_TW"/>
+        </w:rPr>
+      </w:r>
+      <w:r>
+        <w:rPr>
+          <w:b/>
+          <w:lang w:val="zh_TW" w:bidi="zh_TW"/>
+        </w:rPr>
         <w:t>「叫」</w:t>
       </w:r>
     </w:p>
@@ -7139,6 +8189,21 @@
           <w:b/>
           <w:lang w:val="zh_TW" w:bidi="zh_TW"/>
         </w:rPr>
+        <w:t>δι’ ὑμῶν διελθεῖν</w:t>
+      </w:r>
+    </w:p>
+    <w:p>
+      <w:pPr/>
+      <w:r>
+        <w:rPr>
+          <w:lang w:val="zh_TW" w:bidi="zh_TW"/>
+        </w:rPr>
+      </w:r>
+      <w:r>
+        <w:rPr>
+          <w:b/>
+          <w:lang w:val="zh_TW" w:bidi="zh_TW"/>
+        </w:rPr>
         <w:t>「從你們那裡經過」</w:t>
       </w:r>
     </w:p>
@@ -7235,6 +8300,21 @@
           <w:b/>
           <w:lang w:val="zh_TW" w:bidi="zh_TW"/>
         </w:rPr>
+        <w:t>ὑφ’ ὑμῶν προπεμφθῆναι εἰς τὴν Ἰουδαίαν</w:t>
+      </w:r>
+    </w:p>
+    <w:p>
+      <w:pPr/>
+      <w:r>
+        <w:rPr>
+          <w:lang w:val="zh_TW" w:bidi="zh_TW"/>
+        </w:rPr>
+      </w:r>
+      <w:r>
+        <w:rPr>
+          <w:b/>
+          <w:lang w:val="zh_TW" w:bidi="zh_TW"/>
+        </w:rPr>
         <w:t>「叫你們給我送行往猶太去」</w:t>
       </w:r>
     </w:p>
@@ -7331,6 +8411,21 @@
           <w:b/>
           <w:lang w:val="zh_TW" w:bidi="zh_TW"/>
         </w:rPr>
+        <w:t>ὑφ’ ὑμῶν προπεμφθῆναι εἰς τὴν Ἰουδαίαν</w:t>
+      </w:r>
+    </w:p>
+    <w:p>
+      <w:pPr/>
+      <w:r>
+        <w:rPr>
+          <w:lang w:val="zh_TW" w:bidi="zh_TW"/>
+        </w:rPr>
+      </w:r>
+      <w:r>
+        <w:rPr>
+          <w:b/>
+          <w:lang w:val="zh_TW" w:bidi="zh_TW"/>
+        </w:rPr>
         <w:t>「叫你們給我送行往猶太去（譯註：聖經原文是被動形式，直譯為叫我被你們送行往猶太去）」</w:t>
       </w:r>
     </w:p>
@@ -7414,6 +8509,21 @@
           <w:b/>
           <w:lang w:val="zh_TW" w:bidi="zh_TW"/>
         </w:rPr>
+        <w:t>τοῦτο</w:t>
+      </w:r>
+    </w:p>
+    <w:p>
+      <w:pPr/>
+      <w:r>
+        <w:rPr>
+          <w:lang w:val="zh_TW" w:bidi="zh_TW"/>
+        </w:rPr>
+      </w:r>
+      <w:r>
+        <w:rPr>
+          <w:b/>
+          <w:lang w:val="zh_TW" w:bidi="zh_TW"/>
+        </w:rPr>
         <w:t>「此」</w:t>
       </w:r>
     </w:p>
@@ -7510,6 +8620,21 @@
           <w:b/>
           <w:lang w:val="zh_TW" w:bidi="zh_TW"/>
         </w:rPr>
+        <w:t>μήτι ἄρα τῇ ἐλαφρίᾳ ἐχρησάμην</w:t>
+      </w:r>
+    </w:p>
+    <w:p>
+      <w:pPr/>
+      <w:r>
+        <w:rPr>
+          <w:lang w:val="zh_TW" w:bidi="zh_TW"/>
+        </w:rPr>
+      </w:r>
+      <w:r>
+        <w:rPr>
+          <w:b/>
+          <w:lang w:val="zh_TW" w:bidi="zh_TW"/>
+        </w:rPr>
         <w:t>「豈是反覆不定嗎？」</w:t>
       </w:r>
     </w:p>
@@ -7593,6 +8718,21 @@
           <w:b/>
           <w:lang w:val="zh_TW" w:bidi="zh_TW"/>
         </w:rPr>
+        <w:t>ἢ ἃ βουλεύομαι, κατὰ σάρκα βουλεύομαι, ἵνα ᾖ παρ’ ἐμοὶ τὸ ναὶ, ναὶ, καὶ τὸ οὒ, οὔ</w:t>
+      </w:r>
+    </w:p>
+    <w:p>
+      <w:pPr/>
+      <w:r>
+        <w:rPr>
+          <w:lang w:val="zh_TW" w:bidi="zh_TW"/>
+        </w:rPr>
+      </w:r>
+      <w:r>
+        <w:rPr>
+          <w:b/>
+          <w:lang w:val="zh_TW" w:bidi="zh_TW"/>
+        </w:rPr>
         <w:t>「我所起的意，豈是從情慾起的，叫我忽是忽非嗎？」</w:t>
       </w:r>
     </w:p>
@@ -7676,6 +8816,21 @@
           <w:b/>
           <w:lang w:val="zh_TW" w:bidi="zh_TW"/>
         </w:rPr>
+        <w:t>κατὰ σάρκα</w:t>
+      </w:r>
+    </w:p>
+    <w:p>
+      <w:pPr/>
+      <w:r>
+        <w:rPr>
+          <w:lang w:val="zh_TW" w:bidi="zh_TW"/>
+        </w:rPr>
+      </w:r>
+      <w:r>
+        <w:rPr>
+          <w:b/>
+          <w:lang w:val="zh_TW" w:bidi="zh_TW"/>
+        </w:rPr>
         <w:t>「從情慾起的」</w:t>
       </w:r>
     </w:p>
@@ -7772,6 +8927,21 @@
           <w:b/>
           <w:lang w:val="zh_TW" w:bidi="zh_TW"/>
         </w:rPr>
+        <w:t>ἵνα ᾖ παρ’ ἐμοὶ τὸ ναὶ, ναὶ, καὶ τὸ οὒ, οὔ</w:t>
+      </w:r>
+    </w:p>
+    <w:p>
+      <w:pPr/>
+      <w:r>
+        <w:rPr>
+          <w:lang w:val="zh_TW" w:bidi="zh_TW"/>
+        </w:rPr>
+      </w:r>
+      <w:r>
+        <w:rPr>
+          <w:b/>
+          <w:lang w:val="zh_TW" w:bidi="zh_TW"/>
+        </w:rPr>
         <w:t>「叫我忽是忽非」</w:t>
       </w:r>
     </w:p>
@@ -7855,6 +9025,21 @@
           <w:b/>
           <w:lang w:val="zh_TW" w:bidi="zh_TW"/>
         </w:rPr>
+        <w:t>ἵνα ᾖ παρ’ ἐμοὶ τὸ ναὶ, ναὶ, καὶ τὸ οὒ, οὔ</w:t>
+      </w:r>
+    </w:p>
+    <w:p>
+      <w:pPr/>
+      <w:r>
+        <w:rPr>
+          <w:lang w:val="zh_TW" w:bidi="zh_TW"/>
+        </w:rPr>
+      </w:r>
+      <w:r>
+        <w:rPr>
+          <w:b/>
+          <w:lang w:val="zh_TW" w:bidi="zh_TW"/>
+        </w:rPr>
         <w:t>「這樣我就可以說『是，是』和『不，不』（譯註：和合本譯為叫我忽是忽非）」</w:t>
       </w:r>
     </w:p>
@@ -7958,6 +9143,21 @@
           <w:b/>
           <w:lang w:val="zh_TW" w:bidi="zh_TW"/>
         </w:rPr>
+        <w:t>ὅτι</w:t>
+      </w:r>
+    </w:p>
+    <w:p>
+      <w:pPr/>
+      <w:r>
+        <w:rPr>
+          <w:lang w:val="zh_TW" w:bidi="zh_TW"/>
+        </w:rPr>
+      </w:r>
+      <w:r>
+        <w:rPr>
+          <w:b/>
+          <w:lang w:val="zh_TW" w:bidi="zh_TW"/>
+        </w:rPr>
         <w:t>「〔所以〕（譯註：和合本沒有譯出這個連接詞）」</w:t>
       </w:r>
     </w:p>
@@ -8041,6 +9241,21 @@
           <w:b/>
           <w:lang w:val="zh_TW" w:bidi="zh_TW"/>
         </w:rPr>
+        <w:t>ὁ λόγος ἡμῶν</w:t>
+      </w:r>
+    </w:p>
+    <w:p>
+      <w:pPr/>
+      <w:r>
+        <w:rPr>
+          <w:lang w:val="zh_TW" w:bidi="zh_TW"/>
+        </w:rPr>
+      </w:r>
+      <w:r>
+        <w:rPr>
+          <w:b/>
+          <w:lang w:val="zh_TW" w:bidi="zh_TW"/>
+        </w:rPr>
         <w:t>「我們......所傳的道」</w:t>
       </w:r>
     </w:p>
@@ -8137,6 +9352,21 @@
           <w:b/>
           <w:lang w:val="zh_TW" w:bidi="zh_TW"/>
         </w:rPr>
+        <w:t>ναὶ καὶ οὔ</w:t>
+      </w:r>
+    </w:p>
+    <w:p>
+      <w:pPr/>
+      <w:r>
+        <w:rPr>
+          <w:lang w:val="zh_TW" w:bidi="zh_TW"/>
+        </w:rPr>
+      </w:r>
+      <w:r>
+        <w:rPr>
+          <w:b/>
+          <w:lang w:val="zh_TW" w:bidi="zh_TW"/>
+        </w:rPr>
         <w:t>「是而又非」</w:t>
       </w:r>
     </w:p>
@@ -8233,6 +9463,21 @@
           <w:b/>
           <w:lang w:val="zh_TW" w:bidi="zh_TW"/>
         </w:rPr>
+        <w:t>γὰρ</w:t>
+      </w:r>
+    </w:p>
+    <w:p>
+      <w:pPr/>
+      <w:r>
+        <w:rPr>
+          <w:lang w:val="zh_TW" w:bidi="zh_TW"/>
+        </w:rPr>
+      </w:r>
+      <w:r>
+        <w:rPr>
+          <w:b/>
+          <w:lang w:val="zh_TW" w:bidi="zh_TW"/>
+        </w:rPr>
         <w:t>「因為」</w:t>
       </w:r>
     </w:p>
@@ -8329,6 +9574,21 @@
           <w:b/>
           <w:lang w:val="zh_TW" w:bidi="zh_TW"/>
         </w:rPr>
+        <w:t>ὁ τοῦ Θεοῦ &amp; Υἱὸς</w:t>
+      </w:r>
+    </w:p>
+    <w:p>
+      <w:pPr/>
+      <w:r>
+        <w:rPr>
+          <w:lang w:val="zh_TW" w:bidi="zh_TW"/>
+        </w:rPr>
+      </w:r>
+      <w:r>
+        <w:rPr>
+          <w:b/>
+          <w:lang w:val="zh_TW" w:bidi="zh_TW"/>
+        </w:rPr>
         <w:t>「神的兒子」</w:t>
       </w:r>
     </w:p>
@@ -8419,6 +9679,21 @@
           <w:b/>
           <w:lang w:val="zh_TW" w:bidi="zh_TW"/>
         </w:rPr>
+        <w:t>ὁ ἐν ὑμῖν δι’ ἡμῶν κηρυχθείς, δι’ ἐμοῦ, καὶ Σιλουανοῦ, καὶ Τιμοθέου</w:t>
+      </w:r>
+    </w:p>
+    <w:p>
+      <w:pPr/>
+      <w:r>
+        <w:rPr>
+          <w:lang w:val="zh_TW" w:bidi="zh_TW"/>
+        </w:rPr>
+      </w:r>
+      <w:r>
+        <w:rPr>
+          <w:b/>
+          <w:lang w:val="zh_TW" w:bidi="zh_TW"/>
+        </w:rPr>
         <w:t>「因為我和西拉並提摩太，在你們中間所傳神的兒子耶穌基督（譯註：聖經原文是被動形式，直譯為在你們中間被我們所傳神的兒子耶穌基督——被我、西拉和提摩太所傳的）」</w:t>
       </w:r>
     </w:p>
@@ -8502,6 +9777,21 @@
           <w:b/>
           <w:lang w:val="zh_TW" w:bidi="zh_TW"/>
         </w:rPr>
+        <w:t>Σιλουανοῦ</w:t>
+      </w:r>
+    </w:p>
+    <w:p>
+      <w:pPr/>
+      <w:r>
+        <w:rPr>
+          <w:lang w:val="zh_TW" w:bidi="zh_TW"/>
+        </w:rPr>
+      </w:r>
+      <w:r>
+        <w:rPr>
+          <w:b/>
+          <w:lang w:val="zh_TW" w:bidi="zh_TW"/>
+        </w:rPr>
         <w:t>「西拉」</w:t>
       </w:r>
     </w:p>
@@ -8592,6 +9882,21 @@
           <w:b/>
           <w:lang w:val="zh_TW" w:bidi="zh_TW"/>
         </w:rPr>
+        <w:t>ναὶ καὶ οὒ, ἀλλὰ ναὶ ἐν αὐτῷ γέγονεν</w:t>
+      </w:r>
+    </w:p>
+    <w:p>
+      <w:pPr/>
+      <w:r>
+        <w:rPr>
+          <w:lang w:val="zh_TW" w:bidi="zh_TW"/>
+        </w:rPr>
+      </w:r>
+      <w:r>
+        <w:rPr>
+          <w:b/>
+          <w:lang w:val="zh_TW" w:bidi="zh_TW"/>
+        </w:rPr>
         <w:t>「是而又非的，在他只有一是」</w:t>
       </w:r>
     </w:p>
@@ -8701,6 +10006,21 @@
           <w:b/>
           <w:lang w:val="zh_TW" w:bidi="zh_TW"/>
         </w:rPr>
+        <w:t>ἀλλὰ ναὶ ἐν αὐτῷ γέγονεν</w:t>
+      </w:r>
+    </w:p>
+    <w:p>
+      <w:pPr/>
+      <w:r>
+        <w:rPr>
+          <w:lang w:val="zh_TW" w:bidi="zh_TW"/>
+        </w:rPr>
+      </w:r>
+      <w:r>
+        <w:rPr>
+          <w:b/>
+          <w:lang w:val="zh_TW" w:bidi="zh_TW"/>
+        </w:rPr>
         <w:t>「但它在他裡面一直是『是』（譯註：和合本譯為在他只有一是）」</w:t>
       </w:r>
     </w:p>
@@ -8810,6 +10130,21 @@
           <w:b/>
           <w:lang w:val="zh_TW" w:bidi="zh_TW"/>
         </w:rPr>
+        <w:t>ὅσαι &amp; ἐπαγγελίαι Θεοῦ, ἐν αὐτῷ τὸ ναί</w:t>
+      </w:r>
+    </w:p>
+    <w:p>
+      <w:pPr/>
+      <w:r>
+        <w:rPr>
+          <w:lang w:val="zh_TW" w:bidi="zh_TW"/>
+        </w:rPr>
+      </w:r>
+      <w:r>
+        <w:rPr>
+          <w:b/>
+          <w:lang w:val="zh_TW" w:bidi="zh_TW"/>
+        </w:rPr>
         <w:t>「神的應許，不論有多少，在基督都是是的」</w:t>
       </w:r>
     </w:p>
@@ -8906,6 +10241,21 @@
           <w:b/>
           <w:lang w:val="zh_TW" w:bidi="zh_TW"/>
         </w:rPr>
+        <w:t>ἐν αὐτῷ &amp; δι’ αὐτοῦ</w:t>
+      </w:r>
+    </w:p>
+    <w:p>
+      <w:pPr/>
+      <w:r>
+        <w:rPr>
+          <w:lang w:val="zh_TW" w:bidi="zh_TW"/>
+        </w:rPr>
+      </w:r>
+      <w:r>
+        <w:rPr>
+          <w:b/>
+          <w:lang w:val="zh_TW" w:bidi="zh_TW"/>
+        </w:rPr>
         <w:t>「在他（譯註：和合本譯為在基督）」</w:t>
       </w:r>
       <w:r>
@@ -9015,6 +10365,21 @@
           <w:b/>
           <w:lang w:val="zh_TW" w:bidi="zh_TW"/>
         </w:rPr>
+        <w:t>τὸ Ἀμὴν &amp; δι’ ἡμῶν</w:t>
+      </w:r>
+    </w:p>
+    <w:p>
+      <w:pPr/>
+      <w:r>
+        <w:rPr>
+          <w:lang w:val="zh_TW" w:bidi="zh_TW"/>
+        </w:rPr>
+      </w:r>
+      <w:r>
+        <w:rPr>
+          <w:b/>
+          <w:lang w:val="zh_TW" w:bidi="zh_TW"/>
+        </w:rPr>
         <w:t>「實在的……因我們」</w:t>
       </w:r>
     </w:p>
@@ -9098,6 +10463,21 @@
           <w:b/>
           <w:lang w:val="zh_TW" w:bidi="zh_TW"/>
         </w:rPr>
+        <w:t>τὸ Ἀμὴν &amp; δι’ ἡμῶν</w:t>
+      </w:r>
+    </w:p>
+    <w:p>
+      <w:pPr/>
+      <w:r>
+        <w:rPr>
+          <w:lang w:val="zh_TW" w:bidi="zh_TW"/>
+        </w:rPr>
+      </w:r>
+      <w:r>
+        <w:rPr>
+          <w:b/>
+          <w:lang w:val="zh_TW" w:bidi="zh_TW"/>
+        </w:rPr>
         <w:t>「實在的……因我們（譯註：聖經原文是被動形式，直譯為『阿們』藉著我們被說出）」</w:t>
       </w:r>
     </w:p>
@@ -9181,6 +10561,21 @@
           <w:b/>
           <w:lang w:val="zh_TW" w:bidi="zh_TW"/>
         </w:rPr>
+        <w:t>ἡμῶν</w:t>
+      </w:r>
+    </w:p>
+    <w:p>
+      <w:pPr/>
+      <w:r>
+        <w:rPr>
+          <w:lang w:val="zh_TW" w:bidi="zh_TW"/>
+        </w:rPr>
+      </w:r>
+      <w:r>
+        <w:rPr>
+          <w:b/>
+          <w:lang w:val="zh_TW" w:bidi="zh_TW"/>
+        </w:rPr>
         <w:t>「我們」</w:t>
       </w:r>
     </w:p>
@@ -9277,6 +10672,21 @@
           <w:b/>
           <w:lang w:val="zh_TW" w:bidi="zh_TW"/>
         </w:rPr>
+        <w:t>τῷ Θεῷ πρὸς δόξαν</w:t>
+      </w:r>
+    </w:p>
+    <w:p>
+      <w:pPr/>
+      <w:r>
+        <w:rPr>
+          <w:lang w:val="zh_TW" w:bidi="zh_TW"/>
+        </w:rPr>
+      </w:r>
+      <w:r>
+        <w:rPr>
+          <w:b/>
+          <w:lang w:val="zh_TW" w:bidi="zh_TW"/>
+        </w:rPr>
         <w:t>「叫神……得榮耀」</w:t>
       </w:r>
     </w:p>
@@ -9373,6 +10783,21 @@
           <w:b/>
           <w:lang w:val="zh_TW" w:bidi="zh_TW"/>
         </w:rPr>
+        <w:t>εἰς Χριστὸν</w:t>
+      </w:r>
+    </w:p>
+    <w:p>
+      <w:pPr/>
+      <w:r>
+        <w:rPr>
+          <w:lang w:val="zh_TW" w:bidi="zh_TW"/>
+        </w:rPr>
+      </w:r>
+      <w:r>
+        <w:rPr>
+          <w:b/>
+          <w:lang w:val="zh_TW" w:bidi="zh_TW"/>
+        </w:rPr>
         <w:t>「在基督裡」</w:t>
       </w:r>
     </w:p>
@@ -9469,6 +10894,21 @@
           <w:b/>
           <w:lang w:val="zh_TW" w:bidi="zh_TW"/>
         </w:rPr>
+        <w:t>χρίσας ἡμᾶς</w:t>
+      </w:r>
+    </w:p>
+    <w:p>
+      <w:pPr/>
+      <w:r>
+        <w:rPr>
+          <w:lang w:val="zh_TW" w:bidi="zh_TW"/>
+        </w:rPr>
+      </w:r>
+      <w:r>
+        <w:rPr>
+          <w:b/>
+          <w:lang w:val="zh_TW" w:bidi="zh_TW"/>
+        </w:rPr>
         <w:t>「並且膏我們」</w:t>
       </w:r>
     </w:p>
@@ -9552,6 +10992,21 @@
           <w:b/>
           <w:lang w:val="zh_TW" w:bidi="zh_TW"/>
         </w:rPr>
+        <w:t>ἡμᾶς</w:t>
+      </w:r>
+    </w:p>
+    <w:p>
+      <w:pPr/>
+      <w:r>
+        <w:rPr>
+          <w:lang w:val="zh_TW" w:bidi="zh_TW"/>
+        </w:rPr>
+      </w:r>
+      <w:r>
+        <w:rPr>
+          <w:b/>
+          <w:lang w:val="zh_TW" w:bidi="zh_TW"/>
+        </w:rPr>
         <w:t>「我們」</w:t>
       </w:r>
     </w:p>
@@ -9648,6 +11103,21 @@
           <w:b/>
           <w:lang w:val="zh_TW" w:bidi="zh_TW"/>
         </w:rPr>
+        <w:t>σφραγισάμενος ἡμᾶς</w:t>
+      </w:r>
+    </w:p>
+    <w:p>
+      <w:pPr/>
+      <w:r>
+        <w:rPr>
+          <w:lang w:val="zh_TW" w:bidi="zh_TW"/>
+        </w:rPr>
+      </w:r>
+      <w:r>
+        <w:rPr>
+          <w:b/>
+          <w:lang w:val="zh_TW" w:bidi="zh_TW"/>
+        </w:rPr>
         <w:t>「又用印印了我們」</w:t>
       </w:r>
     </w:p>
@@ -9731,6 +11201,21 @@
           <w:b/>
           <w:lang w:val="zh_TW" w:bidi="zh_TW"/>
         </w:rPr>
+        <w:t>ἡμᾶς &amp; ἡμῶν</w:t>
+      </w:r>
+    </w:p>
+    <w:p>
+      <w:pPr/>
+      <w:r>
+        <w:rPr>
+          <w:lang w:val="zh_TW" w:bidi="zh_TW"/>
+        </w:rPr>
+      </w:r>
+      <w:r>
+        <w:rPr>
+          <w:b/>
+          <w:lang w:val="zh_TW" w:bidi="zh_TW"/>
+        </w:rPr>
         <w:t>「我們」</w:t>
       </w:r>
       <w:r>
@@ -9853,6 +11338,21 @@
           <w:b/>
           <w:lang w:val="zh_TW" w:bidi="zh_TW"/>
         </w:rPr>
+        <w:t>τὸν ἀρραβῶνα τοῦ Πνεύματος</w:t>
+      </w:r>
+    </w:p>
+    <w:p>
+      <w:pPr/>
+      <w:r>
+        <w:rPr>
+          <w:lang w:val="zh_TW" w:bidi="zh_TW"/>
+        </w:rPr>
+      </w:r>
+      <w:r>
+        <w:rPr>
+          <w:b/>
+          <w:lang w:val="zh_TW" w:bidi="zh_TW"/>
+        </w:rPr>
         <w:t>「聖靈……作訂金（譯註：和合本譯為聖靈……作憑據）」</w:t>
       </w:r>
     </w:p>
@@ -9962,6 +11462,21 @@
           <w:b/>
           <w:lang w:val="zh_TW" w:bidi="zh_TW"/>
         </w:rPr>
+        <w:t>ἐν ταῖς καρδίαις ἡμῶν</w:t>
+      </w:r>
+    </w:p>
+    <w:p>
+      <w:pPr/>
+      <w:r>
+        <w:rPr>
+          <w:lang w:val="zh_TW" w:bidi="zh_TW"/>
+        </w:rPr>
+      </w:r>
+      <w:r>
+        <w:rPr>
+          <w:b/>
+          <w:lang w:val="zh_TW" w:bidi="zh_TW"/>
+        </w:rPr>
         <w:t>「在我們心裡」</w:t>
       </w:r>
     </w:p>
@@ -10058,6 +11573,21 @@
           <w:b/>
           <w:lang w:val="zh_TW" w:bidi="zh_TW"/>
         </w:rPr>
+        <w:t>ἐγὼ δὲ μάρτυρα τὸν Θεὸν ἐπικαλοῦμαι ἐπὶ τὴν ἐμὴν ψυχήν</w:t>
+      </w:r>
+    </w:p>
+    <w:p>
+      <w:pPr/>
+      <w:r>
+        <w:rPr>
+          <w:lang w:val="zh_TW" w:bidi="zh_TW"/>
+        </w:rPr>
+      </w:r>
+      <w:r>
+        <w:rPr>
+          <w:b/>
+          <w:lang w:val="zh_TW" w:bidi="zh_TW"/>
+        </w:rPr>
         <w:t>「我呼籲神給我的心作見證」</w:t>
       </w:r>
     </w:p>
@@ -10148,6 +11678,21 @@
           <w:b/>
           <w:lang w:val="zh_TW" w:bidi="zh_TW"/>
         </w:rPr>
+        <w:t>ἐγὼ δὲ μάρτυρα τὸν Θεὸν ἐπικαλοῦμαι ἐπὶ τὴν ἐμὴν ψυχήν</w:t>
+      </w:r>
+    </w:p>
+    <w:p>
+      <w:pPr/>
+      <w:r>
+        <w:rPr>
+          <w:lang w:val="zh_TW" w:bidi="zh_TW"/>
+        </w:rPr>
+      </w:r>
+      <w:r>
+        <w:rPr>
+          <w:b/>
+          <w:lang w:val="zh_TW" w:bidi="zh_TW"/>
+        </w:rPr>
         <w:t>「我呼籲神給我的心作見證」</w:t>
       </w:r>
     </w:p>
@@ -10244,6 +11789,21 @@
           <w:b/>
           <w:lang w:val="zh_TW" w:bidi="zh_TW"/>
         </w:rPr>
+        <w:t>ὅτι φειδόμενος ὑμῶν</w:t>
+      </w:r>
+    </w:p>
+    <w:p>
+      <w:pPr/>
+      <w:r>
+        <w:rPr>
+          <w:lang w:val="zh_TW" w:bidi="zh_TW"/>
+        </w:rPr>
+      </w:r>
+      <w:r>
+        <w:rPr>
+          <w:b/>
+          <w:lang w:val="zh_TW" w:bidi="zh_TW"/>
+        </w:rPr>
         <w:t>「是為要寬容你們」</w:t>
       </w:r>
     </w:p>
@@ -10340,6 +11900,21 @@
           <w:b/>
           <w:lang w:val="zh_TW" w:bidi="zh_TW"/>
         </w:rPr>
+        <w:t>ὅτι φειδόμενος ὑμῶν οὐκέτι ἦλθον εἰς Κόρινθον</w:t>
+      </w:r>
+    </w:p>
+    <w:p>
+      <w:pPr/>
+      <w:r>
+        <w:rPr>
+          <w:lang w:val="zh_TW" w:bidi="zh_TW"/>
+        </w:rPr>
+      </w:r>
+      <w:r>
+        <w:rPr>
+          <w:b/>
+          <w:lang w:val="zh_TW" w:bidi="zh_TW"/>
+        </w:rPr>
         <w:t>「我沒有往哥林多去是為要寬容你們」</w:t>
       </w:r>
     </w:p>
@@ -10423,6 +11998,21 @@
           <w:b/>
           <w:lang w:val="zh_TW" w:bidi="zh_TW"/>
         </w:rPr>
+        <w:t>οὐχ ὅτι</w:t>
+      </w:r>
+    </w:p>
+    <w:p>
+      <w:pPr/>
+      <w:r>
+        <w:rPr>
+          <w:lang w:val="zh_TW" w:bidi="zh_TW"/>
+        </w:rPr>
+      </w:r>
+      <w:r>
+        <w:rPr>
+          <w:b/>
+          <w:lang w:val="zh_TW" w:bidi="zh_TW"/>
+        </w:rPr>
         <w:t>「並不是」</w:t>
       </w:r>
     </w:p>
@@ -10506,6 +12096,21 @@
           <w:b/>
           <w:lang w:val="zh_TW" w:bidi="zh_TW"/>
         </w:rPr>
+        <w:t>κυριεύομεν</w:t>
+      </w:r>
+    </w:p>
+    <w:p>
+      <w:pPr/>
+      <w:r>
+        <w:rPr>
+          <w:lang w:val="zh_TW" w:bidi="zh_TW"/>
+        </w:rPr>
+      </w:r>
+      <w:r>
+        <w:rPr>
+          <w:b/>
+          <w:lang w:val="zh_TW" w:bidi="zh_TW"/>
+        </w:rPr>
         <w:t>「我們......轄管」</w:t>
       </w:r>
     </w:p>
@@ -10602,6 +12207,21 @@
           <w:b/>
           <w:lang w:val="zh_TW" w:bidi="zh_TW"/>
         </w:rPr>
+        <w:t>κυριεύομεν ὑμῶν τῆς πίστεως</w:t>
+      </w:r>
+    </w:p>
+    <w:p>
+      <w:pPr/>
+      <w:r>
+        <w:rPr>
+          <w:lang w:val="zh_TW" w:bidi="zh_TW"/>
+        </w:rPr>
+      </w:r>
+      <w:r>
+        <w:rPr>
+          <w:b/>
+          <w:lang w:val="zh_TW" w:bidi="zh_TW"/>
+        </w:rPr>
         <w:t>「我們……轄管你們的信心」</w:t>
       </w:r>
     </w:p>
@@ -10711,6 +12331,21 @@
           <w:b/>
           <w:lang w:val="zh_TW" w:bidi="zh_TW"/>
         </w:rPr>
+        <w:t>συνεργοί ἐσμεν</w:t>
+      </w:r>
+    </w:p>
+    <w:p>
+      <w:pPr/>
+      <w:r>
+        <w:rPr>
+          <w:lang w:val="zh_TW" w:bidi="zh_TW"/>
+        </w:rPr>
+      </w:r>
+      <w:r>
+        <w:rPr>
+          <w:b/>
+          <w:lang w:val="zh_TW" w:bidi="zh_TW"/>
+        </w:rPr>
         <w:t>「〔我們〕（譯註：和合本沒有譯出此代名詞）乃是幫助你們」</w:t>
       </w:r>
     </w:p>
@@ -10807,6 +12442,21 @@
           <w:b/>
           <w:lang w:val="zh_TW" w:bidi="zh_TW"/>
         </w:rPr>
+        <w:t>τῆς χαρᾶς ὑμῶν</w:t>
+      </w:r>
+    </w:p>
+    <w:p>
+      <w:pPr/>
+      <w:r>
+        <w:rPr>
+          <w:lang w:val="zh_TW" w:bidi="zh_TW"/>
+        </w:rPr>
+      </w:r>
+      <w:r>
+        <w:rPr>
+          <w:b/>
+          <w:lang w:val="zh_TW" w:bidi="zh_TW"/>
+        </w:rPr>
         <w:t>「你們的快樂」</w:t>
       </w:r>
     </w:p>
@@ -10903,6 +12553,21 @@
           <w:b/>
           <w:lang w:val="zh_TW" w:bidi="zh_TW"/>
         </w:rPr>
+        <w:t>γὰρ</w:t>
+      </w:r>
+    </w:p>
+    <w:p>
+      <w:pPr/>
+      <w:r>
+        <w:rPr>
+          <w:lang w:val="zh_TW" w:bidi="zh_TW"/>
+        </w:rPr>
+      </w:r>
+      <w:r>
+        <w:rPr>
+          <w:b/>
+          <w:lang w:val="zh_TW" w:bidi="zh_TW"/>
+        </w:rPr>
         <w:t>「因為」</w:t>
       </w:r>
     </w:p>
@@ -10999,6 +12664,21 @@
           <w:b/>
           <w:lang w:val="zh_TW" w:bidi="zh_TW"/>
         </w:rPr>
+        <w:t>ἑστήκατε</w:t>
+      </w:r>
+    </w:p>
+    <w:p>
+      <w:pPr/>
+      <w:r>
+        <w:rPr>
+          <w:lang w:val="zh_TW" w:bidi="zh_TW"/>
+        </w:rPr>
+      </w:r>
+      <w:r>
+        <w:rPr>
+          <w:b/>
+          <w:lang w:val="zh_TW" w:bidi="zh_TW"/>
+        </w:rPr>
         <w:t>「你們......站立得住」</w:t>
       </w:r>
     </w:p>
@@ -11095,6 +12775,21 @@
           <w:b/>
           <w:lang w:val="zh_TW" w:bidi="zh_TW"/>
         </w:rPr>
+        <w:t>τῇ &amp; πίστει</w:t>
+      </w:r>
+    </w:p>
+    <w:p>
+      <w:pPr/>
+      <w:r>
+        <w:rPr>
+          <w:lang w:val="zh_TW" w:bidi="zh_TW"/>
+        </w:rPr>
+      </w:r>
+      <w:r>
+        <w:rPr>
+          <w:b/>
+          <w:lang w:val="zh_TW" w:bidi="zh_TW"/>
+        </w:rPr>
         <w:t>「憑信」</w:t>
       </w:r>
     </w:p>
@@ -11191,6 +12886,21 @@
           <w:b/>
           <w:lang w:val="zh_TW" w:bidi="zh_TW"/>
         </w:rPr>
+        <w:t>γὰρ</w:t>
+      </w:r>
+    </w:p>
+    <w:p>
+      <w:pPr/>
+      <w:r>
+        <w:rPr>
+          <w:lang w:val="zh_TW" w:bidi="zh_TW"/>
+        </w:rPr>
+      </w:r>
+      <w:r>
+        <w:rPr>
+          <w:b/>
+          <w:lang w:val="zh_TW" w:bidi="zh_TW"/>
+        </w:rPr>
         <w:t>「〔因為〕（譯註：和合本沒有譯出這個連接詞）」</w:t>
       </w:r>
     </w:p>
@@ -11299,6 +13009,21 @@
           <w:b/>
           <w:lang w:val="zh_TW" w:bidi="zh_TW"/>
         </w:rPr>
+        <w:t>ἐμαυτῷ τοῦτο &amp; μὴ</w:t>
+      </w:r>
+    </w:p>
+    <w:p>
+      <w:pPr/>
+      <w:r>
+        <w:rPr>
+          <w:lang w:val="zh_TW" w:bidi="zh_TW"/>
+        </w:rPr>
+      </w:r>
+      <w:r>
+        <w:rPr>
+          <w:b/>
+          <w:lang w:val="zh_TW" w:bidi="zh_TW"/>
+        </w:rPr>
         <w:t>「自己這樣……，不（譯註：和合本譯為自己……主意）」</w:t>
       </w:r>
     </w:p>
@@ -11434,6 +13159,21 @@
           <w:b/>
           <w:lang w:val="zh_TW" w:bidi="zh_TW"/>
         </w:rPr>
+        <w:t>ἐμαυτῷ</w:t>
+      </w:r>
+    </w:p>
+    <w:p>
+      <w:pPr/>
+      <w:r>
+        <w:rPr>
+          <w:lang w:val="zh_TW" w:bidi="zh_TW"/>
+        </w:rPr>
+      </w:r>
+      <w:r>
+        <w:rPr>
+          <w:b/>
+          <w:lang w:val="zh_TW" w:bidi="zh_TW"/>
+        </w:rPr>
         <w:t>「自己」</w:t>
       </w:r>
     </w:p>
@@ -11530,6 +13270,21 @@
           <w:b/>
           <w:lang w:val="zh_TW" w:bidi="zh_TW"/>
         </w:rPr>
+        <w:t>μὴ &amp; ἐλθεῖν</w:t>
+      </w:r>
+    </w:p>
+    <w:p>
+      <w:pPr/>
+      <w:r>
+        <w:rPr>
+          <w:lang w:val="zh_TW" w:bidi="zh_TW"/>
+        </w:rPr>
+      </w:r>
+      <w:r>
+        <w:rPr>
+          <w:b/>
+          <w:lang w:val="zh_TW" w:bidi="zh_TW"/>
+        </w:rPr>
         <w:t>「不來（譯註：和合本譯為去）」</w:t>
       </w:r>
     </w:p>
@@ -11626,6 +13381,21 @@
           <w:b/>
           <w:lang w:val="zh_TW" w:bidi="zh_TW"/>
         </w:rPr>
+        <w:t>πάλιν</w:t>
+      </w:r>
+    </w:p>
+    <w:p>
+      <w:pPr/>
+      <w:r>
+        <w:rPr>
+          <w:lang w:val="zh_TW" w:bidi="zh_TW"/>
+        </w:rPr>
+      </w:r>
+      <w:r>
+        <w:rPr>
+          <w:b/>
+          <w:lang w:val="zh_TW" w:bidi="zh_TW"/>
+        </w:rPr>
         <w:t>「再」</w:t>
       </w:r>
     </w:p>
@@ -11735,6 +13505,21 @@
           <w:b/>
           <w:lang w:val="zh_TW" w:bidi="zh_TW"/>
         </w:rPr>
+        <w:t>ἐν λύπῃ</w:t>
+      </w:r>
+    </w:p>
+    <w:p>
+      <w:pPr/>
+      <w:r>
+        <w:rPr>
+          <w:lang w:val="zh_TW" w:bidi="zh_TW"/>
+        </w:rPr>
+      </w:r>
+      <w:r>
+        <w:rPr>
+          <w:b/>
+          <w:lang w:val="zh_TW" w:bidi="zh_TW"/>
+        </w:rPr>
         <w:t>「憂愁」</w:t>
       </w:r>
     </w:p>
@@ -11831,6 +13616,21 @@
           <w:b/>
           <w:lang w:val="zh_TW" w:bidi="zh_TW"/>
         </w:rPr>
+        <w:t>ἐν λύπῃ</w:t>
+      </w:r>
+    </w:p>
+    <w:p>
+      <w:pPr/>
+      <w:r>
+        <w:rPr>
+          <w:lang w:val="zh_TW" w:bidi="zh_TW"/>
+        </w:rPr>
+      </w:r>
+      <w:r>
+        <w:rPr>
+          <w:b/>
+          <w:lang w:val="zh_TW" w:bidi="zh_TW"/>
+        </w:rPr>
         <w:t>「憂愁」</w:t>
       </w:r>
     </w:p>
@@ -11927,6 +13727,21 @@
           <w:b/>
           <w:lang w:val="zh_TW" w:bidi="zh_TW"/>
         </w:rPr>
+        <w:t>γὰρ</w:t>
+      </w:r>
+    </w:p>
+    <w:p>
+      <w:pPr/>
+      <w:r>
+        <w:rPr>
+          <w:lang w:val="zh_TW" w:bidi="zh_TW"/>
+        </w:rPr>
+      </w:r>
+      <w:r>
+        <w:rPr>
+          <w:b/>
+          <w:lang w:val="zh_TW" w:bidi="zh_TW"/>
+        </w:rPr>
         <w:t>「〔因為〕（譯註：和合本沒有譯出這個連接詞）」</w:t>
       </w:r>
     </w:p>
@@ -12035,6 +13850,21 @@
           <w:b/>
           <w:lang w:val="zh_TW" w:bidi="zh_TW"/>
         </w:rPr>
+        <w:t>εἰ &amp; ἐγὼ λυπῶ ὑμᾶς</w:t>
+      </w:r>
+    </w:p>
+    <w:p>
+      <w:pPr/>
+      <w:r>
+        <w:rPr>
+          <w:lang w:val="zh_TW" w:bidi="zh_TW"/>
+        </w:rPr>
+      </w:r>
+      <w:r>
+        <w:rPr>
+          <w:b/>
+          <w:lang w:val="zh_TW" w:bidi="zh_TW"/>
+        </w:rPr>
         <w:t>「倘若我叫你們憂愁」</w:t>
       </w:r>
     </w:p>
@@ -12118,6 +13948,21 @@
           <w:b/>
           <w:lang w:val="zh_TW" w:bidi="zh_TW"/>
         </w:rPr>
+        <w:t>ἐγὼ λυπῶ</w:t>
+      </w:r>
+    </w:p>
+    <w:p>
+      <w:pPr/>
+      <w:r>
+        <w:rPr>
+          <w:lang w:val="zh_TW" w:bidi="zh_TW"/>
+        </w:rPr>
+      </w:r>
+      <w:r>
+        <w:rPr>
+          <w:b/>
+          <w:lang w:val="zh_TW" w:bidi="zh_TW"/>
+        </w:rPr>
         <w:t>「我〔自己〕（譯註：和合本沒有譯出此反身代名詞）叫……憂愁」</w:t>
       </w:r>
     </w:p>
@@ -12240,6 +14085,21 @@
           <w:b/>
           <w:lang w:val="zh_TW" w:bidi="zh_TW"/>
         </w:rPr>
+        <w:t>καὶ τίς ὁ εὐφραίνων με, εἰ μὴ ὁ λυπούμενος ἐξ ἐμοῦ</w:t>
+      </w:r>
+    </w:p>
+    <w:p>
+      <w:pPr/>
+      <w:r>
+        <w:rPr>
+          <w:lang w:val="zh_TW" w:bidi="zh_TW"/>
+        </w:rPr>
+      </w:r>
+      <w:r>
+        <w:rPr>
+          <w:b/>
+          <w:lang w:val="zh_TW" w:bidi="zh_TW"/>
+        </w:rPr>
         <w:t>「除了我叫那憂愁的人以外，誰能叫我快樂呢？」</w:t>
       </w:r>
     </w:p>
@@ -12323,6 +14183,21 @@
           <w:b/>
           <w:lang w:val="zh_TW" w:bidi="zh_TW"/>
         </w:rPr>
+        <w:t>τίς ὁ εὐφραίνων με, εἰ μὴ ὁ λυπούμενος</w:t>
+      </w:r>
+    </w:p>
+    <w:p>
+      <w:pPr/>
+      <w:r>
+        <w:rPr>
+          <w:lang w:val="zh_TW" w:bidi="zh_TW"/>
+        </w:rPr>
+      </w:r>
+      <w:r>
+        <w:rPr>
+          <w:b/>
+          <w:lang w:val="zh_TW" w:bidi="zh_TW"/>
+        </w:rPr>
         <w:t>「除了</w:t>
       </w:r>
       <w:r>
@@ -12432,6 +14307,21 @@
           <w:b/>
           <w:lang w:val="zh_TW" w:bidi="zh_TW"/>
         </w:rPr>
+        <w:t>τίς ὁ εὐφραίνων με, εἰ μὴ ὁ λυπούμενος ἐξ ἐμοῦ</w:t>
+      </w:r>
+    </w:p>
+    <w:p>
+      <w:pPr/>
+      <w:r>
+        <w:rPr>
+          <w:lang w:val="zh_TW" w:bidi="zh_TW"/>
+        </w:rPr>
+      </w:r>
+      <w:r>
+        <w:rPr>
+          <w:b/>
+          <w:lang w:val="zh_TW" w:bidi="zh_TW"/>
+        </w:rPr>
         <w:t>「除了我叫那憂愁的人以外，誰能叫我快樂呢？」</w:t>
       </w:r>
     </w:p>
@@ -12515,6 +14405,21 @@
           <w:b/>
           <w:lang w:val="zh_TW" w:bidi="zh_TW"/>
         </w:rPr>
+        <w:t>ὁ λυπούμενος ἐξ ἐμοῦ</w:t>
+      </w:r>
+    </w:p>
+    <w:p>
+      <w:pPr/>
+      <w:r>
+        <w:rPr>
+          <w:lang w:val="zh_TW" w:bidi="zh_TW"/>
+        </w:rPr>
+      </w:r>
+      <w:r>
+        <w:rPr>
+          <w:b/>
+          <w:lang w:val="zh_TW" w:bidi="zh_TW"/>
+        </w:rPr>
         <w:t>「我叫那憂愁的人（譯註：聖經原文是被動形式，直譯為那被我叫憂愁的人）」</w:t>
       </w:r>
     </w:p>
@@ -12598,6 +14503,21 @@
           <w:b/>
           <w:lang w:val="zh_TW" w:bidi="zh_TW"/>
         </w:rPr>
+        <w:t>ἔγραψα</w:t>
+      </w:r>
+    </w:p>
+    <w:p>
+      <w:pPr/>
+      <w:r>
+        <w:rPr>
+          <w:lang w:val="zh_TW" w:bidi="zh_TW"/>
+        </w:rPr>
+      </w:r>
+      <w:r>
+        <w:rPr>
+          <w:b/>
+          <w:lang w:val="zh_TW" w:bidi="zh_TW"/>
+        </w:rPr>
         <w:t>「我曾……寫」</w:t>
       </w:r>
     </w:p>
@@ -12681,6 +14601,21 @@
           <w:b/>
           <w:lang w:val="zh_TW" w:bidi="zh_TW"/>
         </w:rPr>
+        <w:t>τοῦτο αὐτὸ</w:t>
+      </w:r>
+    </w:p>
+    <w:p>
+      <w:pPr/>
+      <w:r>
+        <w:rPr>
+          <w:lang w:val="zh_TW" w:bidi="zh_TW"/>
+        </w:rPr>
+      </w:r>
+      <w:r>
+        <w:rPr>
+          <w:b/>
+          <w:lang w:val="zh_TW" w:bidi="zh_TW"/>
+        </w:rPr>
         <w:t>「這事」</w:t>
       </w:r>
     </w:p>
@@ -12789,6 +14724,21 @@
           <w:b/>
           <w:lang w:val="zh_TW" w:bidi="zh_TW"/>
         </w:rPr>
+        <w:t>ἐλθὼν</w:t>
+      </w:r>
+    </w:p>
+    <w:p>
+      <w:pPr/>
+      <w:r>
+        <w:rPr>
+          <w:lang w:val="zh_TW" w:bidi="zh_TW"/>
+        </w:rPr>
+      </w:r>
+      <w:r>
+        <w:rPr>
+          <w:b/>
+          <w:lang w:val="zh_TW" w:bidi="zh_TW"/>
+        </w:rPr>
         <w:t>「到的時候」</w:t>
       </w:r>
     </w:p>
@@ -12885,6 +14835,21 @@
           <w:b/>
           <w:lang w:val="zh_TW" w:bidi="zh_TW"/>
         </w:rPr>
+        <w:t>μὴ &amp; λύπην σχῶ ἀφ’</w:t>
+      </w:r>
+    </w:p>
+    <w:p>
+      <w:pPr/>
+      <w:r>
+        <w:rPr>
+          <w:lang w:val="zh_TW" w:bidi="zh_TW"/>
+        </w:rPr>
+      </w:r>
+      <w:r>
+        <w:rPr>
+          <w:b/>
+          <w:lang w:val="zh_TW" w:bidi="zh_TW"/>
+        </w:rPr>
         <w:t>「叫我憂愁」</w:t>
       </w:r>
     </w:p>
@@ -13070,6 +15035,21 @@
           <w:b/>
           <w:lang w:val="zh_TW" w:bidi="zh_TW"/>
         </w:rPr>
+        <w:t>πεποιθὼς</w:t>
+      </w:r>
+    </w:p>
+    <w:p>
+      <w:pPr/>
+      <w:r>
+        <w:rPr>
+          <w:lang w:val="zh_TW" w:bidi="zh_TW"/>
+        </w:rPr>
+      </w:r>
+      <w:r>
+        <w:rPr>
+          <w:b/>
+          <w:lang w:val="zh_TW" w:bidi="zh_TW"/>
+        </w:rPr>
         <w:t>「深信」</w:t>
       </w:r>
     </w:p>
@@ -13179,6 +15159,21 @@
           <w:b/>
           <w:lang w:val="zh_TW" w:bidi="zh_TW"/>
         </w:rPr>
+        <w:t>πεποιθὼς</w:t>
+      </w:r>
+    </w:p>
+    <w:p>
+      <w:pPr/>
+      <w:r>
+        <w:rPr>
+          <w:lang w:val="zh_TW" w:bidi="zh_TW"/>
+        </w:rPr>
+      </w:r>
+      <w:r>
+        <w:rPr>
+          <w:b/>
+          <w:lang w:val="zh_TW" w:bidi="zh_TW"/>
+        </w:rPr>
         <w:t>「有信心（譯註：和合本譯為深信）」</w:t>
       </w:r>
     </w:p>
@@ -13275,6 +15270,21 @@
           <w:b/>
           <w:lang w:val="zh_TW" w:bidi="zh_TW"/>
         </w:rPr>
+        <w:t>ἡ ἐμὴ χαρὰ πάντων ὑμῶν ἐστιν</w:t>
+      </w:r>
+    </w:p>
+    <w:p>
+      <w:pPr/>
+      <w:r>
+        <w:rPr>
+          <w:lang w:val="zh_TW" w:bidi="zh_TW"/>
+        </w:rPr>
+      </w:r>
+      <w:r>
+        <w:rPr>
+          <w:b/>
+          <w:lang w:val="zh_TW" w:bidi="zh_TW"/>
+        </w:rPr>
         <w:t>「你們眾人都以我的快樂為自己的快樂」</w:t>
       </w:r>
     </w:p>
@@ -13351,6 +15361,21 @@
           <w:b/>
           <w:lang w:val="zh_TW" w:bidi="zh_TW"/>
         </w:rPr>
+        <w:t>ἡ ἐμὴ χαρὰ πάντων ὑμῶν ἐστιν</w:t>
+      </w:r>
+    </w:p>
+    <w:p>
+      <w:pPr/>
+      <w:r>
+        <w:rPr>
+          <w:lang w:val="zh_TW" w:bidi="zh_TW"/>
+        </w:rPr>
+      </w:r>
+      <w:r>
+        <w:rPr>
+          <w:b/>
+          <w:lang w:val="zh_TW" w:bidi="zh_TW"/>
+        </w:rPr>
         <w:t>「你們眾人都以我的快樂為自己的快樂」</w:t>
       </w:r>
     </w:p>
@@ -13447,6 +15472,21 @@
           <w:b/>
           <w:lang w:val="zh_TW" w:bidi="zh_TW"/>
         </w:rPr>
+        <w:t>γὰρ</w:t>
+      </w:r>
+    </w:p>
+    <w:p>
+      <w:pPr/>
+      <w:r>
+        <w:rPr>
+          <w:lang w:val="zh_TW" w:bidi="zh_TW"/>
+        </w:rPr>
+      </w:r>
+      <w:r>
+        <w:rPr>
+          <w:b/>
+          <w:lang w:val="zh_TW" w:bidi="zh_TW"/>
+        </w:rPr>
         <w:t>「〔因為〕（譯註：和合本沒有譯出這個連接詞）」</w:t>
       </w:r>
     </w:p>
@@ -13569,6 +15609,21 @@
           <w:b/>
           <w:lang w:val="zh_TW" w:bidi="zh_TW"/>
         </w:rPr>
+        <w:t>ἔγραψα</w:t>
+      </w:r>
+    </w:p>
+    <w:p>
+      <w:pPr/>
+      <w:r>
+        <w:rPr>
+          <w:lang w:val="zh_TW" w:bidi="zh_TW"/>
+        </w:rPr>
+      </w:r>
+      <w:r>
+        <w:rPr>
+          <w:b/>
+          <w:lang w:val="zh_TW" w:bidi="zh_TW"/>
+        </w:rPr>
         <w:t>「我……寫」</w:t>
       </w:r>
     </w:p>
@@ -13677,6 +15732,21 @@
           <w:b/>
           <w:lang w:val="zh_TW" w:bidi="zh_TW"/>
         </w:rPr>
+        <w:t>ἐκ &amp; πολλῆς θλίψεως καὶ συνοχῆς καρδίας</w:t>
+      </w:r>
+    </w:p>
+    <w:p>
+      <w:pPr/>
+      <w:r>
+        <w:rPr>
+          <w:lang w:val="zh_TW" w:bidi="zh_TW"/>
+        </w:rPr>
+      </w:r>
+      <w:r>
+        <w:rPr>
+          <w:b/>
+          <w:lang w:val="zh_TW" w:bidi="zh_TW"/>
+        </w:rPr>
         <w:t>「心裡難過痛苦」</w:t>
       </w:r>
     </w:p>
@@ -13786,6 +15856,21 @@
           <w:b/>
           <w:lang w:val="zh_TW" w:bidi="zh_TW"/>
         </w:rPr>
+        <w:t>συνοχῆς καρδίας</w:t>
+      </w:r>
+    </w:p>
+    <w:p>
+      <w:pPr/>
+      <w:r>
+        <w:rPr>
+          <w:lang w:val="zh_TW" w:bidi="zh_TW"/>
+        </w:rPr>
+      </w:r>
+      <w:r>
+        <w:rPr>
+          <w:b/>
+          <w:lang w:val="zh_TW" w:bidi="zh_TW"/>
+        </w:rPr>
         <w:t>「心裡……痛苦」</w:t>
       </w:r>
     </w:p>
@@ -13895,6 +15980,21 @@
           <w:b/>
           <w:lang w:val="zh_TW" w:bidi="zh_TW"/>
         </w:rPr>
+        <w:t>διὰ πολλῶν δακρύων</w:t>
+      </w:r>
+    </w:p>
+    <w:p>
+      <w:pPr/>
+      <w:r>
+        <w:rPr>
+          <w:lang w:val="zh_TW" w:bidi="zh_TW"/>
+        </w:rPr>
+      </w:r>
+      <w:r>
+        <w:rPr>
+          <w:b/>
+          <w:lang w:val="zh_TW" w:bidi="zh_TW"/>
+        </w:rPr>
         <w:t>「多多地流淚」</w:t>
       </w:r>
     </w:p>
@@ -14017,6 +16117,21 @@
           <w:b/>
           <w:lang w:val="zh_TW" w:bidi="zh_TW"/>
         </w:rPr>
+        <w:t>οὐχ ἵνα λυπηθῆτε, ἀλλὰ τὴν ἀγάπην ἵνα γνῶτε, ἣν ἔχω περισσοτέρως εἰς ὑμᾶς</w:t>
+      </w:r>
+    </w:p>
+    <w:p>
+      <w:pPr/>
+      <w:r>
+        <w:rPr>
+          <w:lang w:val="zh_TW" w:bidi="zh_TW"/>
+        </w:rPr>
+      </w:r>
+      <w:r>
+        <w:rPr>
+          <w:b/>
+          <w:lang w:val="zh_TW" w:bidi="zh_TW"/>
+        </w:rPr>
         <w:t>「不是叫你們憂愁，乃是叫你們知道我格外地疼愛你們」</w:t>
       </w:r>
     </w:p>
@@ -14100,6 +16215,21 @@
           <w:b/>
           <w:lang w:val="zh_TW" w:bidi="zh_TW"/>
         </w:rPr>
+        <w:t>λυπηθῆτε</w:t>
+      </w:r>
+    </w:p>
+    <w:p>
+      <w:pPr/>
+      <w:r>
+        <w:rPr>
+          <w:lang w:val="zh_TW" w:bidi="zh_TW"/>
+        </w:rPr>
+      </w:r>
+      <w:r>
+        <w:rPr>
+          <w:b/>
+          <w:lang w:val="zh_TW" w:bidi="zh_TW"/>
+        </w:rPr>
         <w:t>「叫你們憂愁（譯註：聖經原文是被動形式，直譯為叫你們被憂愁）」</w:t>
       </w:r>
     </w:p>
@@ -14183,6 +16313,21 @@
           <w:b/>
           <w:lang w:val="zh_TW" w:bidi="zh_TW"/>
         </w:rPr>
+        <w:t>τὴν ἀγάπην &amp; ἣν ἔχω περισσοτέρως εἰς ὑμᾶς</w:t>
+      </w:r>
+    </w:p>
+    <w:p>
+      <w:pPr/>
+      <w:r>
+        <w:rPr>
+          <w:lang w:val="zh_TW" w:bidi="zh_TW"/>
+        </w:rPr>
+      </w:r>
+      <w:r>
+        <w:rPr>
+          <w:b/>
+          <w:lang w:val="zh_TW" w:bidi="zh_TW"/>
+        </w:rPr>
         <w:t>「我對你們格外的愛（譯註：和合本譯為我格外地疼愛你們）」</w:t>
       </w:r>
     </w:p>
@@ -14279,6 +16424,21 @@
           <w:b/>
           <w:lang w:val="zh_TW" w:bidi="zh_TW"/>
         </w:rPr>
+        <w:t>περισσοτέρως εἰς ὑμᾶς</w:t>
+      </w:r>
+    </w:p>
+    <w:p>
+      <w:pPr/>
+      <w:r>
+        <w:rPr>
+          <w:lang w:val="zh_TW" w:bidi="zh_TW"/>
+        </w:rPr>
+      </w:r>
+      <w:r>
+        <w:rPr>
+          <w:b/>
+          <w:lang w:val="zh_TW" w:bidi="zh_TW"/>
+        </w:rPr>
         <w:t>「格外地……你們」</w:t>
       </w:r>
     </w:p>
@@ -14355,6 +16515,21 @@
           <w:b/>
           <w:lang w:val="zh_TW" w:bidi="zh_TW"/>
         </w:rPr>
+        <w:t>δέ</w:t>
+      </w:r>
+    </w:p>
+    <w:p>
+      <w:pPr/>
+      <w:r>
+        <w:rPr>
+          <w:lang w:val="zh_TW" w:bidi="zh_TW"/>
+        </w:rPr>
+      </w:r>
+      <w:r>
+        <w:rPr>
+          <w:b/>
+          <w:lang w:val="zh_TW" w:bidi="zh_TW"/>
+        </w:rPr>
         <w:t>「〔但是〕（譯註：和合本沒有譯出這個連接詞）」</w:t>
       </w:r>
     </w:p>
@@ -14464,6 +16639,21 @@
           <w:b/>
           <w:lang w:val="zh_TW" w:bidi="zh_TW"/>
         </w:rPr>
+        <w:t>εἰ &amp; τις λελύπηκεν, οὐκ &amp; λελύπηκεν</w:t>
+      </w:r>
+    </w:p>
+    <w:p>
+      <w:pPr/>
+      <w:r>
+        <w:rPr>
+          <w:lang w:val="zh_TW" w:bidi="zh_TW"/>
+        </w:rPr>
+      </w:r>
+      <w:r>
+        <w:rPr>
+          <w:b/>
+          <w:lang w:val="zh_TW" w:bidi="zh_TW"/>
+        </w:rPr>
         <w:t>「若有叫人憂愁的，他不但叫……憂愁」</w:t>
       </w:r>
     </w:p>
@@ -14573,6 +16763,21 @@
           <w:b/>
           <w:lang w:val="zh_TW" w:bidi="zh_TW"/>
         </w:rPr>
+        <w:t>λελύπηκεν</w:t>
+      </w:r>
+    </w:p>
+    <w:p>
+      <w:pPr/>
+      <w:r>
+        <w:rPr>
+          <w:lang w:val="zh_TW" w:bidi="zh_TW"/>
+        </w:rPr>
+      </w:r>
+      <w:r>
+        <w:rPr>
+          <w:b/>
+          <w:lang w:val="zh_TW" w:bidi="zh_TW"/>
+        </w:rPr>
         <w:t>「叫人憂愁」</w:t>
       </w:r>
     </w:p>
@@ -14669,6 +16874,21 @@
           <w:b/>
           <w:lang w:val="zh_TW" w:bidi="zh_TW"/>
         </w:rPr>
+        <w:t>οὐκ &amp; λελύπηκεν</w:t>
+      </w:r>
+    </w:p>
+    <w:p>
+      <w:pPr/>
+      <w:r>
+        <w:rPr>
+          <w:lang w:val="zh_TW" w:bidi="zh_TW"/>
+        </w:rPr>
+      </w:r>
+      <w:r>
+        <w:rPr>
+          <w:b/>
+          <w:lang w:val="zh_TW" w:bidi="zh_TW"/>
+        </w:rPr>
         <w:t>「他不但叫……憂愁」</w:t>
       </w:r>
     </w:p>
@@ -14778,6 +16998,21 @@
           <w:b/>
           <w:lang w:val="zh_TW" w:bidi="zh_TW"/>
         </w:rPr>
+        <w:t>οὐκ ἐμὲ λελύπηκεν</w:t>
+      </w:r>
+    </w:p>
+    <w:p>
+      <w:pPr/>
+      <w:r>
+        <w:rPr>
+          <w:lang w:val="zh_TW" w:bidi="zh_TW"/>
+        </w:rPr>
+      </w:r>
+      <w:r>
+        <w:rPr>
+          <w:b/>
+          <w:lang w:val="zh_TW" w:bidi="zh_TW"/>
+        </w:rPr>
         <w:t>「他不但叫我憂愁」</w:t>
       </w:r>
     </w:p>
@@ -14965,6 +17200,21 @@
           <w:b/>
           <w:lang w:val="zh_TW" w:bidi="zh_TW"/>
         </w:rPr>
+        <w:t>ἀπὸ μέρους</w:t>
+      </w:r>
+    </w:p>
+    <w:p>
+      <w:pPr/>
+      <w:r>
+        <w:rPr>
+          <w:lang w:val="zh_TW" w:bidi="zh_TW"/>
+        </w:rPr>
+      </w:r>
+      <w:r>
+        <w:rPr>
+          <w:b/>
+          <w:lang w:val="zh_TW" w:bidi="zh_TW"/>
+        </w:rPr>
         <w:t>「有幾分」</w:t>
       </w:r>
     </w:p>
@@ -15100,6 +17350,21 @@
           <w:b/>
           <w:lang w:val="zh_TW" w:bidi="zh_TW"/>
         </w:rPr>
+        <w:t>ἀπὸ μέρους, ἵνα μὴ ἐπιβαρῶ πάντας ὑμᾶς</w:t>
+      </w:r>
+    </w:p>
+    <w:p>
+      <w:pPr/>
+      <w:r>
+        <w:rPr>
+          <w:lang w:val="zh_TW" w:bidi="zh_TW"/>
+        </w:rPr>
+      </w:r>
+      <w:r>
+        <w:rPr>
+          <w:b/>
+          <w:lang w:val="zh_TW" w:bidi="zh_TW"/>
+        </w:rPr>
         <w:t>「叫你們眾人有幾分憂愁。我說幾分，恐怕說得太重」</w:t>
       </w:r>
     </w:p>
@@ -15274,6 +17539,21 @@
           <w:b/>
           <w:lang w:val="zh_TW" w:bidi="zh_TW"/>
         </w:rPr>
+        <w:t>μὴ ἐπιβαρῶ</w:t>
+      </w:r>
+    </w:p>
+    <w:p>
+      <w:pPr/>
+      <w:r>
+        <w:rPr>
+          <w:lang w:val="zh_TW" w:bidi="zh_TW"/>
+        </w:rPr>
+      </w:r>
+      <w:r>
+        <w:rPr>
+          <w:b/>
+          <w:lang w:val="zh_TW" w:bidi="zh_TW"/>
+        </w:rPr>
         <w:t>「恐怕加上重擔（譯註：和合本譯為恐怕說得太重）」</w:t>
       </w:r>
     </w:p>
@@ -15396,6 +17676,21 @@
           <w:b/>
           <w:lang w:val="zh_TW" w:bidi="zh_TW"/>
         </w:rPr>
+        <w:t>ἡ ἐπιτιμία αὕτη</w:t>
+      </w:r>
+    </w:p>
+    <w:p>
+      <w:pPr/>
+      <w:r>
+        <w:rPr>
+          <w:lang w:val="zh_TW" w:bidi="zh_TW"/>
+        </w:rPr>
+      </w:r>
+      <w:r>
+        <w:rPr>
+          <w:b/>
+          <w:lang w:val="zh_TW" w:bidi="zh_TW"/>
+        </w:rPr>
         <w:t>「〔這〕（譯註：和合本沒有譯出此詞）責罰」</w:t>
       </w:r>
     </w:p>
@@ -15505,6 +17800,21 @@
           <w:b/>
           <w:lang w:val="zh_TW" w:bidi="zh_TW"/>
         </w:rPr>
+        <w:t>τῷ τοιούτῳ</w:t>
+      </w:r>
+    </w:p>
+    <w:p>
+      <w:pPr/>
+      <w:r>
+        <w:rPr>
+          <w:lang w:val="zh_TW" w:bidi="zh_TW"/>
+        </w:rPr>
+      </w:r>
+      <w:r>
+        <w:rPr>
+          <w:b/>
+          <w:lang w:val="zh_TW" w:bidi="zh_TW"/>
+        </w:rPr>
         <w:t>「這樣的人」</w:t>
       </w:r>
     </w:p>
@@ -15613,6 +17923,21 @@
           <w:b/>
           <w:lang w:val="zh_TW" w:bidi="zh_TW"/>
         </w:rPr>
+        <w:t>τῶν πλειόνων</w:t>
+      </w:r>
+    </w:p>
+    <w:p>
+      <w:pPr/>
+      <w:r>
+        <w:rPr>
+          <w:lang w:val="zh_TW" w:bidi="zh_TW"/>
+        </w:rPr>
+      </w:r>
+      <w:r>
+        <w:rPr>
+          <w:b/>
+          <w:lang w:val="zh_TW" w:bidi="zh_TW"/>
+        </w:rPr>
         <w:t>「多數人（譯註：和合本譯為眾人）」</w:t>
       </w:r>
     </w:p>
@@ -15709,6 +18034,21 @@
           <w:b/>
           <w:lang w:val="zh_TW" w:bidi="zh_TW"/>
         </w:rPr>
+        <w:t>ἱκανὸν</w:t>
+      </w:r>
+    </w:p>
+    <w:p>
+      <w:pPr/>
+      <w:r>
+        <w:rPr>
+          <w:lang w:val="zh_TW" w:bidi="zh_TW"/>
+        </w:rPr>
+      </w:r>
+      <w:r>
+        <w:rPr>
+          <w:b/>
+          <w:lang w:val="zh_TW" w:bidi="zh_TW"/>
+        </w:rPr>
         <w:t>「也就夠了」</w:t>
       </w:r>
     </w:p>
@@ -15818,6 +18158,21 @@
           <w:b/>
           <w:lang w:val="zh_TW" w:bidi="zh_TW"/>
         </w:rPr>
+        <w:t>τοὐναντίον μᾶλλον ὑμᾶς χαρίσασθαι</w:t>
+      </w:r>
+    </w:p>
+    <w:p>
+      <w:pPr/>
+      <w:r>
+        <w:rPr>
+          <w:lang w:val="zh_TW" w:bidi="zh_TW"/>
+        </w:rPr>
+      </w:r>
+      <w:r>
+        <w:rPr>
+          <w:b/>
+          <w:lang w:val="zh_TW" w:bidi="zh_TW"/>
+        </w:rPr>
         <w:t>「倒不如赦免」</w:t>
       </w:r>
     </w:p>
@@ -15953,6 +18308,21 @@
           <w:b/>
           <w:lang w:val="zh_TW" w:bidi="zh_TW"/>
         </w:rPr>
+        <w:t>παρακαλέσαι &amp; τῇ</w:t>
+      </w:r>
+    </w:p>
+    <w:p>
+      <w:pPr/>
+      <w:r>
+        <w:rPr>
+          <w:lang w:val="zh_TW" w:bidi="zh_TW"/>
+        </w:rPr>
+      </w:r>
+      <w:r>
+        <w:rPr>
+          <w:b/>
+          <w:lang w:val="zh_TW" w:bidi="zh_TW"/>
+        </w:rPr>
         <w:t>「安慰他」</w:t>
       </w:r>
       <w:r>
@@ -16061,6 +18431,21 @@
           <w:b/>
           <w:lang w:val="zh_TW" w:bidi="zh_TW"/>
         </w:rPr>
+        <w:t>μή πως τῇ περισσοτέρᾳ λύπῃ, καταποθῇ ὁ τοιοῦτος</w:t>
+      </w:r>
+    </w:p>
+    <w:p>
+      <w:pPr/>
+      <w:r>
+        <w:rPr>
+          <w:lang w:val="zh_TW" w:bidi="zh_TW"/>
+        </w:rPr>
+      </w:r>
+      <w:r>
+        <w:rPr>
+          <w:b/>
+          <w:lang w:val="zh_TW" w:bidi="zh_TW"/>
+        </w:rPr>
         <w:t>「免得他憂愁太過，甚至沉淪了（譯註：聖經原文是被動形式，直譯為免得他憂愁太過，甚至被沉淪了）」</w:t>
       </w:r>
     </w:p>
@@ -16144,6 +18529,21 @@
           <w:b/>
           <w:lang w:val="zh_TW" w:bidi="zh_TW"/>
         </w:rPr>
+        <w:t>μή πως τῇ περισσοτέρᾳ λύπῃ, καταποθῇ ὁ τοιοῦτος</w:t>
+      </w:r>
+    </w:p>
+    <w:p>
+      <w:pPr/>
+      <w:r>
+        <w:rPr>
+          <w:lang w:val="zh_TW" w:bidi="zh_TW"/>
+        </w:rPr>
+      </w:r>
+      <w:r>
+        <w:rPr>
+          <w:b/>
+          <w:lang w:val="zh_TW" w:bidi="zh_TW"/>
+        </w:rPr>
         <w:t>「免得他憂愁太過，甚至沉淪了」</w:t>
       </w:r>
     </w:p>
@@ -16253,6 +18653,21 @@
           <w:b/>
           <w:lang w:val="zh_TW" w:bidi="zh_TW"/>
         </w:rPr>
+        <w:t>ὁ τοιοῦτος</w:t>
+      </w:r>
+    </w:p>
+    <w:p>
+      <w:pPr/>
+      <w:r>
+        <w:rPr>
+          <w:lang w:val="zh_TW" w:bidi="zh_TW"/>
+        </w:rPr>
+      </w:r>
+      <w:r>
+        <w:rPr>
+          <w:b/>
+          <w:lang w:val="zh_TW" w:bidi="zh_TW"/>
+        </w:rPr>
         <w:t>「這樣的人（譯註：和合本譯為他）」</w:t>
       </w:r>
     </w:p>
@@ -16373,6 +18788,21 @@
           <w:b/>
           <w:lang w:val="zh_TW" w:bidi="zh_TW"/>
         </w:rPr>
+        <w:t>τῇ περισσοτέρᾳ λύπῃ</w:t>
+      </w:r>
+    </w:p>
+    <w:p>
+      <w:pPr/>
+      <w:r>
+        <w:rPr>
+          <w:lang w:val="zh_TW" w:bidi="zh_TW"/>
+        </w:rPr>
+      </w:r>
+      <w:r>
+        <w:rPr>
+          <w:b/>
+          <w:lang w:val="zh_TW" w:bidi="zh_TW"/>
+        </w:rPr>
         <w:t>「在他過度的憂愁中（譯註：和合本譯為憂愁太過）」</w:t>
       </w:r>
     </w:p>
@@ -16469,6 +18899,21 @@
           <w:b/>
           <w:lang w:val="zh_TW" w:bidi="zh_TW"/>
         </w:rPr>
+        <w:t>διὸ</w:t>
+      </w:r>
+    </w:p>
+    <w:p>
+      <w:pPr/>
+      <w:r>
+        <w:rPr>
+          <w:lang w:val="zh_TW" w:bidi="zh_TW"/>
+        </w:rPr>
+      </w:r>
+      <w:r>
+        <w:rPr>
+          <w:b/>
+          <w:lang w:val="zh_TW" w:bidi="zh_TW"/>
+        </w:rPr>
         <w:t>「所以」</w:t>
       </w:r>
     </w:p>
@@ -16565,6 +19010,21 @@
           <w:b/>
           <w:lang w:val="zh_TW" w:bidi="zh_TW"/>
         </w:rPr>
+        <w:t>κυρῶσαι εἰς αὐτὸν ἀγάπην</w:t>
+      </w:r>
+    </w:p>
+    <w:p>
+      <w:pPr/>
+      <w:r>
+        <w:rPr>
+          <w:lang w:val="zh_TW" w:bidi="zh_TW"/>
+        </w:rPr>
+      </w:r>
+      <w:r>
+        <w:rPr>
+          <w:b/>
+          <w:lang w:val="zh_TW" w:bidi="zh_TW"/>
+        </w:rPr>
         <w:t>「要向他顯出堅定不移的愛心來」</w:t>
       </w:r>
     </w:p>
@@ -16687,6 +19147,21 @@
           <w:b/>
           <w:lang w:val="zh_TW" w:bidi="zh_TW"/>
         </w:rPr>
+        <w:t>εἰς &amp; ἀγάπην</w:t>
+      </w:r>
+    </w:p>
+    <w:p>
+      <w:pPr/>
+      <w:r>
+        <w:rPr>
+          <w:lang w:val="zh_TW" w:bidi="zh_TW"/>
+        </w:rPr>
+      </w:r>
+      <w:r>
+        <w:rPr>
+          <w:b/>
+          <w:lang w:val="zh_TW" w:bidi="zh_TW"/>
+        </w:rPr>
         <w:t>「你們對……的愛心（譯註：和合本譯為愛心）」</w:t>
       </w:r>
     </w:p>
@@ -16783,6 +19258,21 @@
           <w:b/>
           <w:lang w:val="zh_TW" w:bidi="zh_TW"/>
         </w:rPr>
+        <w:t>αὐτὸν</w:t>
+      </w:r>
+    </w:p>
+    <w:p>
+      <w:pPr/>
+      <w:r>
+        <w:rPr>
+          <w:lang w:val="zh_TW" w:bidi="zh_TW"/>
+        </w:rPr>
+      </w:r>
+      <w:r>
+        <w:rPr>
+          <w:b/>
+          <w:lang w:val="zh_TW" w:bidi="zh_TW"/>
+        </w:rPr>
         <w:t>「他」</w:t>
       </w:r>
     </w:p>
@@ -16884,6 +19374,21 @@
           <w:b/>
           <w:lang w:val="zh_TW" w:bidi="zh_TW"/>
         </w:rPr>
+        <w:t>γὰρ</w:t>
+      </w:r>
+    </w:p>
+    <w:p>
+      <w:pPr/>
+      <w:r>
+        <w:rPr>
+          <w:lang w:val="zh_TW" w:bidi="zh_TW"/>
+        </w:rPr>
+      </w:r>
+      <w:r>
+        <w:rPr>
+          <w:b/>
+          <w:lang w:val="zh_TW" w:bidi="zh_TW"/>
+        </w:rPr>
         <w:t>「〔確實〕（譯註：和合本沒有譯出這個詞）」</w:t>
       </w:r>
     </w:p>
@@ -17005,6 +19510,21 @@
           <w:b/>
           <w:lang w:val="zh_TW" w:bidi="zh_TW"/>
         </w:rPr>
+        <w:t>καὶ ἔγραψα</w:t>
+      </w:r>
+    </w:p>
+    <w:p>
+      <w:pPr/>
+      <w:r>
+        <w:rPr>
+          <w:lang w:val="zh_TW" w:bidi="zh_TW"/>
+        </w:rPr>
+      </w:r>
+      <w:r>
+        <w:rPr>
+          <w:b/>
+          <w:lang w:val="zh_TW" w:bidi="zh_TW"/>
+        </w:rPr>
         <w:t>「我……也寫」</w:t>
       </w:r>
     </w:p>
@@ -17113,6 +19633,21 @@
           <w:b/>
           <w:lang w:val="zh_TW" w:bidi="zh_TW"/>
         </w:rPr>
+        <w:t>εἰς τοῦτο &amp; ἵνα</w:t>
+      </w:r>
+    </w:p>
+    <w:p>
+      <w:pPr/>
+      <w:r>
+        <w:rPr>
+          <w:lang w:val="zh_TW" w:bidi="zh_TW"/>
+        </w:rPr>
+      </w:r>
+      <w:r>
+        <w:rPr>
+          <w:b/>
+          <w:lang w:val="zh_TW" w:bidi="zh_TW"/>
+        </w:rPr>
         <w:t>「為此……要」</w:t>
       </w:r>
     </w:p>
@@ -17235,6 +19770,21 @@
           <w:b/>
           <w:lang w:val="zh_TW" w:bidi="zh_TW"/>
         </w:rPr>
+        <w:t>τὴν δοκιμὴν ὑμῶν</w:t>
+      </w:r>
+    </w:p>
+    <w:p>
+      <w:pPr/>
+      <w:r>
+        <w:rPr>
+          <w:lang w:val="zh_TW" w:bidi="zh_TW"/>
+        </w:rPr>
+      </w:r>
+      <w:r>
+        <w:rPr>
+          <w:b/>
+          <w:lang w:val="zh_TW" w:bidi="zh_TW"/>
+        </w:rPr>
         <w:t>「試驗你們」</w:t>
       </w:r>
     </w:p>
@@ -17344,6 +19894,21 @@
           <w:b/>
           <w:lang w:val="zh_TW" w:bidi="zh_TW"/>
         </w:rPr>
+        <w:t>τὴν δοκιμὴν ὑμῶν</w:t>
+      </w:r>
+    </w:p>
+    <w:p>
+      <w:pPr/>
+      <w:r>
+        <w:rPr>
+          <w:lang w:val="zh_TW" w:bidi="zh_TW"/>
+        </w:rPr>
+      </w:r>
+      <w:r>
+        <w:rPr>
+          <w:b/>
+          <w:lang w:val="zh_TW" w:bidi="zh_TW"/>
+        </w:rPr>
         <w:t>「你們的證明（譯註：和合本譯為試驗你們）」</w:t>
       </w:r>
     </w:p>
@@ -17440,6 +20005,21 @@
           <w:b/>
           <w:lang w:val="zh_TW" w:bidi="zh_TW"/>
         </w:rPr>
+        <w:t>τὴν δοκιμὴν ὑμῶν</w:t>
+      </w:r>
+    </w:p>
+    <w:p>
+      <w:pPr/>
+      <w:r>
+        <w:rPr>
+          <w:lang w:val="zh_TW" w:bidi="zh_TW"/>
+        </w:rPr>
+      </w:r>
+      <w:r>
+        <w:rPr>
+          <w:b/>
+          <w:lang w:val="zh_TW" w:bidi="zh_TW"/>
+        </w:rPr>
         <w:t>「你們的證明（譯註：和合本譯為試驗你們）」</w:t>
       </w:r>
     </w:p>
@@ -17536,6 +20116,21 @@
           <w:b/>
           <w:lang w:val="zh_TW" w:bidi="zh_TW"/>
         </w:rPr>
+        <w:t>ὑπήκοοί</w:t>
+      </w:r>
+    </w:p>
+    <w:p>
+      <w:pPr/>
+      <w:r>
+        <w:rPr>
+          <w:lang w:val="zh_TW" w:bidi="zh_TW"/>
+        </w:rPr>
+      </w:r>
+      <w:r>
+        <w:rPr>
+          <w:b/>
+          <w:lang w:val="zh_TW" w:bidi="zh_TW"/>
+        </w:rPr>
         <w:t>「順從」</w:t>
       </w:r>
     </w:p>
@@ -17632,6 +20227,21 @@
           <w:b/>
           <w:lang w:val="zh_TW" w:bidi="zh_TW"/>
         </w:rPr>
+        <w:t>δέ</w:t>
+      </w:r>
+    </w:p>
+    <w:p>
+      <w:pPr/>
+      <w:r>
+        <w:rPr>
+          <w:lang w:val="zh_TW" w:bidi="zh_TW"/>
+        </w:rPr>
+      </w:r>
+      <w:r>
+        <w:rPr>
+          <w:b/>
+          <w:lang w:val="zh_TW" w:bidi="zh_TW"/>
+        </w:rPr>
         <w:t>「〔現在〕（譯註：和合本沒有譯出這個詞）」</w:t>
       </w:r>
     </w:p>
@@ -17741,6 +20351,21 @@
           <w:b/>
           <w:lang w:val="zh_TW" w:bidi="zh_TW"/>
         </w:rPr>
+        <w:t>ᾧ &amp; τι χαρίζεσθε, κἀγώ</w:t>
+      </w:r>
+    </w:p>
+    <w:p>
+      <w:pPr/>
+      <w:r>
+        <w:rPr>
+          <w:lang w:val="zh_TW" w:bidi="zh_TW"/>
+        </w:rPr>
+      </w:r>
+      <w:r>
+        <w:rPr>
+          <w:b/>
+          <w:lang w:val="zh_TW" w:bidi="zh_TW"/>
+        </w:rPr>
         <w:t>「你們赦免誰，我也赦免誰」</w:t>
       </w:r>
     </w:p>
@@ -17824,6 +20449,21 @@
           <w:b/>
           <w:lang w:val="zh_TW" w:bidi="zh_TW"/>
         </w:rPr>
+        <w:t>κἀγώ</w:t>
+      </w:r>
+    </w:p>
+    <w:p>
+      <w:pPr/>
+      <w:r>
+        <w:rPr>
+          <w:lang w:val="zh_TW" w:bidi="zh_TW"/>
+        </w:rPr>
+      </w:r>
+      <w:r>
+        <w:rPr>
+          <w:b/>
+          <w:lang w:val="zh_TW" w:bidi="zh_TW"/>
+        </w:rPr>
         <w:t>「我也赦免誰」</w:t>
       </w:r>
     </w:p>
@@ -17907,6 +20547,21 @@
           <w:b/>
           <w:lang w:val="zh_TW" w:bidi="zh_TW"/>
         </w:rPr>
+        <w:t>καὶ γὰρ</w:t>
+      </w:r>
+    </w:p>
+    <w:p>
+      <w:pPr/>
+      <w:r>
+        <w:rPr>
+          <w:lang w:val="zh_TW" w:bidi="zh_TW"/>
+        </w:rPr>
+      </w:r>
+      <w:r>
+        <w:rPr>
+          <w:b/>
+          <w:lang w:val="zh_TW" w:bidi="zh_TW"/>
+        </w:rPr>
         <w:t>「〔因為事實上〕（譯註：和合本沒有譯出這片語）」</w:t>
       </w:r>
     </w:p>
@@ -18029,6 +20684,21 @@
           <w:b/>
           <w:lang w:val="zh_TW" w:bidi="zh_TW"/>
         </w:rPr>
+        <w:t>καὶ γὰρ ἐγὼ ὃ κεχάρισμαι, εἴ τι κεχάρισμαι, δι’ ὑμᾶς</w:t>
+      </w:r>
+    </w:p>
+    <w:p>
+      <w:pPr/>
+      <w:r>
+        <w:rPr>
+          <w:lang w:val="zh_TW" w:bidi="zh_TW"/>
+        </w:rPr>
+      </w:r>
+      <w:r>
+        <w:rPr>
+          <w:b/>
+          <w:lang w:val="zh_TW" w:bidi="zh_TW"/>
+        </w:rPr>
         <w:t>「因為事實上，我所赦免的（我若有所赦免的），是為了你們的緣故（譯註：和合本譯為我若有所赦免的，是在基督面前為你們赦免的）」</w:t>
       </w:r>
     </w:p>
@@ -18125,6 +20795,21 @@
           <w:b/>
           <w:lang w:val="zh_TW" w:bidi="zh_TW"/>
         </w:rPr>
+        <w:t>εἴ τι κεχάρισμαι</w:t>
+      </w:r>
+    </w:p>
+    <w:p>
+      <w:pPr/>
+      <w:r>
+        <w:rPr>
+          <w:lang w:val="zh_TW" w:bidi="zh_TW"/>
+        </w:rPr>
+      </w:r>
+      <w:r>
+        <w:rPr>
+          <w:b/>
+          <w:lang w:val="zh_TW" w:bidi="zh_TW"/>
+        </w:rPr>
         <w:t>「我若有所赦免的」</w:t>
       </w:r>
     </w:p>
@@ -18220,6 +20905,21 @@
           <w:b/>
           <w:lang w:val="zh_TW" w:bidi="zh_TW"/>
         </w:rPr>
+        <w:t>δι’ ὑμᾶς</w:t>
+      </w:r>
+    </w:p>
+    <w:p>
+      <w:pPr/>
+      <w:r>
+        <w:rPr>
+          <w:lang w:val="zh_TW" w:bidi="zh_TW"/>
+        </w:rPr>
+      </w:r>
+      <w:r>
+        <w:rPr>
+          <w:b/>
+          <w:lang w:val="zh_TW" w:bidi="zh_TW"/>
+        </w:rPr>
         <w:t>「為你們」</w:t>
       </w:r>
     </w:p>
@@ -18296,6 +20996,21 @@
           <w:b/>
           <w:lang w:val="zh_TW" w:bidi="zh_TW"/>
         </w:rPr>
+        <w:t>ἐν προσώπῳ Χριστοῦ</w:t>
+      </w:r>
+    </w:p>
+    <w:p>
+      <w:pPr/>
+      <w:r>
+        <w:rPr>
+          <w:lang w:val="zh_TW" w:bidi="zh_TW"/>
+        </w:rPr>
+      </w:r>
+      <w:r>
+        <w:rPr>
+          <w:b/>
+          <w:lang w:val="zh_TW" w:bidi="zh_TW"/>
+        </w:rPr>
         <w:t>「在基督面前」</w:t>
       </w:r>
     </w:p>
@@ -18444,6 +21159,21 @@
           <w:b/>
           <w:lang w:val="zh_TW" w:bidi="zh_TW"/>
         </w:rPr>
+        <w:t>ἵνα</w:t>
+      </w:r>
+    </w:p>
+    <w:p>
+      <w:pPr/>
+      <w:r>
+        <w:rPr>
+          <w:lang w:val="zh_TW" w:bidi="zh_TW"/>
+        </w:rPr>
+      </w:r>
+      <w:r>
+        <w:rPr>
+          <w:b/>
+          <w:lang w:val="zh_TW" w:bidi="zh_TW"/>
+        </w:rPr>
         <w:t>「免得」</w:t>
       </w:r>
     </w:p>
@@ -18552,6 +21282,21 @@
           <w:b/>
           <w:lang w:val="zh_TW" w:bidi="zh_TW"/>
         </w:rPr>
+        <w:t>μὴ πλεονεκτηθῶμεν ὑπὸ τοῦ Σατανᾶ</w:t>
+      </w:r>
+    </w:p>
+    <w:p>
+      <w:pPr/>
+      <w:r>
+        <w:rPr>
+          <w:lang w:val="zh_TW" w:bidi="zh_TW"/>
+        </w:rPr>
+      </w:r>
+      <w:r>
+        <w:rPr>
+          <w:b/>
+          <w:lang w:val="zh_TW" w:bidi="zh_TW"/>
+        </w:rPr>
         <w:t>「撒但趁著機會勝過我們（譯註：聖經原文是被動形式，直譯為被撒但趁著機會勝過我們）」</w:t>
       </w:r>
     </w:p>
@@ -18635,6 +21380,21 @@
           <w:b/>
           <w:lang w:val="zh_TW" w:bidi="zh_TW"/>
         </w:rPr>
+        <w:t>γὰρ</w:t>
+      </w:r>
+    </w:p>
+    <w:p>
+      <w:pPr/>
+      <w:r>
+        <w:rPr>
+          <w:lang w:val="zh_TW" w:bidi="zh_TW"/>
+        </w:rPr>
+      </w:r>
+      <w:r>
+        <w:rPr>
+          <w:b/>
+          <w:lang w:val="zh_TW" w:bidi="zh_TW"/>
+        </w:rPr>
         <w:t>「因」</w:t>
       </w:r>
     </w:p>
@@ -18744,6 +21504,21 @@
           <w:b/>
           <w:lang w:val="zh_TW" w:bidi="zh_TW"/>
         </w:rPr>
+        <w:t>οὐ &amp; αὐτοῦ τὰ νοήματα ἀγνοοῦμεν</w:t>
+      </w:r>
+    </w:p>
+    <w:p>
+      <w:pPr/>
+      <w:r>
+        <w:rPr>
+          <w:lang w:val="zh_TW" w:bidi="zh_TW"/>
+        </w:rPr>
+      </w:r>
+      <w:r>
+        <w:rPr>
+          <w:b/>
+          <w:lang w:val="zh_TW" w:bidi="zh_TW"/>
+        </w:rPr>
         <w:t>「我們並非不曉得他的詭計」</w:t>
       </w:r>
     </w:p>
@@ -18827,6 +21602,21 @@
           <w:b/>
           <w:lang w:val="zh_TW" w:bidi="zh_TW"/>
         </w:rPr>
+        <w:t>δὲ</w:t>
+      </w:r>
+    </w:p>
+    <w:p>
+      <w:pPr/>
+      <w:r>
+        <w:rPr>
+          <w:lang w:val="zh_TW" w:bidi="zh_TW"/>
+        </w:rPr>
+      </w:r>
+      <w:r>
+        <w:rPr>
+          <w:b/>
+          <w:lang w:val="zh_TW" w:bidi="zh_TW"/>
+        </w:rPr>
         <w:t>「〔現在〕（譯註：和合本沒有譯出這個詞）」</w:t>
       </w:r>
     </w:p>
@@ -18948,6 +21738,21 @@
           <w:b/>
           <w:lang w:val="zh_TW" w:bidi="zh_TW"/>
         </w:rPr>
+        <w:t>ἐλθὼν &amp; εἰς</w:t>
+      </w:r>
+    </w:p>
+    <w:p>
+      <w:pPr/>
+      <w:r>
+        <w:rPr>
+          <w:lang w:val="zh_TW" w:bidi="zh_TW"/>
+        </w:rPr>
+      </w:r>
+      <w:r>
+        <w:rPr>
+          <w:b/>
+          <w:lang w:val="zh_TW" w:bidi="zh_TW"/>
+        </w:rPr>
         <w:t>「〔來〕（譯註：和合本沒有譯出這個詞）到了」</w:t>
       </w:r>
     </w:p>
@@ -19044,6 +21849,21 @@
           <w:b/>
           <w:lang w:val="zh_TW" w:bidi="zh_TW"/>
         </w:rPr>
+        <w:t>εἰς τὸ εὐαγγέλιον τοῦ Χριστοῦ, καὶ θύρας &amp; ἀνεῳγμένης</w:t>
+      </w:r>
+    </w:p>
+    <w:p>
+      <w:pPr/>
+      <w:r>
+        <w:rPr>
+          <w:lang w:val="zh_TW" w:bidi="zh_TW"/>
+        </w:rPr>
+      </w:r>
+      <w:r>
+        <w:rPr>
+          <w:b/>
+          <w:lang w:val="zh_TW" w:bidi="zh_TW"/>
+        </w:rPr>
         <w:t>「從前為基督的福音......主也給我開了門」</w:t>
       </w:r>
     </w:p>
@@ -19140,6 +21960,21 @@
           <w:b/>
           <w:lang w:val="zh_TW" w:bidi="zh_TW"/>
         </w:rPr>
+        <w:t>εἰς τὸ εὐαγγέλιον τοῦ Χριστοῦ, καὶ θύρας μοι ἀνεῳγμένης</w:t>
+      </w:r>
+    </w:p>
+    <w:p>
+      <w:pPr/>
+      <w:r>
+        <w:rPr>
+          <w:lang w:val="zh_TW" w:bidi="zh_TW"/>
+        </w:rPr>
+      </w:r>
+      <w:r>
+        <w:rPr>
+          <w:b/>
+          <w:lang w:val="zh_TW" w:bidi="zh_TW"/>
+        </w:rPr>
         <w:t>「從前為基督的福音……主也給我開了門」</w:t>
       </w:r>
     </w:p>
@@ -19249,6 +22084,21 @@
           <w:b/>
           <w:lang w:val="zh_TW" w:bidi="zh_TW"/>
         </w:rPr>
+        <w:t>εἰς τὸ εὐαγγέλιον τοῦ Χριστοῦ, καὶ θύρας μοι ἀνεῳγμένης ἐν Κυρίῳ</w:t>
+      </w:r>
+    </w:p>
+    <w:p>
+      <w:pPr/>
+      <w:r>
+        <w:rPr>
+          <w:lang w:val="zh_TW" w:bidi="zh_TW"/>
+        </w:rPr>
+      </w:r>
+      <w:r>
+        <w:rPr>
+          <w:b/>
+          <w:lang w:val="zh_TW" w:bidi="zh_TW"/>
+        </w:rPr>
         <w:t>「從前為基督的福音……主也給我開了門（譯註：聖經原文是被動形式，直譯為從前為基督的福音……門也在主裡為我被開了）」</w:t>
       </w:r>
     </w:p>
@@ -19371,6 +22221,21 @@
           <w:b/>
           <w:lang w:val="zh_TW" w:bidi="zh_TW"/>
         </w:rPr>
+        <w:t>τὸ εὐαγγέλιον τοῦ Χριστοῦ</w:t>
+      </w:r>
+    </w:p>
+    <w:p>
+      <w:pPr/>
+      <w:r>
+        <w:rPr>
+          <w:lang w:val="zh_TW" w:bidi="zh_TW"/>
+        </w:rPr>
+      </w:r>
+      <w:r>
+        <w:rPr>
+          <w:b/>
+          <w:lang w:val="zh_TW" w:bidi="zh_TW"/>
+        </w:rPr>
         <w:t>「基督的福音」</w:t>
       </w:r>
     </w:p>
@@ -19493,6 +22358,21 @@
           <w:b/>
           <w:lang w:val="zh_TW" w:bidi="zh_TW"/>
         </w:rPr>
+        <w:t>ἐν Κυρίῳ</w:t>
+      </w:r>
+    </w:p>
+    <w:p>
+      <w:pPr/>
+      <w:r>
+        <w:rPr>
+          <w:lang w:val="zh_TW" w:bidi="zh_TW"/>
+        </w:rPr>
+      </w:r>
+      <w:r>
+        <w:rPr>
+          <w:b/>
+          <w:lang w:val="zh_TW" w:bidi="zh_TW"/>
+        </w:rPr>
         <w:t>「在主裡（譯註：和合本譯為主）」</w:t>
       </w:r>
     </w:p>
@@ -19641,6 +22521,21 @@
           <w:b/>
           <w:lang w:val="zh_TW" w:bidi="zh_TW"/>
         </w:rPr>
+        <w:t>Κυρίῳ</w:t>
+      </w:r>
+    </w:p>
+    <w:p>
+      <w:pPr/>
+      <w:r>
+        <w:rPr>
+          <w:lang w:val="zh_TW" w:bidi="zh_TW"/>
+        </w:rPr>
+      </w:r>
+      <w:r>
+        <w:rPr>
+          <w:b/>
+          <w:lang w:val="zh_TW" w:bidi="zh_TW"/>
+        </w:rPr>
         <w:t>「主」</w:t>
       </w:r>
     </w:p>
@@ -19737,6 +22632,21 @@
           <w:b/>
           <w:lang w:val="zh_TW" w:bidi="zh_TW"/>
         </w:rPr>
+        <w:t>οὐκ ἔσχηκα ἄνεσιν τῷ πνεύματί μου</w:t>
+      </w:r>
+    </w:p>
+    <w:p>
+      <w:pPr/>
+      <w:r>
+        <w:rPr>
+          <w:lang w:val="zh_TW" w:bidi="zh_TW"/>
+        </w:rPr>
+      </w:r>
+      <w:r>
+        <w:rPr>
+          <w:b/>
+          <w:lang w:val="zh_TW" w:bidi="zh_TW"/>
+        </w:rPr>
         <w:t>「我心裡不安」</w:t>
       </w:r>
     </w:p>
@@ -19833,6 +22743,21 @@
           <w:b/>
           <w:lang w:val="zh_TW" w:bidi="zh_TW"/>
         </w:rPr>
+        <w:t>οὐκ ἔσχηκα ἄνεσιν τῷ πνεύματί μου</w:t>
+      </w:r>
+    </w:p>
+    <w:p>
+      <w:pPr/>
+      <w:r>
+        <w:rPr>
+          <w:lang w:val="zh_TW" w:bidi="zh_TW"/>
+        </w:rPr>
+      </w:r>
+      <w:r>
+        <w:rPr>
+          <w:b/>
+          <w:lang w:val="zh_TW" w:bidi="zh_TW"/>
+        </w:rPr>
         <w:t>「我心裡不安」</w:t>
       </w:r>
     </w:p>
@@ -19928,6 +22853,21 @@
           <w:b/>
           <w:lang w:val="zh_TW" w:bidi="zh_TW"/>
         </w:rPr>
+        <w:t>οὐκ ἔσχηκα ἄνεσιν τῷ πνεύματί μου</w:t>
+      </w:r>
+    </w:p>
+    <w:p>
+      <w:pPr/>
+      <w:r>
+        <w:rPr>
+          <w:lang w:val="zh_TW" w:bidi="zh_TW"/>
+        </w:rPr>
+      </w:r>
+      <w:r>
+        <w:rPr>
+          <w:b/>
+          <w:lang w:val="zh_TW" w:bidi="zh_TW"/>
+        </w:rPr>
         <w:t>「我的心沒有安寧（譯註：和合本譯為我心裡不安）」</w:t>
       </w:r>
     </w:p>
@@ -20024,6 +22964,21 @@
           <w:b/>
           <w:lang w:val="zh_TW" w:bidi="zh_TW"/>
         </w:rPr>
+        <w:t>τῷ μὴ εὑρεῖν με Τίτον τὸν ἀδελφόν μου</w:t>
+      </w:r>
+    </w:p>
+    <w:p>
+      <w:pPr/>
+      <w:r>
+        <w:rPr>
+          <w:lang w:val="zh_TW" w:bidi="zh_TW"/>
+        </w:rPr>
+      </w:r>
+      <w:r>
+        <w:rPr>
+          <w:b/>
+          <w:lang w:val="zh_TW" w:bidi="zh_TW"/>
+        </w:rPr>
         <w:t>「因為沒有遇見兄弟提多」</w:t>
       </w:r>
     </w:p>
@@ -20133,6 +23088,21 @@
           <w:b/>
           <w:lang w:val="zh_TW" w:bidi="zh_TW"/>
         </w:rPr>
+        <w:t>Τίτον τὸν ἀδελφόν μου</w:t>
+      </w:r>
+    </w:p>
+    <w:p>
+      <w:pPr/>
+      <w:r>
+        <w:rPr>
+          <w:lang w:val="zh_TW" w:bidi="zh_TW"/>
+        </w:rPr>
+      </w:r>
+      <w:r>
+        <w:rPr>
+          <w:b/>
+          <w:lang w:val="zh_TW" w:bidi="zh_TW"/>
+        </w:rPr>
         <w:t>「兄弟提多」</w:t>
       </w:r>
     </w:p>
@@ -20268,6 +23238,21 @@
           <w:b/>
           <w:lang w:val="zh_TW" w:bidi="zh_TW"/>
         </w:rPr>
+        <w:t>ἀποταξάμενος αὐτοῖς</w:t>
+      </w:r>
+    </w:p>
+    <w:p>
+      <w:pPr/>
+      <w:r>
+        <w:rPr>
+          <w:lang w:val="zh_TW" w:bidi="zh_TW"/>
+        </w:rPr>
+      </w:r>
+      <w:r>
+        <w:rPr>
+          <w:b/>
+          <w:lang w:val="zh_TW" w:bidi="zh_TW"/>
+        </w:rPr>
         <w:t>「辭別那裡的人」</w:t>
       </w:r>
     </w:p>
@@ -20364,6 +23349,21 @@
           <w:b/>
           <w:lang w:val="zh_TW" w:bidi="zh_TW"/>
         </w:rPr>
+        <w:t>αὐτοῖς</w:t>
+      </w:r>
+    </w:p>
+    <w:p>
+      <w:pPr/>
+      <w:r>
+        <w:rPr>
+          <w:lang w:val="zh_TW" w:bidi="zh_TW"/>
+        </w:rPr>
+      </w:r>
+      <w:r>
+        <w:rPr>
+          <w:b/>
+          <w:lang w:val="zh_TW" w:bidi="zh_TW"/>
+        </w:rPr>
         <w:t>「那裡的人」</w:t>
       </w:r>
     </w:p>
@@ -20485,6 +23485,21 @@
           <w:b/>
           <w:lang w:val="zh_TW" w:bidi="zh_TW"/>
         </w:rPr>
+        <w:t>δὲ</w:t>
+      </w:r>
+    </w:p>
+    <w:p>
+      <w:pPr/>
+      <w:r>
+        <w:rPr>
+          <w:lang w:val="zh_TW" w:bidi="zh_TW"/>
+        </w:rPr>
+      </w:r>
+      <w:r>
+        <w:rPr>
+          <w:b/>
+          <w:lang w:val="zh_TW" w:bidi="zh_TW"/>
+        </w:rPr>
         <w:t>「〔但是〕（譯註：和合本沒有譯出這個連接詞）」</w:t>
       </w:r>
     </w:p>
@@ -20606,6 +23621,21 @@
           <w:b/>
           <w:lang w:val="zh_TW" w:bidi="zh_TW"/>
         </w:rPr>
+        <w:t>ἐν παντὶ τόπῳ</w:t>
+      </w:r>
+    </w:p>
+    <w:p>
+      <w:pPr/>
+      <w:r>
+        <w:rPr>
+          <w:lang w:val="zh_TW" w:bidi="zh_TW"/>
+        </w:rPr>
+      </w:r>
+      <w:r>
+        <w:rPr>
+          <w:b/>
+          <w:lang w:val="zh_TW" w:bidi="zh_TW"/>
+        </w:rPr>
         <w:t>「在各處」</w:t>
       </w:r>
     </w:p>
@@ -20702,6 +23732,21 @@
           <w:b/>
           <w:lang w:val="zh_TW" w:bidi="zh_TW"/>
         </w:rPr>
+        <w:t>τῷ &amp; Θεῷ χάρις</w:t>
+      </w:r>
+    </w:p>
+    <w:p>
+      <w:pPr/>
+      <w:r>
+        <w:rPr>
+          <w:lang w:val="zh_TW" w:bidi="zh_TW"/>
+        </w:rPr>
+      </w:r>
+      <w:r>
+        <w:rPr>
+          <w:b/>
+          <w:lang w:val="zh_TW" w:bidi="zh_TW"/>
+        </w:rPr>
         <w:t>「感謝神」</w:t>
       </w:r>
     </w:p>
@@ -20798,6 +23843,21 @@
           <w:b/>
           <w:lang w:val="zh_TW" w:bidi="zh_TW"/>
         </w:rPr>
+        <w:t>ἡμᾶς &amp; ἡμῶν</w:t>
+      </w:r>
+    </w:p>
+    <w:p>
+      <w:pPr/>
+      <w:r>
+        <w:rPr>
+          <w:lang w:val="zh_TW" w:bidi="zh_TW"/>
+        </w:rPr>
+      </w:r>
+      <w:r>
+        <w:rPr>
+          <w:b/>
+          <w:lang w:val="zh_TW" w:bidi="zh_TW"/>
+        </w:rPr>
         <w:t>「我們」</w:t>
       </w:r>
       <w:r>
@@ -20907,6 +23967,21 @@
           <w:b/>
           <w:lang w:val="zh_TW" w:bidi="zh_TW"/>
         </w:rPr>
+        <w:t>τῷ πάντοτε θριαμβεύοντι ἡμᾶς</w:t>
+      </w:r>
+    </w:p>
+    <w:p>
+      <w:pPr/>
+      <w:r>
+        <w:rPr>
+          <w:lang w:val="zh_TW" w:bidi="zh_TW"/>
+        </w:rPr>
+      </w:r>
+      <w:r>
+        <w:rPr>
+          <w:b/>
+          <w:lang w:val="zh_TW" w:bidi="zh_TW"/>
+        </w:rPr>
         <w:t>「常率領我們走在凱旋行列中（譯註：和合本譯為常率領我們在基督裡誇勝）」</w:t>
       </w:r>
     </w:p>
@@ -21016,6 +24091,21 @@
           <w:b/>
           <w:lang w:val="zh_TW" w:bidi="zh_TW"/>
         </w:rPr>
+        <w:t>ἐν τῷ Χριστῷ</w:t>
+      </w:r>
+    </w:p>
+    <w:p>
+      <w:pPr/>
+      <w:r>
+        <w:rPr>
+          <w:lang w:val="zh_TW" w:bidi="zh_TW"/>
+        </w:rPr>
+      </w:r>
+      <w:r>
+        <w:rPr>
+          <w:b/>
+          <w:lang w:val="zh_TW" w:bidi="zh_TW"/>
+        </w:rPr>
         <w:t>「在基督裡」</w:t>
       </w:r>
     </w:p>
@@ -21151,6 +24241,21 @@
           <w:b/>
           <w:lang w:val="zh_TW" w:bidi="zh_TW"/>
         </w:rPr>
+        <w:t>τὴν ὀσμὴν τῆς γνώσεως αὐτοῦ, φανεροῦντι δι’ ἡμῶν ἐν παντὶ τόπῳ</w:t>
+      </w:r>
+    </w:p>
+    <w:p>
+      <w:pPr/>
+      <w:r>
+        <w:rPr>
+          <w:lang w:val="zh_TW" w:bidi="zh_TW"/>
+        </w:rPr>
+      </w:r>
+      <w:r>
+        <w:rPr>
+          <w:b/>
+          <w:lang w:val="zh_TW" w:bidi="zh_TW"/>
+        </w:rPr>
         <w:t>「藉著我們在各處顯揚那因認識基督而有的香氣」</w:t>
       </w:r>
     </w:p>
@@ -21286,6 +24391,21 @@
           <w:b/>
           <w:lang w:val="zh_TW" w:bidi="zh_TW"/>
         </w:rPr>
+        <w:t>τὴν ὀσμὴν τῆς γνώσεως αὐτοῦ</w:t>
+      </w:r>
+    </w:p>
+    <w:p>
+      <w:pPr/>
+      <w:r>
+        <w:rPr>
+          <w:lang w:val="zh_TW" w:bidi="zh_TW"/>
+        </w:rPr>
+      </w:r>
+      <w:r>
+        <w:rPr>
+          <w:b/>
+          <w:lang w:val="zh_TW" w:bidi="zh_TW"/>
+        </w:rPr>
         <w:t>「因認識他而有的香氣（譯註：和合本譯為因認識基督而有的香氣）」</w:t>
       </w:r>
     </w:p>
@@ -21434,6 +24554,21 @@
           <w:b/>
           <w:lang w:val="zh_TW" w:bidi="zh_TW"/>
         </w:rPr>
+        <w:t>τῆς γνώσεως αὐτοῦ</w:t>
+      </w:r>
+    </w:p>
+    <w:p>
+      <w:pPr/>
+      <w:r>
+        <w:rPr>
+          <w:lang w:val="zh_TW" w:bidi="zh_TW"/>
+        </w:rPr>
+      </w:r>
+      <w:r>
+        <w:rPr>
+          <w:b/>
+          <w:lang w:val="zh_TW" w:bidi="zh_TW"/>
+        </w:rPr>
         <w:t>「對他的認識（譯註：和合本譯為因認識基督而有的）」</w:t>
       </w:r>
     </w:p>
@@ -21530,6 +24665,21 @@
           <w:b/>
           <w:lang w:val="zh_TW" w:bidi="zh_TW"/>
         </w:rPr>
+        <w:t>αὐτοῦ</w:t>
+      </w:r>
+    </w:p>
+    <w:p>
+      <w:pPr/>
+      <w:r>
+        <w:rPr>
+          <w:lang w:val="zh_TW" w:bidi="zh_TW"/>
+        </w:rPr>
+      </w:r>
+      <w:r>
+        <w:rPr>
+          <w:b/>
+          <w:lang w:val="zh_TW" w:bidi="zh_TW"/>
+        </w:rPr>
         <w:t>「他的（譯註：和合本譯為基督）」</w:t>
       </w:r>
     </w:p>
@@ -21626,6 +24776,21 @@
           <w:b/>
           <w:lang w:val="zh_TW" w:bidi="zh_TW"/>
         </w:rPr>
+        <w:t>ὅτι</w:t>
+      </w:r>
+    </w:p>
+    <w:p>
+      <w:pPr/>
+      <w:r>
+        <w:rPr>
+          <w:lang w:val="zh_TW" w:bidi="zh_TW"/>
+        </w:rPr>
+      </w:r>
+      <w:r>
+        <w:rPr>
+          <w:b/>
+          <w:lang w:val="zh_TW" w:bidi="zh_TW"/>
+        </w:rPr>
         <w:t>「因為」</w:t>
       </w:r>
     </w:p>
@@ -21734,6 +24899,21 @@
           <w:b/>
           <w:lang w:val="zh_TW" w:bidi="zh_TW"/>
         </w:rPr>
+        <w:t>ἐσμὲν</w:t>
+      </w:r>
+    </w:p>
+    <w:p>
+      <w:pPr/>
+      <w:r>
+        <w:rPr>
+          <w:lang w:val="zh_TW" w:bidi="zh_TW"/>
+        </w:rPr>
+      </w:r>
+      <w:r>
+        <w:rPr>
+          <w:b/>
+          <w:lang w:val="zh_TW" w:bidi="zh_TW"/>
+        </w:rPr>
         <w:t>「我們」</w:t>
       </w:r>
     </w:p>
@@ -21842,6 +25022,21 @@
           <w:b/>
           <w:lang w:val="zh_TW" w:bidi="zh_TW"/>
         </w:rPr>
+        <w:t>Χριστοῦ εὐωδία ἐσμὲν τῷ Θεῷ</w:t>
+      </w:r>
+    </w:p>
+    <w:p>
+      <w:pPr/>
+      <w:r>
+        <w:rPr>
+          <w:lang w:val="zh_TW" w:bidi="zh_TW"/>
+        </w:rPr>
+      </w:r>
+      <w:r>
+        <w:rPr>
+          <w:b/>
+          <w:lang w:val="zh_TW" w:bidi="zh_TW"/>
+        </w:rPr>
         <w:t>「我們在神面前......都有基督馨香之氣」</w:t>
       </w:r>
     </w:p>
@@ -22028,6 +25223,21 @@
           <w:b/>
           <w:lang w:val="zh_TW" w:bidi="zh_TW"/>
         </w:rPr>
+        <w:t>Χριστοῦ εὐωδία</w:t>
+      </w:r>
+    </w:p>
+    <w:p>
+      <w:pPr/>
+      <w:r>
+        <w:rPr>
+          <w:lang w:val="zh_TW" w:bidi="zh_TW"/>
+        </w:rPr>
+      </w:r>
+      <w:r>
+        <w:rPr>
+          <w:b/>
+          <w:lang w:val="zh_TW" w:bidi="zh_TW"/>
+        </w:rPr>
         <w:t>「基督馨香之氣」</w:t>
       </w:r>
     </w:p>
@@ -22150,6 +25360,21 @@
           <w:b/>
           <w:lang w:val="zh_TW" w:bidi="zh_TW"/>
         </w:rPr>
+        <w:t>τοῖς σῳζομένοις</w:t>
+      </w:r>
+    </w:p>
+    <w:p>
+      <w:pPr/>
+      <w:r>
+        <w:rPr>
+          <w:lang w:val="zh_TW" w:bidi="zh_TW"/>
+        </w:rPr>
+      </w:r>
+      <w:r>
+        <w:rPr>
+          <w:b/>
+          <w:lang w:val="zh_TW" w:bidi="zh_TW"/>
+        </w:rPr>
         <w:t>「得救的人（譯註：聖經原文是被動形式，直譯為被救的人）」</w:t>
       </w:r>
     </w:p>
@@ -22233,6 +25458,21 @@
           <w:b/>
           <w:lang w:val="zh_TW" w:bidi="zh_TW"/>
         </w:rPr>
+        <w:t>τοῖς ἀπολλυμένοις</w:t>
+      </w:r>
+    </w:p>
+    <w:p>
+      <w:pPr/>
+      <w:r>
+        <w:rPr>
+          <w:lang w:val="zh_TW" w:bidi="zh_TW"/>
+        </w:rPr>
+      </w:r>
+      <w:r>
+        <w:rPr>
+          <w:b/>
+          <w:lang w:val="zh_TW" w:bidi="zh_TW"/>
+        </w:rPr>
         <w:t>「滅亡的人」</w:t>
       </w:r>
     </w:p>
@@ -22329,6 +25569,21 @@
           <w:b/>
           <w:lang w:val="zh_TW" w:bidi="zh_TW"/>
         </w:rPr>
+        <w:t>οἷς μὲν &amp; οἷς δὲ</w:t>
+      </w:r>
+    </w:p>
+    <w:p>
+      <w:pPr/>
+      <w:r>
+        <w:rPr>
+          <w:lang w:val="zh_TW" w:bidi="zh_TW"/>
+        </w:rPr>
+      </w:r>
+      <w:r>
+        <w:rPr>
+          <w:b/>
+          <w:lang w:val="zh_TW" w:bidi="zh_TW"/>
+        </w:rPr>
         <w:t>「在這等人，〔確實〕（譯註：和合本沒有譯出這個詞）」 - 「〔但是〕（譯註：和合本沒有譯出這個連接詞）在那等人」</w:t>
       </w:r>
     </w:p>
@@ -22450,6 +25705,21 @@
           <w:b/>
           <w:lang w:val="zh_TW" w:bidi="zh_TW"/>
         </w:rPr>
+        <w:t>οἷς μὲν ὀσμὴ ἐκ θανάτου εἰς θάνατον, οἷς δὲ ὀσμὴ ἐκ ζωῆς εἰς ζωήν</w:t>
+      </w:r>
+    </w:p>
+    <w:p>
+      <w:pPr/>
+      <w:r>
+        <w:rPr>
+          <w:lang w:val="zh_TW" w:bidi="zh_TW"/>
+        </w:rPr>
+      </w:r>
+      <w:r>
+        <w:rPr>
+          <w:b/>
+          <w:lang w:val="zh_TW" w:bidi="zh_TW"/>
+        </w:rPr>
         <w:t>「在這等人，就作了死的香氣叫他死；在那等人，就作了活的香氣叫他活」</w:t>
       </w:r>
     </w:p>
@@ -22569,6 +25839,21 @@
           <w:b/>
           <w:lang w:val="zh_TW" w:bidi="zh_TW"/>
         </w:rPr>
+        <w:t>οἷς</w:t>
+      </w:r>
+    </w:p>
+    <w:p>
+      <w:pPr/>
+      <w:r>
+        <w:rPr>
+          <w:lang w:val="zh_TW" w:bidi="zh_TW"/>
+        </w:rPr>
+      </w:r>
+      <w:r>
+        <w:rPr>
+          <w:b/>
+          <w:lang w:val="zh_TW" w:bidi="zh_TW"/>
+        </w:rPr>
         <w:t>「在這等人」</w:t>
       </w:r>
       <w:r>
@@ -22703,6 +25988,21 @@
           <w:b/>
           <w:lang w:val="zh_TW" w:bidi="zh_TW"/>
         </w:rPr>
+        <w:t>ὀσμὴ</w:t>
+      </w:r>
+    </w:p>
+    <w:p>
+      <w:pPr/>
+      <w:r>
+        <w:rPr>
+          <w:lang w:val="zh_TW" w:bidi="zh_TW"/>
+        </w:rPr>
+      </w:r>
+      <w:r>
+        <w:rPr>
+          <w:b/>
+          <w:lang w:val="zh_TW" w:bidi="zh_TW"/>
+        </w:rPr>
         <w:t>「香氣」</w:t>
       </w:r>
       <w:r>
@@ -22875,6 +26175,21 @@
           <w:b/>
           <w:lang w:val="zh_TW" w:bidi="zh_TW"/>
         </w:rPr>
+        <w:t>ἐκ θανάτου εἰς θάνατον &amp; ἐκ ζωῆς εἰς ζωήν</w:t>
+      </w:r>
+    </w:p>
+    <w:p>
+      <w:pPr/>
+      <w:r>
+        <w:rPr>
+          <w:lang w:val="zh_TW" w:bidi="zh_TW"/>
+        </w:rPr>
+      </w:r>
+      <w:r>
+        <w:rPr>
+          <w:b/>
+          <w:lang w:val="zh_TW" w:bidi="zh_TW"/>
+        </w:rPr>
         <w:t>「從死到死（譯註：和合本譯為死......叫他死）」 - 「從生命到生命（譯註：和合本譯為活......叫他活）」</w:t>
       </w:r>
     </w:p>
@@ -23101,6 +26416,21 @@
           <w:b/>
           <w:lang w:val="zh_TW" w:bidi="zh_TW"/>
         </w:rPr>
+        <w:t>ἐκ θανάτου εἰς θάνατον &amp; ἐκ ζωῆς εἰς ζωήν</w:t>
+      </w:r>
+    </w:p>
+    <w:p>
+      <w:pPr/>
+      <w:r>
+        <w:rPr>
+          <w:lang w:val="zh_TW" w:bidi="zh_TW"/>
+        </w:rPr>
+      </w:r>
+      <w:r>
+        <w:rPr>
+          <w:b/>
+          <w:lang w:val="zh_TW" w:bidi="zh_TW"/>
+        </w:rPr>
         <w:t>「從死亡到死亡（譯註：和合本譯為死的……叫他死）」 - 「從生命到生命（譯註：和合本譯為活的……叫他活）」</w:t>
       </w:r>
     </w:p>
@@ -23210,6 +26540,21 @@
           <w:b/>
           <w:lang w:val="zh_TW" w:bidi="zh_TW"/>
         </w:rPr>
+        <w:t>πρὸς ταῦτα</w:t>
+      </w:r>
+    </w:p>
+    <w:p>
+      <w:pPr/>
+      <w:r>
+        <w:rPr>
+          <w:lang w:val="zh_TW" w:bidi="zh_TW"/>
+        </w:rPr>
+      </w:r>
+      <w:r>
+        <w:rPr>
+          <w:b/>
+          <w:lang w:val="zh_TW" w:bidi="zh_TW"/>
+        </w:rPr>
         <w:t>「這事」</w:t>
       </w:r>
     </w:p>
@@ -23331,6 +26676,21 @@
           <w:b/>
           <w:lang w:val="zh_TW" w:bidi="zh_TW"/>
         </w:rPr>
+        <w:t>πρὸς ταῦτα τίς ἱκανός</w:t>
+      </w:r>
+    </w:p>
+    <w:p>
+      <w:pPr/>
+      <w:r>
+        <w:rPr>
+          <w:lang w:val="zh_TW" w:bidi="zh_TW"/>
+        </w:rPr>
+      </w:r>
+      <w:r>
+        <w:rPr>
+          <w:b/>
+          <w:lang w:val="zh_TW" w:bidi="zh_TW"/>
+        </w:rPr>
         <w:t>「這事誰能當得起呢？」</w:t>
       </w:r>
     </w:p>
@@ -23440,6 +26800,21 @@
           <w:b/>
           <w:lang w:val="zh_TW" w:bidi="zh_TW"/>
         </w:rPr>
+        <w:t>γάρ</w:t>
+      </w:r>
+    </w:p>
+    <w:p>
+      <w:pPr/>
+      <w:r>
+        <w:rPr>
+          <w:lang w:val="zh_TW" w:bidi="zh_TW"/>
+        </w:rPr>
+      </w:r>
+      <w:r>
+        <w:rPr>
+          <w:b/>
+          <w:lang w:val="zh_TW" w:bidi="zh_TW"/>
+        </w:rPr>
         <w:t>「〔因為〕（譯註：和合本沒有譯出這個連接詞）」</w:t>
       </w:r>
     </w:p>
@@ -23548,6 +26923,21 @@
           <w:b/>
           <w:lang w:val="zh_TW" w:bidi="zh_TW"/>
         </w:rPr>
+        <w:t>λαλοῦμεν</w:t>
+      </w:r>
+    </w:p>
+    <w:p>
+      <w:pPr/>
+      <w:r>
+        <w:rPr>
+          <w:lang w:val="zh_TW" w:bidi="zh_TW"/>
+        </w:rPr>
+      </w:r>
+      <w:r>
+        <w:rPr>
+          <w:b/>
+          <w:lang w:val="zh_TW" w:bidi="zh_TW"/>
+        </w:rPr>
         <w:t>「我們......講道」</w:t>
       </w:r>
     </w:p>
@@ -23683,6 +27073,21 @@
           <w:b/>
           <w:lang w:val="zh_TW" w:bidi="zh_TW"/>
         </w:rPr>
+        <w:t>κατέναντι Θεοῦ</w:t>
+      </w:r>
+    </w:p>
+    <w:p>
+      <w:pPr/>
+      <w:r>
+        <w:rPr>
+          <w:lang w:val="zh_TW" w:bidi="zh_TW"/>
+        </w:rPr>
+      </w:r>
+      <w:r>
+        <w:rPr>
+          <w:b/>
+          <w:lang w:val="zh_TW" w:bidi="zh_TW"/>
+        </w:rPr>
         <w:t>「在神面前」</w:t>
       </w:r>
     </w:p>
@@ -23844,6 +27249,21 @@
           <w:b/>
           <w:lang w:val="zh_TW" w:bidi="zh_TW"/>
         </w:rPr>
+        <w:t>ἐν Χριστῷ</w:t>
+      </w:r>
+    </w:p>
+    <w:p>
+      <w:pPr/>
+      <w:r>
+        <w:rPr>
+          <w:lang w:val="zh_TW" w:bidi="zh_TW"/>
+        </w:rPr>
+      </w:r>
+      <w:r>
+        <w:rPr>
+          <w:b/>
+          <w:lang w:val="zh_TW" w:bidi="zh_TW"/>
+        </w:rPr>
         <w:t>「在基督裡（譯註：和合本譯為憑著基督）」</w:t>
       </w:r>
     </w:p>
@@ -24005,6 +27425,21 @@
           <w:b/>
           <w:lang w:val="zh_TW" w:bidi="zh_TW"/>
         </w:rPr>
+        <w:t>ἐσμεν &amp; λαλοῦμεν</w:t>
+      </w:r>
+    </w:p>
+    <w:p>
+      <w:pPr/>
+      <w:r>
+        <w:rPr>
+          <w:lang w:val="zh_TW" w:bidi="zh_TW"/>
+        </w:rPr>
+      </w:r>
+      <w:r>
+        <w:rPr>
+          <w:b/>
+          <w:lang w:val="zh_TW" w:bidi="zh_TW"/>
+        </w:rPr>
         <w:t>「我們」 - 「〔我們〕（譯註：和合本沒有譯出這個代名詞）……講道」</w:t>
       </w:r>
     </w:p>
@@ -24113,6 +27548,21 @@
           <w:b/>
           <w:lang w:val="zh_TW" w:bidi="zh_TW"/>
         </w:rPr>
+        <w:t>οἱ πολλοὶ</w:t>
+      </w:r>
+    </w:p>
+    <w:p>
+      <w:pPr/>
+      <w:r>
+        <w:rPr>
+          <w:lang w:val="zh_TW" w:bidi="zh_TW"/>
+        </w:rPr>
+      </w:r>
+      <w:r>
+        <w:rPr>
+          <w:b/>
+          <w:lang w:val="zh_TW" w:bidi="zh_TW"/>
+        </w:rPr>
         <w:t>「那許多（譯註：和合本譯為那許多人）」</w:t>
       </w:r>
     </w:p>
@@ -24222,6 +27672,21 @@
           <w:b/>
           <w:lang w:val="zh_TW" w:bidi="zh_TW"/>
         </w:rPr>
+        <w:t>καπηλεύοντες</w:t>
+      </w:r>
+    </w:p>
+    <w:p>
+      <w:pPr/>
+      <w:r>
+        <w:rPr>
+          <w:lang w:val="zh_TW" w:bidi="zh_TW"/>
+        </w:rPr>
+      </w:r>
+      <w:r>
+        <w:rPr>
+          <w:b/>
+          <w:lang w:val="zh_TW" w:bidi="zh_TW"/>
+        </w:rPr>
         <w:t>「兜售（譯註：和合本譯為為利混亂）」</w:t>
       </w:r>
     </w:p>
@@ -24331,6 +27796,21 @@
           <w:b/>
           <w:lang w:val="zh_TW" w:bidi="zh_TW"/>
         </w:rPr>
+        <w:t>τὸν λόγον</w:t>
+      </w:r>
+    </w:p>
+    <w:p>
+      <w:pPr/>
+      <w:r>
+        <w:rPr>
+          <w:lang w:val="zh_TW" w:bidi="zh_TW"/>
+        </w:rPr>
+      </w:r>
+      <w:r>
+        <w:rPr>
+          <w:b/>
+          <w:lang w:val="zh_TW" w:bidi="zh_TW"/>
+        </w:rPr>
         <w:t>「道」</w:t>
       </w:r>
     </w:p>
@@ -24427,6 +27907,21 @@
           <w:b/>
           <w:lang w:val="zh_TW" w:bidi="zh_TW"/>
         </w:rPr>
+        <w:t>τὸν λόγον τοῦ Θεοῦ</w:t>
+      </w:r>
+    </w:p>
+    <w:p>
+      <w:pPr/>
+      <w:r>
+        <w:rPr>
+          <w:lang w:val="zh_TW" w:bidi="zh_TW"/>
+        </w:rPr>
+      </w:r>
+      <w:r>
+        <w:rPr>
+          <w:b/>
+          <w:lang w:val="zh_TW" w:bidi="zh_TW"/>
+        </w:rPr>
         <w:t>「神的道」</w:t>
       </w:r>
     </w:p>
@@ -24549,6 +28044,21 @@
           <w:b/>
           <w:lang w:val="zh_TW" w:bidi="zh_TW"/>
         </w:rPr>
+        <w:t>ἀλλ’ ὡς</w:t>
+      </w:r>
+    </w:p>
+    <w:p>
+      <w:pPr/>
+      <w:r>
+        <w:rPr>
+          <w:lang w:val="zh_TW" w:bidi="zh_TW"/>
+        </w:rPr>
+      </w:r>
+      <w:r>
+        <w:rPr>
+          <w:b/>
+          <w:lang w:val="zh_TW" w:bidi="zh_TW"/>
+        </w:rPr>
         <w:t>「乃是由於」 - 「乃是由於（譯註：和合本譯為由於）」</w:t>
       </w:r>
     </w:p>
@@ -24710,6 +28220,21 @@
           <w:b/>
           <w:lang w:val="zh_TW" w:bidi="zh_TW"/>
         </w:rPr>
+        <w:t>ἐξ εἰλικρινείας</w:t>
+      </w:r>
+    </w:p>
+    <w:p>
+      <w:pPr/>
+      <w:r>
+        <w:rPr>
+          <w:lang w:val="zh_TW" w:bidi="zh_TW"/>
+        </w:rPr>
+      </w:r>
+      <w:r>
+        <w:rPr>
+          <w:b/>
+          <w:lang w:val="zh_TW" w:bidi="zh_TW"/>
+        </w:rPr>
         <w:t>「誠實」</w:t>
       </w:r>
     </w:p>
@@ -24806,6 +28331,21 @@
           <w:b/>
           <w:lang w:val="zh_TW" w:bidi="zh_TW"/>
         </w:rPr>
+        <w:t>ὡς ἐκ Θεοῦ</w:t>
+      </w:r>
+    </w:p>
+    <w:p>
+      <w:pPr/>
+      <w:r>
+        <w:rPr>
+          <w:lang w:val="zh_TW" w:bidi="zh_TW"/>
+        </w:rPr>
+      </w:r>
+      <w:r>
+        <w:rPr>
+          <w:b/>
+          <w:lang w:val="zh_TW" w:bidi="zh_TW"/>
+        </w:rPr>
         <w:t>「作為從神而來的人（譯註：和合本譯為由於神）」</w:t>
       </w:r>
     </w:p>
@@ -24954,6 +28494,21 @@
           <w:b/>
           <w:lang w:val="zh_TW" w:bidi="zh_TW"/>
         </w:rPr>
+        <w:t>ἀρχόμεθα &amp; ἑαυτοὺς &amp; μὴ χρῄζομεν</w:t>
+      </w:r>
+    </w:p>
+    <w:p>
+      <w:pPr/>
+      <w:r>
+        <w:rPr>
+          <w:lang w:val="zh_TW" w:bidi="zh_TW"/>
+        </w:rPr>
+      </w:r>
+      <w:r>
+        <w:rPr>
+          <w:b/>
+          <w:lang w:val="zh_TW" w:bidi="zh_TW"/>
+        </w:rPr>
         <w:t>「我們豈是......嗎」 - 「自己」 - 「我們不需要（譯註：和合本譯為豈）」 - 「〔我們需要〕（譯註：和合本沒有譯出這片語）嗎」</w:t>
       </w:r>
     </w:p>
@@ -25074,6 +28629,21 @@
           <w:b/>
           <w:lang w:val="zh_TW" w:bidi="zh_TW"/>
         </w:rPr>
+        <w:t>ἀρχόμεθα πάλιν ἑαυτοὺς συνιστάνειν</w:t>
+      </w:r>
+    </w:p>
+    <w:p>
+      <w:pPr/>
+      <w:r>
+        <w:rPr>
+          <w:lang w:val="zh_TW" w:bidi="zh_TW"/>
+        </w:rPr>
+      </w:r>
+      <w:r>
+        <w:rPr>
+          <w:b/>
+          <w:lang w:val="zh_TW" w:bidi="zh_TW"/>
+        </w:rPr>
         <w:t>「我們豈是又舉薦自己嗎？」</w:t>
       </w:r>
     </w:p>
@@ -25157,6 +28727,21 @@
           <w:b/>
           <w:lang w:val="zh_TW" w:bidi="zh_TW"/>
         </w:rPr>
+        <w:t>πάλιν</w:t>
+      </w:r>
+    </w:p>
+    <w:p>
+      <w:pPr/>
+      <w:r>
+        <w:rPr>
+          <w:lang w:val="zh_TW" w:bidi="zh_TW"/>
+        </w:rPr>
+      </w:r>
+      <w:r>
+        <w:rPr>
+          <w:b/>
+          <w:lang w:val="zh_TW" w:bidi="zh_TW"/>
+        </w:rPr>
         <w:t>「又」</w:t>
       </w:r>
     </w:p>
@@ -25253,6 +28838,21 @@
           <w:b/>
           <w:lang w:val="zh_TW" w:bidi="zh_TW"/>
         </w:rPr>
+        <w:t>ἢ</w:t>
+      </w:r>
+    </w:p>
+    <w:p>
+      <w:pPr/>
+      <w:r>
+        <w:rPr>
+          <w:lang w:val="zh_TW" w:bidi="zh_TW"/>
+        </w:rPr>
+      </w:r>
+      <w:r>
+        <w:rPr>
+          <w:b/>
+          <w:lang w:val="zh_TW" w:bidi="zh_TW"/>
+        </w:rPr>
         <w:t>「〔或者〕（譯註：和合本沒有譯出這個連接詞）」</w:t>
       </w:r>
     </w:p>
@@ -25388,6 +28988,21 @@
           <w:b/>
           <w:lang w:val="zh_TW" w:bidi="zh_TW"/>
         </w:rPr>
+        <w:t>ἢ μὴ χρῄζομεν, ὥς τινες, συστατικῶν ἐπιστολῶν πρὸς ὑμᾶς ἢ ἐξ ὑμῶν</w:t>
+      </w:r>
+    </w:p>
+    <w:p>
+      <w:pPr/>
+      <w:r>
+        <w:rPr>
+          <w:lang w:val="zh_TW" w:bidi="zh_TW"/>
+        </w:rPr>
+      </w:r>
+      <w:r>
+        <w:rPr>
+          <w:b/>
+          <w:lang w:val="zh_TW" w:bidi="zh_TW"/>
+        </w:rPr>
         <w:t>「豈像別人用人的薦信給你們或用你們的薦信給人嗎？」</w:t>
       </w:r>
     </w:p>
@@ -25471,6 +29086,21 @@
           <w:b/>
           <w:lang w:val="zh_TW" w:bidi="zh_TW"/>
         </w:rPr>
+        <w:t>ὥς τινες</w:t>
+      </w:r>
+    </w:p>
+    <w:p>
+      <w:pPr/>
+      <w:r>
+        <w:rPr>
+          <w:lang w:val="zh_TW" w:bidi="zh_TW"/>
+        </w:rPr>
+      </w:r>
+      <w:r>
+        <w:rPr>
+          <w:b/>
+          <w:lang w:val="zh_TW" w:bidi="zh_TW"/>
+        </w:rPr>
         <w:t>「像別人」</w:t>
       </w:r>
     </w:p>
@@ -25567,6 +29197,21 @@
           <w:b/>
           <w:lang w:val="zh_TW" w:bidi="zh_TW"/>
         </w:rPr>
+        <w:t>συστατικῶν ἐπιστολῶν</w:t>
+      </w:r>
+    </w:p>
+    <w:p>
+      <w:pPr/>
+      <w:r>
+        <w:rPr>
+          <w:lang w:val="zh_TW" w:bidi="zh_TW"/>
+        </w:rPr>
+      </w:r>
+      <w:r>
+        <w:rPr>
+          <w:b/>
+          <w:lang w:val="zh_TW" w:bidi="zh_TW"/>
+        </w:rPr>
         <w:t>「薦信」</w:t>
       </w:r>
     </w:p>
@@ -25676,6 +29321,21 @@
           <w:b/>
           <w:lang w:val="zh_TW" w:bidi="zh_TW"/>
         </w:rPr>
+        <w:t>συστατικῶν ἐπιστολῶν</w:t>
+      </w:r>
+    </w:p>
+    <w:p>
+      <w:pPr/>
+      <w:r>
+        <w:rPr>
+          <w:lang w:val="zh_TW" w:bidi="zh_TW"/>
+        </w:rPr>
+      </w:r>
+      <w:r>
+        <w:rPr>
+          <w:b/>
+          <w:lang w:val="zh_TW" w:bidi="zh_TW"/>
+        </w:rPr>
         <w:t>「薦信」</w:t>
       </w:r>
     </w:p>
@@ -25772,6 +29432,21 @@
           <w:b/>
           <w:lang w:val="zh_TW" w:bidi="zh_TW"/>
         </w:rPr>
+        <w:t>ἡ ἐπιστολὴ ἡμῶν ὑμεῖς ἐστε, ἐνγεγραμμένη ἐν ταῖς καρδίαις ἡμῶν, γινωσκομένη καὶ ἀναγινωσκομένη ὑπὸ πάντων ἀνθρώπων</w:t>
+      </w:r>
+    </w:p>
+    <w:p>
+      <w:pPr/>
+      <w:r>
+        <w:rPr>
+          <w:lang w:val="zh_TW" w:bidi="zh_TW"/>
+        </w:rPr>
+      </w:r>
+      <w:r>
+        <w:rPr>
+          <w:b/>
+          <w:lang w:val="zh_TW" w:bidi="zh_TW"/>
+        </w:rPr>
         <w:t>「你們就是我們的薦信，寫在我們的心裡，被眾人所知道所念誦的」</w:t>
       </w:r>
     </w:p>
@@ -25946,6 +29621,21 @@
           <w:b/>
           <w:lang w:val="zh_TW" w:bidi="zh_TW"/>
         </w:rPr>
+        <w:t>ὑμεῖς ἐστε</w:t>
+      </w:r>
+    </w:p>
+    <w:p>
+      <w:pPr/>
+      <w:r>
+        <w:rPr>
+          <w:lang w:val="zh_TW" w:bidi="zh_TW"/>
+        </w:rPr>
+      </w:r>
+      <w:r>
+        <w:rPr>
+          <w:b/>
+          <w:lang w:val="zh_TW" w:bidi="zh_TW"/>
+        </w:rPr>
         <w:t>「你們自己就是（譯註：和合本譯為你們就是）」</w:t>
       </w:r>
     </w:p>
@@ -26068,6 +29758,21 @@
           <w:b/>
           <w:lang w:val="zh_TW" w:bidi="zh_TW"/>
         </w:rPr>
+        <w:t>ἡ ἐπιστολὴ ἡμῶν &amp; ταῖς καρδίαις ἡμῶν</w:t>
+      </w:r>
+    </w:p>
+    <w:p>
+      <w:pPr/>
+      <w:r>
+        <w:rPr>
+          <w:lang w:val="zh_TW" w:bidi="zh_TW"/>
+        </w:rPr>
+      </w:r>
+      <w:r>
+        <w:rPr>
+          <w:b/>
+          <w:lang w:val="zh_TW" w:bidi="zh_TW"/>
+        </w:rPr>
         <w:t>「我們的薦信」</w:t>
       </w:r>
       <w:r>
@@ -26189,6 +29894,21 @@
           <w:b/>
           <w:lang w:val="zh_TW" w:bidi="zh_TW"/>
         </w:rPr>
+        <w:t>ἡ ἐπιστολὴ ἡμῶν &amp; ἐνγεγραμμένη</w:t>
+      </w:r>
+    </w:p>
+    <w:p>
+      <w:pPr/>
+      <w:r>
+        <w:rPr>
+          <w:lang w:val="zh_TW" w:bidi="zh_TW"/>
+        </w:rPr>
+      </w:r>
+      <w:r>
+        <w:rPr>
+          <w:b/>
+          <w:lang w:val="zh_TW" w:bidi="zh_TW"/>
+        </w:rPr>
         <w:t>「我們的薦信，寫」</w:t>
       </w:r>
     </w:p>
@@ -26298,6 +30018,21 @@
           <w:b/>
           <w:lang w:val="zh_TW" w:bidi="zh_TW"/>
         </w:rPr>
+        <w:t>ἐνγεγραμμένη ἐν ταῖς καρδίαις ἡμῶν</w:t>
+      </w:r>
+    </w:p>
+    <w:p>
+      <w:pPr/>
+      <w:r>
+        <w:rPr>
+          <w:lang w:val="zh_TW" w:bidi="zh_TW"/>
+        </w:rPr>
+      </w:r>
+      <w:r>
+        <w:rPr>
+          <w:b/>
+          <w:lang w:val="zh_TW" w:bidi="zh_TW"/>
+        </w:rPr>
         <w:t>「寫在我們的心裡」</w:t>
       </w:r>
     </w:p>
@@ -26394,6 +30129,21 @@
           <w:b/>
           <w:lang w:val="zh_TW" w:bidi="zh_TW"/>
         </w:rPr>
+        <w:t>ἐνγεγραμμένη</w:t>
+      </w:r>
+    </w:p>
+    <w:p>
+      <w:pPr/>
+      <w:r>
+        <w:rPr>
+          <w:lang w:val="zh_TW" w:bidi="zh_TW"/>
+        </w:rPr>
+      </w:r>
+      <w:r>
+        <w:rPr>
+          <w:b/>
+          <w:lang w:val="zh_TW" w:bidi="zh_TW"/>
+        </w:rPr>
         <w:t>「寫（譯註：聖經原文是被動形式，直譯為被寫）」</w:t>
       </w:r>
     </w:p>
@@ -26489,6 +30239,21 @@
           <w:b/>
           <w:lang w:val="zh_TW" w:bidi="zh_TW"/>
         </w:rPr>
+        <w:t>γινωσκομένη καὶ ἀναγινωσκομένη ὑπὸ πάντων ἀνθρώπων</w:t>
+      </w:r>
+    </w:p>
+    <w:p>
+      <w:pPr/>
+      <w:r>
+        <w:rPr>
+          <w:lang w:val="zh_TW" w:bidi="zh_TW"/>
+        </w:rPr>
+      </w:r>
+      <w:r>
+        <w:rPr>
+          <w:b/>
+          <w:lang w:val="zh_TW" w:bidi="zh_TW"/>
+        </w:rPr>
         <w:t>「被眾人所知道所念誦的」</w:t>
       </w:r>
     </w:p>
@@ -26572,6 +30337,21 @@
           <w:b/>
           <w:lang w:val="zh_TW" w:bidi="zh_TW"/>
         </w:rPr>
+        <w:t>γινωσκομένη καὶ ἀναγινωσκομένη</w:t>
+      </w:r>
+    </w:p>
+    <w:p>
+      <w:pPr/>
+      <w:r>
+        <w:rPr>
+          <w:lang w:val="zh_TW" w:bidi="zh_TW"/>
+        </w:rPr>
+      </w:r>
+      <w:r>
+        <w:rPr>
+          <w:b/>
+          <w:lang w:val="zh_TW" w:bidi="zh_TW"/>
+        </w:rPr>
         <w:t>「所知道所念誦的」</w:t>
       </w:r>
     </w:p>
@@ -26733,6 +30513,21 @@
           <w:b/>
           <w:lang w:val="zh_TW" w:bidi="zh_TW"/>
         </w:rPr>
+        <w:t>πάντων ἀνθρώπων</w:t>
+      </w:r>
+    </w:p>
+    <w:p>
+      <w:pPr/>
+      <w:r>
+        <w:rPr>
+          <w:lang w:val="zh_TW" w:bidi="zh_TW"/>
+        </w:rPr>
+      </w:r>
+      <w:r>
+        <w:rPr>
+          <w:b/>
+          <w:lang w:val="zh_TW" w:bidi="zh_TW"/>
+        </w:rPr>
         <w:t>「所有男人（和合本譯為：眾人）」</w:t>
       </w:r>
     </w:p>
@@ -26829,6 +30624,21 @@
           <w:b/>
           <w:lang w:val="zh_TW" w:bidi="zh_TW"/>
         </w:rPr>
+        <w:t>φανερούμενοι</w:t>
+      </w:r>
+    </w:p>
+    <w:p>
+      <w:pPr/>
+      <w:r>
+        <w:rPr>
+          <w:lang w:val="zh_TW" w:bidi="zh_TW"/>
+        </w:rPr>
+      </w:r>
+      <w:r>
+        <w:rPr>
+          <w:b/>
+          <w:lang w:val="zh_TW" w:bidi="zh_TW"/>
+        </w:rPr>
         <w:t>「明顯」</w:t>
       </w:r>
     </w:p>
@@ -26925,6 +30735,21 @@
           <w:b/>
           <w:lang w:val="zh_TW" w:bidi="zh_TW"/>
         </w:rPr>
+        <w:t>μέλανι</w:t>
+      </w:r>
+    </w:p>
+    <w:p>
+      <w:pPr/>
+      <w:r>
+        <w:rPr>
+          <w:lang w:val="zh_TW" w:bidi="zh_TW"/>
+        </w:rPr>
+      </w:r>
+      <w:r>
+        <w:rPr>
+          <w:b/>
+          <w:lang w:val="zh_TW" w:bidi="zh_TW"/>
+        </w:rPr>
         <w:t>「用墨」</w:t>
       </w:r>
     </w:p>
@@ -27021,6 +30846,21 @@
           <w:b/>
           <w:lang w:val="zh_TW" w:bidi="zh_TW"/>
         </w:rPr>
+        <w:t>Θεοῦ ζῶντος</w:t>
+      </w:r>
+    </w:p>
+    <w:p>
+      <w:pPr/>
+      <w:r>
+        <w:rPr>
+          <w:lang w:val="zh_TW" w:bidi="zh_TW"/>
+        </w:rPr>
+      </w:r>
+      <w:r>
+        <w:rPr>
+          <w:b/>
+          <w:lang w:val="zh_TW" w:bidi="zh_TW"/>
+        </w:rPr>
         <w:t>「永生神的」</w:t>
       </w:r>
     </w:p>
@@ -27130,6 +30970,21 @@
           <w:b/>
           <w:lang w:val="zh_TW" w:bidi="zh_TW"/>
         </w:rPr>
+        <w:t>ἐν πλαξὶν</w:t>
+      </w:r>
+    </w:p>
+    <w:p>
+      <w:pPr/>
+      <w:r>
+        <w:rPr>
+          <w:lang w:val="zh_TW" w:bidi="zh_TW"/>
+        </w:rPr>
+      </w:r>
+      <w:r>
+        <w:rPr>
+          <w:b/>
+          <w:lang w:val="zh_TW" w:bidi="zh_TW"/>
+        </w:rPr>
         <w:t>「在……版上」－「在……版上」</w:t>
       </w:r>
     </w:p>
@@ -27251,6 +31106,21 @@
           <w:b/>
           <w:lang w:val="zh_TW" w:bidi="zh_TW"/>
         </w:rPr>
+        <w:t>πλαξὶν λιθίναις</w:t>
+      </w:r>
+    </w:p>
+    <w:p>
+      <w:pPr/>
+      <w:r>
+        <w:rPr>
+          <w:lang w:val="zh_TW" w:bidi="zh_TW"/>
+        </w:rPr>
+      </w:r>
+      <w:r>
+        <w:rPr>
+          <w:b/>
+          <w:lang w:val="zh_TW" w:bidi="zh_TW"/>
+        </w:rPr>
         <w:t>「石版」</w:t>
       </w:r>
     </w:p>
@@ -27360,6 +31230,21 @@
           <w:b/>
           <w:lang w:val="zh_TW" w:bidi="zh_TW"/>
         </w:rPr>
+        <w:t>πλαξὶν καρδίαις σαρκίναις</w:t>
+      </w:r>
+    </w:p>
+    <w:p>
+      <w:pPr/>
+      <w:r>
+        <w:rPr>
+          <w:lang w:val="zh_TW" w:bidi="zh_TW"/>
+        </w:rPr>
+      </w:r>
+      <w:r>
+        <w:rPr>
+          <w:b/>
+          <w:lang w:val="zh_TW" w:bidi="zh_TW"/>
+        </w:rPr>
         <w:t>「肉體的心的版（譯註：和合本譯為心版）」</w:t>
       </w:r>
     </w:p>
@@ -27495,6 +31380,21 @@
           <w:b/>
           <w:lang w:val="zh_TW" w:bidi="zh_TW"/>
         </w:rPr>
+        <w:t>καρδίαις σαρκίναις</w:t>
+      </w:r>
+    </w:p>
+    <w:p>
+      <w:pPr/>
+      <w:r>
+        <w:rPr>
+          <w:lang w:val="zh_TW" w:bidi="zh_TW"/>
+        </w:rPr>
+      </w:r>
+      <w:r>
+        <w:rPr>
+          <w:b/>
+          <w:lang w:val="zh_TW" w:bidi="zh_TW"/>
+        </w:rPr>
         <w:t>「肉體的心的版（譯註：和合本譯為心版）」</w:t>
       </w:r>
     </w:p>
@@ -27617,6 +31517,21 @@
           <w:b/>
           <w:lang w:val="zh_TW" w:bidi="zh_TW"/>
         </w:rPr>
+        <w:t>ἐστὲ ἐπιστολὴ Χριστοῦ, διακονηθεῖσα ὑφ’ ἡμῶν, ἐνγεγραμμένη οὐ μέλανι, ἀλλὰ Πνεύματι Θεοῦ ζῶντος, οὐκ ἐν πλαξὶν λιθίναις, ἀλλ’ ἐν πλαξὶν καρδίαις σαρκίναις</w:t>
+      </w:r>
+    </w:p>
+    <w:p>
+      <w:pPr/>
+      <w:r>
+        <w:rPr>
+          <w:lang w:val="zh_TW" w:bidi="zh_TW"/>
+        </w:rPr>
+      </w:r>
+      <w:r>
+        <w:rPr>
+          <w:b/>
+          <w:lang w:val="zh_TW" w:bidi="zh_TW"/>
+        </w:rPr>
         <w:t>「你們明顯是基督的信，藉著我們修成的。不是用墨寫的，乃是用永生神的靈寫的；不是寫在石版上，乃是寫在心版上」</w:t>
       </w:r>
     </w:p>
@@ -27856,6 +31771,21 @@
           <w:b/>
           <w:lang w:val="zh_TW" w:bidi="zh_TW"/>
         </w:rPr>
+        <w:t>ἐπιστολὴ Χριστοῦ</w:t>
+      </w:r>
+    </w:p>
+    <w:p>
+      <w:pPr/>
+      <w:r>
+        <w:rPr>
+          <w:lang w:val="zh_TW" w:bidi="zh_TW"/>
+        </w:rPr>
+      </w:r>
+      <w:r>
+        <w:rPr>
+          <w:b/>
+          <w:lang w:val="zh_TW" w:bidi="zh_TW"/>
+        </w:rPr>
         <w:t>「基督的信」</w:t>
       </w:r>
     </w:p>
@@ -27978,6 +31908,21 @@
           <w:b/>
           <w:lang w:val="zh_TW" w:bidi="zh_TW"/>
         </w:rPr>
+        <w:t>διακονηθεῖσα ὑφ’ ἡμῶν</w:t>
+      </w:r>
+    </w:p>
+    <w:p>
+      <w:pPr/>
+      <w:r>
+        <w:rPr>
+          <w:lang w:val="zh_TW" w:bidi="zh_TW"/>
+        </w:rPr>
+      </w:r>
+      <w:r>
+        <w:rPr>
+          <w:b/>
+          <w:lang w:val="zh_TW" w:bidi="zh_TW"/>
+        </w:rPr>
         <w:t>「藉著我們修成的（譯註：聖經原文是被動形式，直譯為藉著我們被修成的）」</w:t>
       </w:r>
     </w:p>
@@ -28061,6 +32006,21 @@
           <w:b/>
           <w:lang w:val="zh_TW" w:bidi="zh_TW"/>
         </w:rPr>
+        <w:t>διακονηθεῖσα ὑφ’ ἡμῶν</w:t>
+      </w:r>
+    </w:p>
+    <w:p>
+      <w:pPr/>
+      <w:r>
+        <w:rPr>
+          <w:lang w:val="zh_TW" w:bidi="zh_TW"/>
+        </w:rPr>
+      </w:r>
+      <w:r>
+        <w:rPr>
+          <w:b/>
+          <w:lang w:val="zh_TW" w:bidi="zh_TW"/>
+        </w:rPr>
         <w:t>「藉著我們修成的」</w:t>
       </w:r>
     </w:p>
@@ -28196,6 +32156,21 @@
           <w:b/>
           <w:lang w:val="zh_TW" w:bidi="zh_TW"/>
         </w:rPr>
+        <w:t>ἡμῶν</w:t>
+      </w:r>
+    </w:p>
+    <w:p>
+      <w:pPr/>
+      <w:r>
+        <w:rPr>
+          <w:lang w:val="zh_TW" w:bidi="zh_TW"/>
+        </w:rPr>
+      </w:r>
+      <w:r>
+        <w:rPr>
+          <w:b/>
+          <w:lang w:val="zh_TW" w:bidi="zh_TW"/>
+        </w:rPr>
         <w:t>「我們」</w:t>
       </w:r>
     </w:p>
@@ -28304,6 +32279,21 @@
           <w:b/>
           <w:lang w:val="zh_TW" w:bidi="zh_TW"/>
         </w:rPr>
+        <w:t>ἐνγεγραμμένη οὐ μέλανι, ἀλλὰ Πνεύματι Θεοῦ ζῶντος, οὐκ ἐν πλαξὶν λιθίναις, ἀλλ’ ἐν πλαξὶν καρδίαις σαρκίναις</w:t>
+      </w:r>
+    </w:p>
+    <w:p>
+      <w:pPr/>
+      <w:r>
+        <w:rPr>
+          <w:lang w:val="zh_TW" w:bidi="zh_TW"/>
+        </w:rPr>
+      </w:r>
+      <w:r>
+        <w:rPr>
+          <w:b/>
+          <w:lang w:val="zh_TW" w:bidi="zh_TW"/>
+        </w:rPr>
         <w:t>「不是用墨寫的，乃是用永生神的靈寫的；不是寫在石版上，乃是寫在心版上」</w:t>
       </w:r>
     </w:p>
@@ -28387,6 +32377,21 @@
           <w:b/>
           <w:lang w:val="zh_TW" w:bidi="zh_TW"/>
         </w:rPr>
+        <w:t>ἀλλὰ Πνεύματι Θεοῦ ζῶντος, οὐκ ἐν πλαξὶν λιθίναις, ἀλλ’ ἐν πλαξὶν καρδίαις σαρκίναις</w:t>
+      </w:r>
+    </w:p>
+    <w:p>
+      <w:pPr/>
+      <w:r>
+        <w:rPr>
+          <w:lang w:val="zh_TW" w:bidi="zh_TW"/>
+        </w:rPr>
+      </w:r>
+      <w:r>
+        <w:rPr>
+          <w:b/>
+          <w:lang w:val="zh_TW" w:bidi="zh_TW"/>
+        </w:rPr>
         <w:t>「乃是用永生神的靈；不是在石版上，乃是在心版上（譯註：和合本譯為乃是用永生神的靈寫的；不是寫在石版上，乃是寫在心版上）」</w:t>
       </w:r>
     </w:p>
@@ -28483,6 +32488,21 @@
           <w:b/>
           <w:lang w:val="zh_TW" w:bidi="zh_TW"/>
         </w:rPr>
+        <w:t>ἐνγεγραμμένη οὐ</w:t>
+      </w:r>
+    </w:p>
+    <w:p>
+      <w:pPr/>
+      <w:r>
+        <w:rPr>
+          <w:lang w:val="zh_TW" w:bidi="zh_TW"/>
+        </w:rPr>
+      </w:r>
+      <w:r>
+        <w:rPr>
+          <w:b/>
+          <w:lang w:val="zh_TW" w:bidi="zh_TW"/>
+        </w:rPr>
         <w:t>「不是用</w:t>
       </w:r>
       <w:r>
@@ -28579,6 +32599,21 @@
           <w:b/>
           <w:lang w:val="zh_TW" w:bidi="zh_TW"/>
         </w:rPr>
+        <w:t>δὲ</w:t>
+      </w:r>
+    </w:p>
+    <w:p>
+      <w:pPr/>
+      <w:r>
+        <w:rPr>
+          <w:lang w:val="zh_TW" w:bidi="zh_TW"/>
+        </w:rPr>
+      </w:r>
+      <w:r>
+        <w:rPr>
+          <w:b/>
+          <w:lang w:val="zh_TW" w:bidi="zh_TW"/>
+        </w:rPr>
         <w:t>「〔接著〕（譯註：和合本沒有譯出這個連接詞）」</w:t>
       </w:r>
     </w:p>
@@ -28688,6 +32723,21 @@
           <w:b/>
           <w:lang w:val="zh_TW" w:bidi="zh_TW"/>
         </w:rPr>
+        <w:t>ἔχομεν</w:t>
+      </w:r>
+    </w:p>
+    <w:p>
+      <w:pPr/>
+      <w:r>
+        <w:rPr>
+          <w:lang w:val="zh_TW" w:bidi="zh_TW"/>
+        </w:rPr>
+      </w:r>
+      <w:r>
+        <w:rPr>
+          <w:b/>
+          <w:lang w:val="zh_TW" w:bidi="zh_TW"/>
+        </w:rPr>
         <w:t>「我們……有」</w:t>
       </w:r>
     </w:p>
@@ -28822,6 +32872,21 @@
           <w:b/>
           <w:lang w:val="zh_TW" w:bidi="zh_TW"/>
         </w:rPr>
+        <w:t>πεποίθησιν &amp; τοιαύτην ἔχομεν</w:t>
+      </w:r>
+    </w:p>
+    <w:p>
+      <w:pPr/>
+      <w:r>
+        <w:rPr>
+          <w:lang w:val="zh_TW" w:bidi="zh_TW"/>
+        </w:rPr>
+      </w:r>
+      <w:r>
+        <w:rPr>
+          <w:b/>
+          <w:lang w:val="zh_TW" w:bidi="zh_TW"/>
+        </w:rPr>
         <w:t>「我們……有這樣的信心」</w:t>
       </w:r>
     </w:p>
@@ -28931,6 +32996,21 @@
           <w:b/>
           <w:lang w:val="zh_TW" w:bidi="zh_TW"/>
         </w:rPr>
+        <w:t>πεποίθησιν &amp; τοιαύτην</w:t>
+      </w:r>
+    </w:p>
+    <w:p>
+      <w:pPr/>
+      <w:r>
+        <w:rPr>
+          <w:lang w:val="zh_TW" w:bidi="zh_TW"/>
+        </w:rPr>
+      </w:r>
+      <w:r>
+        <w:rPr>
+          <w:b/>
+          <w:lang w:val="zh_TW" w:bidi="zh_TW"/>
+        </w:rPr>
         <w:t>「這樣的信心」</w:t>
       </w:r>
     </w:p>
@@ -29052,6 +33132,21 @@
           <w:b/>
           <w:lang w:val="zh_TW" w:bidi="zh_TW"/>
         </w:rPr>
+        <w:t>πρὸς τὸν Θεόν</w:t>
+      </w:r>
+    </w:p>
+    <w:p>
+      <w:pPr/>
+      <w:r>
+        <w:rPr>
+          <w:lang w:val="zh_TW" w:bidi="zh_TW"/>
+        </w:rPr>
+      </w:r>
+      <w:r>
+        <w:rPr>
+          <w:b/>
+          <w:lang w:val="zh_TW" w:bidi="zh_TW"/>
+        </w:rPr>
         <w:t>「向著神（譯註：和合本譯為在神面前）」</w:t>
       </w:r>
     </w:p>
@@ -29200,6 +33295,21 @@
           <w:b/>
           <w:lang w:val="zh_TW" w:bidi="zh_TW"/>
         </w:rPr>
+        <w:t>οὐχ</w:t>
+      </w:r>
+    </w:p>
+    <w:p>
+      <w:pPr/>
+      <w:r>
+        <w:rPr>
+          <w:lang w:val="zh_TW" w:bidi="zh_TW"/>
+        </w:rPr>
+      </w:r>
+      <w:r>
+        <w:rPr>
+          <w:b/>
+          <w:lang w:val="zh_TW" w:bidi="zh_TW"/>
+        </w:rPr>
         <w:t>「並不是」</w:t>
       </w:r>
     </w:p>
@@ -29347,6 +33457,21 @@
           <w:b/>
           <w:lang w:val="zh_TW" w:bidi="zh_TW"/>
         </w:rPr>
+        <w:t>ἑαυτῶν &amp; ἐσμεν &amp; ἑαυτῶν &amp; ἡμῶν</w:t>
+      </w:r>
+    </w:p>
+    <w:p>
+      <w:pPr/>
+      <w:r>
+        <w:rPr>
+          <w:lang w:val="zh_TW" w:bidi="zh_TW"/>
+        </w:rPr>
+      </w:r>
+      <w:r>
+        <w:rPr>
+          <w:b/>
+          <w:lang w:val="zh_TW" w:bidi="zh_TW"/>
+        </w:rPr>
         <w:t>「我們……能」</w:t>
       </w:r>
       <w:r>
@@ -29520,6 +33645,21 @@
           <w:b/>
           <w:lang w:val="zh_TW" w:bidi="zh_TW"/>
         </w:rPr>
+        <w:t>ἀφ’ ἑαυτῶν ἱκανοί &amp; ἡ ἱκανότης ἡμῶν</w:t>
+      </w:r>
+    </w:p>
+    <w:p>
+      <w:pPr/>
+      <w:r>
+        <w:rPr>
+          <w:lang w:val="zh_TW" w:bidi="zh_TW"/>
+        </w:rPr>
+      </w:r>
+      <w:r>
+        <w:rPr>
+          <w:b/>
+          <w:lang w:val="zh_TW" w:bidi="zh_TW"/>
+        </w:rPr>
         <w:t>「憑自己能」</w:t>
       </w:r>
       <w:r>
@@ -29718,6 +33858,21 @@
           <w:b/>
           <w:lang w:val="zh_TW" w:bidi="zh_TW"/>
         </w:rPr>
+        <w:t>τι</w:t>
+      </w:r>
+    </w:p>
+    <w:p>
+      <w:pPr/>
+      <w:r>
+        <w:rPr>
+          <w:lang w:val="zh_TW" w:bidi="zh_TW"/>
+        </w:rPr>
+      </w:r>
+      <w:r>
+        <w:rPr>
+          <w:b/>
+          <w:lang w:val="zh_TW" w:bidi="zh_TW"/>
+        </w:rPr>
         <w:t>「甚麼事」</w:t>
       </w:r>
     </w:p>
@@ -29814,6 +33969,21 @@
           <w:b/>
           <w:lang w:val="zh_TW" w:bidi="zh_TW"/>
         </w:rPr>
+        <w:t>ἡ ἱκανότης ἡμῶν ἐκ τοῦ Θεοῦ</w:t>
+      </w:r>
+    </w:p>
+    <w:p>
+      <w:pPr/>
+      <w:r>
+        <w:rPr>
+          <w:lang w:val="zh_TW" w:bidi="zh_TW"/>
+        </w:rPr>
+      </w:r>
+      <w:r>
+        <w:rPr>
+          <w:b/>
+          <w:lang w:val="zh_TW" w:bidi="zh_TW"/>
+        </w:rPr>
         <w:t>「我們的承擔能力乃是出於神（譯註：和合本譯為我們所能承擔的，乃是出於神）」</w:t>
       </w:r>
     </w:p>
@@ -29910,6 +34080,21 @@
           <w:b/>
           <w:lang w:val="zh_TW" w:bidi="zh_TW"/>
         </w:rPr>
+        <w:t>ἡμᾶς διακόνους</w:t>
+      </w:r>
+    </w:p>
+    <w:p>
+      <w:pPr/>
+      <w:r>
+        <w:rPr>
+          <w:lang w:val="zh_TW" w:bidi="zh_TW"/>
+        </w:rPr>
+      </w:r>
+      <w:r>
+        <w:rPr>
+          <w:b/>
+          <w:lang w:val="zh_TW" w:bidi="zh_TW"/>
+        </w:rPr>
         <w:t>「我們」</w:t>
       </w:r>
       <w:r>
@@ -30031,6 +34216,21 @@
           <w:b/>
           <w:lang w:val="zh_TW" w:bidi="zh_TW"/>
         </w:rPr>
+        <w:t>διακόνους καινῆς διαθήκης</w:t>
+      </w:r>
+    </w:p>
+    <w:p>
+      <w:pPr/>
+      <w:r>
+        <w:rPr>
+          <w:lang w:val="zh_TW" w:bidi="zh_TW"/>
+        </w:rPr>
+      </w:r>
+      <w:r>
+        <w:rPr>
+          <w:b/>
+          <w:lang w:val="zh_TW" w:bidi="zh_TW"/>
+        </w:rPr>
         <w:t>「新約的執事」</w:t>
       </w:r>
     </w:p>
@@ -30140,6 +34340,21 @@
           <w:b/>
           <w:lang w:val="zh_TW" w:bidi="zh_TW"/>
         </w:rPr>
+        <w:t>οὐ γράμματος, ἀλλὰ Πνεύματος</w:t>
+      </w:r>
+    </w:p>
+    <w:p>
+      <w:pPr/>
+      <w:r>
+        <w:rPr>
+          <w:lang w:val="zh_TW" w:bidi="zh_TW"/>
+        </w:rPr>
+      </w:r>
+      <w:r>
+        <w:rPr>
+          <w:b/>
+          <w:lang w:val="zh_TW" w:bidi="zh_TW"/>
+        </w:rPr>
         <w:t>「不是憑著字句，乃是憑著精意」</w:t>
       </w:r>
     </w:p>
@@ -30223,6 +34438,21 @@
           <w:b/>
           <w:lang w:val="zh_TW" w:bidi="zh_TW"/>
         </w:rPr>
+        <w:t>οὐ γράμματος, ἀλλὰ Πνεύματος</w:t>
+      </w:r>
+    </w:p>
+    <w:p>
+      <w:pPr/>
+      <w:r>
+        <w:rPr>
+          <w:lang w:val="zh_TW" w:bidi="zh_TW"/>
+        </w:rPr>
+      </w:r>
+      <w:r>
+        <w:rPr>
+          <w:b/>
+          <w:lang w:val="zh_TW" w:bidi="zh_TW"/>
+        </w:rPr>
         <w:t>「不是憑著字句，乃是憑著精意」</w:t>
       </w:r>
     </w:p>
@@ -30384,6 +34614,21 @@
           <w:b/>
           <w:lang w:val="zh_TW" w:bidi="zh_TW"/>
         </w:rPr>
+        <w:t>γράμματος &amp; τὸ &amp; γράμμα</w:t>
+      </w:r>
+    </w:p>
+    <w:p>
+      <w:pPr/>
+      <w:r>
+        <w:rPr>
+          <w:lang w:val="zh_TW" w:bidi="zh_TW"/>
+        </w:rPr>
+      </w:r>
+      <w:r>
+        <w:rPr>
+          <w:b/>
+          <w:lang w:val="zh_TW" w:bidi="zh_TW"/>
+        </w:rPr>
         <w:t>「憑著字句」 - 「字句」</w:t>
       </w:r>
     </w:p>
@@ -30506,6 +34751,21 @@
           <w:b/>
           <w:lang w:val="zh_TW" w:bidi="zh_TW"/>
         </w:rPr>
+        <w:t>γράμματος, ἀλλὰ Πνεύματος</w:t>
+      </w:r>
+    </w:p>
+    <w:p>
+      <w:pPr/>
+      <w:r>
+        <w:rPr>
+          <w:lang w:val="zh_TW" w:bidi="zh_TW"/>
+        </w:rPr>
+      </w:r>
+      <w:r>
+        <w:rPr>
+          <w:b/>
+          <w:lang w:val="zh_TW" w:bidi="zh_TW"/>
+        </w:rPr>
         <w:t>「憑著字句，乃是憑著精意」</w:t>
       </w:r>
     </w:p>
@@ -30628,6 +34888,21 @@
           <w:b/>
           <w:lang w:val="zh_TW" w:bidi="zh_TW"/>
         </w:rPr>
+        <w:t>Πνεύματος &amp; τὸ δὲ Πνεῦμα</w:t>
+      </w:r>
+    </w:p>
+    <w:p>
+      <w:pPr/>
+      <w:r>
+        <w:rPr>
+          <w:lang w:val="zh_TW" w:bidi="zh_TW"/>
+        </w:rPr>
+      </w:r>
+      <w:r>
+        <w:rPr>
+          <w:b/>
+          <w:lang w:val="zh_TW" w:bidi="zh_TW"/>
+        </w:rPr>
         <w:t>「憑著精意」 - 「精意」</w:t>
       </w:r>
     </w:p>
@@ -30724,6 +34999,21 @@
           <w:b/>
           <w:lang w:val="zh_TW" w:bidi="zh_TW"/>
         </w:rPr>
+        <w:t>τὸ &amp; γράμμα ἀποκτέννει</w:t>
+      </w:r>
+    </w:p>
+    <w:p>
+      <w:pPr/>
+      <w:r>
+        <w:rPr>
+          <w:lang w:val="zh_TW" w:bidi="zh_TW"/>
+        </w:rPr>
+      </w:r>
+      <w:r>
+        <w:rPr>
+          <w:b/>
+          <w:lang w:val="zh_TW" w:bidi="zh_TW"/>
+        </w:rPr>
         <w:t>「那字句是叫人死」</w:t>
       </w:r>
     </w:p>
@@ -30846,6 +35136,21 @@
           <w:b/>
           <w:lang w:val="zh_TW" w:bidi="zh_TW"/>
         </w:rPr>
+        <w:t>δὲ</w:t>
+      </w:r>
+    </w:p>
+    <w:p>
+      <w:pPr/>
+      <w:r>
+        <w:rPr>
+          <w:lang w:val="zh_TW" w:bidi="zh_TW"/>
+        </w:rPr>
+      </w:r>
+      <w:r>
+        <w:rPr>
+          <w:b/>
+          <w:lang w:val="zh_TW" w:bidi="zh_TW"/>
+        </w:rPr>
         <w:t>「接著（譯註：和合本沒有譯出這個詞）」</w:t>
       </w:r>
     </w:p>
@@ -30955,6 +35260,21 @@
           <w:b/>
           <w:lang w:val="zh_TW" w:bidi="zh_TW"/>
         </w:rPr>
+        <w:t>τοὺς υἱοὺς</w:t>
+      </w:r>
+    </w:p>
+    <w:p>
+      <w:pPr/>
+      <w:r>
+        <w:rPr>
+          <w:lang w:val="zh_TW" w:bidi="zh_TW"/>
+        </w:rPr>
+      </w:r>
+      <w:r>
+        <w:rPr>
+          <w:b/>
+          <w:lang w:val="zh_TW" w:bidi="zh_TW"/>
+        </w:rPr>
         <w:t>「子孫（譯註：和合本譯為人）」</w:t>
       </w:r>
     </w:p>
@@ -31051,6 +35371,21 @@
           <w:b/>
           <w:lang w:val="zh_TW" w:bidi="zh_TW"/>
         </w:rPr>
+        <w:t>τοὺς υἱοὺς Ἰσραὴλ</w:t>
+      </w:r>
+    </w:p>
+    <w:p>
+      <w:pPr/>
+      <w:r>
+        <w:rPr>
+          <w:lang w:val="zh_TW" w:bidi="zh_TW"/>
+        </w:rPr>
+      </w:r>
+      <w:r>
+        <w:rPr>
+          <w:b/>
+          <w:lang w:val="zh_TW" w:bidi="zh_TW"/>
+        </w:rPr>
         <w:t>「以色列的子孫（譯註：和合本譯為以色列人）」</w:t>
       </w:r>
     </w:p>
@@ -31147,6 +35482,21 @@
           <w:b/>
           <w:lang w:val="zh_TW" w:bidi="zh_TW"/>
         </w:rPr>
+        <w:t>διὰ τὴν δόξαν τοῦ προσώπου αὐτοῦ, τὴν καταργουμένην</w:t>
+      </w:r>
+    </w:p>
+    <w:p>
+      <w:pPr/>
+      <w:r>
+        <w:rPr>
+          <w:lang w:val="zh_TW" w:bidi="zh_TW"/>
+        </w:rPr>
+      </w:r>
+      <w:r>
+        <w:rPr>
+          <w:b/>
+          <w:lang w:val="zh_TW" w:bidi="zh_TW"/>
+        </w:rPr>
         <w:t>「這榮光原是漸漸退去的」</w:t>
       </w:r>
     </w:p>
@@ -31282,6 +35632,21 @@
           <w:b/>
           <w:lang w:val="zh_TW" w:bidi="zh_TW"/>
         </w:rPr>
+        <w:t>τὴν δόξαν τοῦ προσώπου αὐτοῦ, τὴν καταργουμένην</w:t>
+      </w:r>
+    </w:p>
+    <w:p>
+      <w:pPr/>
+      <w:r>
+        <w:rPr>
+          <w:lang w:val="zh_TW" w:bidi="zh_TW"/>
+        </w:rPr>
+      </w:r>
+      <w:r>
+        <w:rPr>
+          <w:b/>
+          <w:lang w:val="zh_TW" w:bidi="zh_TW"/>
+        </w:rPr>
         <w:t>「這榮光原是漸漸退去的」</w:t>
       </w:r>
     </w:p>
@@ -31378,6 +35743,21 @@
           <w:b/>
           <w:lang w:val="zh_TW" w:bidi="zh_TW"/>
         </w:rPr>
+        <w:t>τὴν δόξαν τοῦ προσώπου αὐτοῦ, τὴν καταργουμένην</w:t>
+      </w:r>
+    </w:p>
+    <w:p>
+      <w:pPr/>
+      <w:r>
+        <w:rPr>
+          <w:lang w:val="zh_TW" w:bidi="zh_TW"/>
+        </w:rPr>
+      </w:r>
+      <w:r>
+        <w:rPr>
+          <w:b/>
+          <w:lang w:val="zh_TW" w:bidi="zh_TW"/>
+        </w:rPr>
         <w:t>「這榮光原是漸漸退去的」</w:t>
       </w:r>
     </w:p>
@@ -31487,6 +35867,21 @@
           <w:b/>
           <w:lang w:val="zh_TW" w:bidi="zh_TW"/>
         </w:rPr>
+        <w:t>εἰ</w:t>
+      </w:r>
+    </w:p>
+    <w:p>
+      <w:pPr/>
+      <w:r>
+        <w:rPr>
+          <w:lang w:val="zh_TW" w:bidi="zh_TW"/>
+        </w:rPr>
+      </w:r>
+      <w:r>
+        <w:rPr>
+          <w:b/>
+          <w:lang w:val="zh_TW" w:bidi="zh_TW"/>
+        </w:rPr>
         <w:t>「〔好像〕（譯註：和合本未譯出這個詞）」</w:t>
       </w:r>
     </w:p>
@@ -31609,6 +36004,21 @@
           <w:b/>
           <w:lang w:val="zh_TW" w:bidi="zh_TW"/>
         </w:rPr>
+        <w:t>ἡ διακονία τοῦ θανάτου</w:t>
+      </w:r>
+    </w:p>
+    <w:p>
+      <w:pPr/>
+      <w:r>
+        <w:rPr>
+          <w:lang w:val="zh_TW" w:bidi="zh_TW"/>
+        </w:rPr>
+      </w:r>
+      <w:r>
+        <w:rPr>
+          <w:b/>
+          <w:lang w:val="zh_TW" w:bidi="zh_TW"/>
+        </w:rPr>
         <w:t>「屬死的職事」</w:t>
       </w:r>
     </w:p>
@@ -31718,6 +36128,21 @@
           <w:b/>
           <w:lang w:val="zh_TW" w:bidi="zh_TW"/>
         </w:rPr>
+        <w:t>ἡ διακονία τοῦ θανάτου</w:t>
+      </w:r>
+    </w:p>
+    <w:p>
+      <w:pPr/>
+      <w:r>
+        <w:rPr>
+          <w:lang w:val="zh_TW" w:bidi="zh_TW"/>
+        </w:rPr>
+      </w:r>
+      <w:r>
+        <w:rPr>
+          <w:b/>
+          <w:lang w:val="zh_TW" w:bidi="zh_TW"/>
+        </w:rPr>
         <w:t>「屬死的職事」</w:t>
       </w:r>
     </w:p>
@@ -31827,6 +36252,21 @@
           <w:b/>
           <w:lang w:val="zh_TW" w:bidi="zh_TW"/>
         </w:rPr>
+        <w:t>ἡ διακονία τοῦ θανάτου</w:t>
+      </w:r>
+    </w:p>
+    <w:p>
+      <w:pPr/>
+      <w:r>
+        <w:rPr>
+          <w:lang w:val="zh_TW" w:bidi="zh_TW"/>
+        </w:rPr>
+      </w:r>
+      <w:r>
+        <w:rPr>
+          <w:b/>
+          <w:lang w:val="zh_TW" w:bidi="zh_TW"/>
+        </w:rPr>
         <w:t>「屬死的職事」</w:t>
       </w:r>
     </w:p>
@@ -31923,6 +36363,21 @@
           <w:b/>
           <w:lang w:val="zh_TW" w:bidi="zh_TW"/>
         </w:rPr>
+        <w:t>ἐν γράμμασιν ἐντετυπωμένη λίθοις</w:t>
+      </w:r>
+    </w:p>
+    <w:p>
+      <w:pPr/>
+      <w:r>
+        <w:rPr>
+          <w:lang w:val="zh_TW" w:bidi="zh_TW"/>
+        </w:rPr>
+      </w:r>
+      <w:r>
+        <w:rPr>
+          <w:b/>
+          <w:lang w:val="zh_TW" w:bidi="zh_TW"/>
+        </w:rPr>
         <w:t>「用字刻在石頭上（譯註：聖經原文是被動形式，直譯為用字被刻在石頭上）」</w:t>
       </w:r>
     </w:p>
@@ -32018,6 +36473,21 @@
           <w:b/>
           <w:lang w:val="zh_TW" w:bidi="zh_TW"/>
         </w:rPr>
+        <w:t>ἐν γράμμασιν ἐντετυπωμένη λίθοις</w:t>
+      </w:r>
+    </w:p>
+    <w:p>
+      <w:pPr/>
+      <w:r>
+        <w:rPr>
+          <w:lang w:val="zh_TW" w:bidi="zh_TW"/>
+        </w:rPr>
+      </w:r>
+      <w:r>
+        <w:rPr>
+          <w:b/>
+          <w:lang w:val="zh_TW" w:bidi="zh_TW"/>
+        </w:rPr>
         <w:t>「用字刻在石頭上」</w:t>
       </w:r>
     </w:p>
@@ -32152,6 +36622,21 @@
           <w:b/>
           <w:lang w:val="zh_TW" w:bidi="zh_TW"/>
         </w:rPr>
+        <w:t>ἐγενήθη ἐν δόξῃ</w:t>
+      </w:r>
+    </w:p>
+    <w:p>
+      <w:pPr/>
+      <w:r>
+        <w:rPr>
+          <w:lang w:val="zh_TW" w:bidi="zh_TW"/>
+        </w:rPr>
+      </w:r>
+      <w:r>
+        <w:rPr>
+          <w:b/>
+          <w:lang w:val="zh_TW" w:bidi="zh_TW"/>
+        </w:rPr>
         <w:t>「有榮光」</w:t>
       </w:r>
     </w:p>
@@ -32248,6 +36733,21 @@
           <w:b/>
           <w:lang w:val="zh_TW" w:bidi="zh_TW"/>
         </w:rPr>
+        <w:t>ὥστε μὴ δύνασθαι ἀτενίσαι τοὺς υἱοὺς Ἰσραὴλ εἰς τὸ πρόσωπον Μωϋσέως, διὰ τὴν δόξαν τοῦ προσώπου αὐτοῦ, τὴν καταργουμένην</w:t>
+      </w:r>
+    </w:p>
+    <w:p>
+      <w:pPr/>
+      <w:r>
+        <w:rPr>
+          <w:lang w:val="zh_TW" w:bidi="zh_TW"/>
+        </w:rPr>
+      </w:r>
+      <w:r>
+        <w:rPr>
+          <w:b/>
+          <w:lang w:val="zh_TW" w:bidi="zh_TW"/>
+        </w:rPr>
         <w:t>「甚至以色列人因摩西面上的榮光，不能定睛看他的臉；這榮光原是漸漸退去的」</w:t>
       </w:r>
     </w:p>
@@ -32395,6 +36895,21 @@
           <w:b/>
           <w:lang w:val="zh_TW" w:bidi="zh_TW"/>
         </w:rPr>
+        <w:t>πῶς οὐχὶ μᾶλλον ἡ διακονία τοῦ Πνεύματος ἔσται ἐν δόξῃ</w:t>
+      </w:r>
+    </w:p>
+    <w:p>
+      <w:pPr/>
+      <w:r>
+        <w:rPr>
+          <w:lang w:val="zh_TW" w:bidi="zh_TW"/>
+        </w:rPr>
+      </w:r>
+      <w:r>
+        <w:rPr>
+          <w:b/>
+          <w:lang w:val="zh_TW" w:bidi="zh_TW"/>
+        </w:rPr>
         <w:t>「何況那屬靈的職事豈不更有榮光嗎？」</w:t>
       </w:r>
     </w:p>
@@ -32478,6 +36993,21 @@
           <w:b/>
           <w:lang w:val="zh_TW" w:bidi="zh_TW"/>
         </w:rPr>
+        <w:t>οὐχὶ &amp; ἔσται</w:t>
+      </w:r>
+    </w:p>
+    <w:p>
+      <w:pPr/>
+      <w:r>
+        <w:rPr>
+          <w:lang w:val="zh_TW" w:bidi="zh_TW"/>
+        </w:rPr>
+      </w:r>
+      <w:r>
+        <w:rPr>
+          <w:b/>
+          <w:lang w:val="zh_TW" w:bidi="zh_TW"/>
+        </w:rPr>
         <w:t>「〔將〕（譯註：和合本未譯出這個詞）」 - 「豈不……有」</w:t>
       </w:r>
     </w:p>
@@ -32652,6 +37182,21 @@
           <w:b/>
           <w:lang w:val="zh_TW" w:bidi="zh_TW"/>
         </w:rPr>
+        <w:t>ἡ διακονία τοῦ Πνεύματος</w:t>
+      </w:r>
+    </w:p>
+    <w:p>
+      <w:pPr/>
+      <w:r>
+        <w:rPr>
+          <w:lang w:val="zh_TW" w:bidi="zh_TW"/>
+        </w:rPr>
+      </w:r>
+      <w:r>
+        <w:rPr>
+          <w:b/>
+          <w:lang w:val="zh_TW" w:bidi="zh_TW"/>
+        </w:rPr>
         <w:t>「那屬靈的職事」</w:t>
       </w:r>
     </w:p>
@@ -32787,6 +37332,21 @@
           <w:b/>
           <w:lang w:val="zh_TW" w:bidi="zh_TW"/>
         </w:rPr>
+        <w:t>ἡ διακονία τοῦ Πνεύματος</w:t>
+      </w:r>
+    </w:p>
+    <w:p>
+      <w:pPr/>
+      <w:r>
+        <w:rPr>
+          <w:lang w:val="zh_TW" w:bidi="zh_TW"/>
+        </w:rPr>
+      </w:r>
+      <w:r>
+        <w:rPr>
+          <w:b/>
+          <w:lang w:val="zh_TW" w:bidi="zh_TW"/>
+        </w:rPr>
         <w:t>「那屬靈的職事」</w:t>
       </w:r>
     </w:p>
@@ -32896,6 +37456,21 @@
           <w:b/>
           <w:lang w:val="zh_TW" w:bidi="zh_TW"/>
         </w:rPr>
+        <w:t>τοῦ Πνεύματος</w:t>
+      </w:r>
+    </w:p>
+    <w:p>
+      <w:pPr/>
+      <w:r>
+        <w:rPr>
+          <w:lang w:val="zh_TW" w:bidi="zh_TW"/>
+        </w:rPr>
+      </w:r>
+      <w:r>
+        <w:rPr>
+          <w:b/>
+          <w:lang w:val="zh_TW" w:bidi="zh_TW"/>
+        </w:rPr>
         <w:t>「屬靈的」</w:t>
       </w:r>
     </w:p>
@@ -32992,6 +37567,21 @@
           <w:b/>
           <w:lang w:val="zh_TW" w:bidi="zh_TW"/>
         </w:rPr>
+        <w:t>μᾶλλον &amp; ἐν δόξῃ</w:t>
+      </w:r>
+    </w:p>
+    <w:p>
+      <w:pPr/>
+      <w:r>
+        <w:rPr>
+          <w:lang w:val="zh_TW" w:bidi="zh_TW"/>
+        </w:rPr>
+      </w:r>
+      <w:r>
+        <w:rPr>
+          <w:b/>
+          <w:lang w:val="zh_TW" w:bidi="zh_TW"/>
+        </w:rPr>
         <w:t>「更有榮光」</w:t>
       </w:r>
     </w:p>
@@ -33088,6 +37678,21 @@
           <w:b/>
           <w:lang w:val="zh_TW" w:bidi="zh_TW"/>
         </w:rPr>
+        <w:t>γὰρ</w:t>
+      </w:r>
+    </w:p>
+    <w:p>
+      <w:pPr/>
+      <w:r>
+        <w:rPr>
+          <w:lang w:val="zh_TW" w:bidi="zh_TW"/>
+        </w:rPr>
+      </w:r>
+      <w:r>
+        <w:rPr>
+          <w:b/>
+          <w:lang w:val="zh_TW" w:bidi="zh_TW"/>
+        </w:rPr>
         <w:t>「〔因為〕（譯註：和合本沒有譯出這個連接詞）」</w:t>
       </w:r>
     </w:p>
@@ -33196,6 +37801,21 @@
           <w:b/>
           <w:lang w:val="zh_TW" w:bidi="zh_TW"/>
         </w:rPr>
+        <w:t>εἰ</w:t>
+      </w:r>
+    </w:p>
+    <w:p>
+      <w:pPr/>
+      <w:r>
+        <w:rPr>
+          <w:lang w:val="zh_TW" w:bidi="zh_TW"/>
+        </w:rPr>
+      </w:r>
+      <w:r>
+        <w:rPr>
+          <w:b/>
+          <w:lang w:val="zh_TW" w:bidi="zh_TW"/>
+        </w:rPr>
         <w:t>「若是」</w:t>
       </w:r>
     </w:p>
@@ -33305,6 +37925,21 @@
           <w:b/>
           <w:lang w:val="zh_TW" w:bidi="zh_TW"/>
         </w:rPr>
+        <w:t>τῇ διακονίᾳ τῆς κατακρίσεως &amp; ἡ διακονία τῆς δικαιοσύνης</w:t>
+      </w:r>
+    </w:p>
+    <w:p>
+      <w:pPr/>
+      <w:r>
+        <w:rPr>
+          <w:lang w:val="zh_TW" w:bidi="zh_TW"/>
+        </w:rPr>
+      </w:r>
+      <w:r>
+        <w:rPr>
+          <w:b/>
+          <w:lang w:val="zh_TW" w:bidi="zh_TW"/>
+        </w:rPr>
         <w:t>「定罪的職事」－「稱義的職事」</w:t>
       </w:r>
     </w:p>
@@ -33414,6 +38049,21 @@
           <w:b/>
           <w:lang w:val="zh_TW" w:bidi="zh_TW"/>
         </w:rPr>
+        <w:t>τῇ διακονίᾳ τῆς κατακρίσεως</w:t>
+      </w:r>
+    </w:p>
+    <w:p>
+      <w:pPr/>
+      <w:r>
+        <w:rPr>
+          <w:lang w:val="zh_TW" w:bidi="zh_TW"/>
+        </w:rPr>
+      </w:r>
+      <w:r>
+        <w:rPr>
+          <w:b/>
+          <w:lang w:val="zh_TW" w:bidi="zh_TW"/>
+        </w:rPr>
         <w:t>「定罪的職事」</w:t>
       </w:r>
     </w:p>
@@ -33523,6 +38173,21 @@
           <w:b/>
           <w:lang w:val="zh_TW" w:bidi="zh_TW"/>
         </w:rPr>
+        <w:t>τῇ διακονίᾳ τῆς κατακρίσεως, δόξα</w:t>
+      </w:r>
+    </w:p>
+    <w:p>
+      <w:pPr/>
+      <w:r>
+        <w:rPr>
+          <w:lang w:val="zh_TW" w:bidi="zh_TW"/>
+        </w:rPr>
+      </w:r>
+      <w:r>
+        <w:rPr>
+          <w:b/>
+          <w:lang w:val="zh_TW" w:bidi="zh_TW"/>
+        </w:rPr>
         <w:t>「定罪的職事有榮光」</w:t>
       </w:r>
     </w:p>
@@ -33632,6 +38297,21 @@
           <w:b/>
           <w:lang w:val="zh_TW" w:bidi="zh_TW"/>
         </w:rPr>
+        <w:t>πολλῷ μᾶλλον περισσεύει ἡ διακονία τῆς δικαιοσύνης δόξῃ</w:t>
+      </w:r>
+    </w:p>
+    <w:p>
+      <w:pPr/>
+      <w:r>
+        <w:rPr>
+          <w:lang w:val="zh_TW" w:bidi="zh_TW"/>
+        </w:rPr>
+      </w:r>
+      <w:r>
+        <w:rPr>
+          <w:b/>
+          <w:lang w:val="zh_TW" w:bidi="zh_TW"/>
+        </w:rPr>
         <w:t>「那稱義的職事有更大的榮光（譯註：和合本譯為那稱義的職事榮光就越發大了）」</w:t>
       </w:r>
     </w:p>
@@ -33754,6 +38434,21 @@
           <w:b/>
           <w:lang w:val="zh_TW" w:bidi="zh_TW"/>
         </w:rPr>
+        <w:t>ἡ διακονία τῆς δικαιοσύνης</w:t>
+      </w:r>
+    </w:p>
+    <w:p>
+      <w:pPr/>
+      <w:r>
+        <w:rPr>
+          <w:lang w:val="zh_TW" w:bidi="zh_TW"/>
+        </w:rPr>
+      </w:r>
+      <w:r>
+        <w:rPr>
+          <w:b/>
+          <w:lang w:val="zh_TW" w:bidi="zh_TW"/>
+        </w:rPr>
         <w:t>「稱義的職事」</w:t>
       </w:r>
     </w:p>
@@ -33876,6 +38571,21 @@
           <w:b/>
           <w:lang w:val="zh_TW" w:bidi="zh_TW"/>
         </w:rPr>
+        <w:t>πολλῷ μᾶλλον περισσεύει ἡ διακονία τῆς δικαιοσύνης δόξῃ</w:t>
+      </w:r>
+    </w:p>
+    <w:p>
+      <w:pPr/>
+      <w:r>
+        <w:rPr>
+          <w:lang w:val="zh_TW" w:bidi="zh_TW"/>
+        </w:rPr>
+      </w:r>
+      <w:r>
+        <w:rPr>
+          <w:b/>
+          <w:lang w:val="zh_TW" w:bidi="zh_TW"/>
+        </w:rPr>
         <w:t>「那稱義的職事榮光就越發大了」</w:t>
       </w:r>
     </w:p>
@@ -33985,6 +38695,21 @@
           <w:b/>
           <w:lang w:val="zh_TW" w:bidi="zh_TW"/>
         </w:rPr>
+        <w:t>καὶ γὰρ</w:t>
+      </w:r>
+    </w:p>
+    <w:p>
+      <w:pPr/>
+      <w:r>
+        <w:rPr>
+          <w:lang w:val="zh_TW" w:bidi="zh_TW"/>
+        </w:rPr>
+      </w:r>
+      <w:r>
+        <w:rPr>
+          <w:b/>
+          <w:lang w:val="zh_TW" w:bidi="zh_TW"/>
+        </w:rPr>
         <w:t>「〔因為確實〕（譯註：和合本沒有譯出這片語）」</w:t>
       </w:r>
     </w:p>
@@ -34106,6 +38831,21 @@
           <w:b/>
           <w:lang w:val="zh_TW" w:bidi="zh_TW"/>
         </w:rPr>
+        <w:t>τὸ δεδοξασμένον &amp; τῆς ὑπερβαλλούσης δόξης</w:t>
+      </w:r>
+    </w:p>
+    <w:p>
+      <w:pPr/>
+      <w:r>
+        <w:rPr>
+          <w:lang w:val="zh_TW" w:bidi="zh_TW"/>
+        </w:rPr>
+      </w:r>
+      <w:r>
+        <w:rPr>
+          <w:b/>
+          <w:lang w:val="zh_TW" w:bidi="zh_TW"/>
+        </w:rPr>
         <w:t>「那從前有榮光的」</w:t>
       </w:r>
       <w:r>
@@ -34228,6 +38968,21 @@
           <w:b/>
           <w:lang w:val="zh_TW" w:bidi="zh_TW"/>
         </w:rPr>
+        <w:t>οὐ δεδόξασται, τὸ δεδοξασμένον</w:t>
+      </w:r>
+    </w:p>
+    <w:p>
+      <w:pPr/>
+      <w:r>
+        <w:rPr>
+          <w:lang w:val="zh_TW" w:bidi="zh_TW"/>
+        </w:rPr>
+      </w:r>
+      <w:r>
+        <w:rPr>
+          <w:b/>
+          <w:lang w:val="zh_TW" w:bidi="zh_TW"/>
+        </w:rPr>
         <w:t>「那從前有榮光的……就算不得有榮光了（譯註：聖經原文是被動形式，直譯為那從前被光榮的……就算不得被光榮了）」</w:t>
       </w:r>
     </w:p>
@@ -34311,6 +39066,21 @@
           <w:b/>
           <w:lang w:val="zh_TW" w:bidi="zh_TW"/>
         </w:rPr>
+        <w:t>οὐ δεδόξασται, τὸ δεδοξασμένον ἐν τούτῳ τῷ μέρει</w:t>
+      </w:r>
+    </w:p>
+    <w:p>
+      <w:pPr/>
+      <w:r>
+        <w:rPr>
+          <w:lang w:val="zh_TW" w:bidi="zh_TW"/>
+        </w:rPr>
+      </w:r>
+      <w:r>
+        <w:rPr>
+          <w:b/>
+          <w:lang w:val="zh_TW" w:bidi="zh_TW"/>
+        </w:rPr>
         <w:t>「那從前有榮光的，因這……就算不得有榮光了」</w:t>
       </w:r>
     </w:p>
@@ -34472,6 +39242,21 @@
           <w:b/>
           <w:lang w:val="zh_TW" w:bidi="zh_TW"/>
         </w:rPr>
+        <w:t>ἐν τούτῳ τῷ μέρει</w:t>
+      </w:r>
+    </w:p>
+    <w:p>
+      <w:pPr/>
+      <w:r>
+        <w:rPr>
+          <w:lang w:val="zh_TW" w:bidi="zh_TW"/>
+        </w:rPr>
+      </w:r>
+      <w:r>
+        <w:rPr>
+          <w:b/>
+          <w:lang w:val="zh_TW" w:bidi="zh_TW"/>
+        </w:rPr>
         <w:t>「在這一部分（譯註：和合本譯為因這）」</w:t>
       </w:r>
     </w:p>
@@ -34568,6 +39353,21 @@
           <w:b/>
           <w:lang w:val="zh_TW" w:bidi="zh_TW"/>
         </w:rPr>
+        <w:t>ἐν τούτῳ τῷ μέρει εἵνεκεν</w:t>
+      </w:r>
+    </w:p>
+    <w:p>
+      <w:pPr/>
+      <w:r>
+        <w:rPr>
+          <w:lang w:val="zh_TW" w:bidi="zh_TW"/>
+        </w:rPr>
+      </w:r>
+      <w:r>
+        <w:rPr>
+          <w:b/>
+          <w:lang w:val="zh_TW" w:bidi="zh_TW"/>
+        </w:rPr>
         <w:t>「在這部分，因（譯註：和合本譯為因這）」</w:t>
       </w:r>
     </w:p>
@@ -34729,6 +39529,21 @@
           <w:b/>
           <w:lang w:val="zh_TW" w:bidi="zh_TW"/>
         </w:rPr>
+        <w:t>τῆς ὑπερβαλλούσης δόξης</w:t>
+      </w:r>
+    </w:p>
+    <w:p>
+      <w:pPr/>
+      <w:r>
+        <w:rPr>
+          <w:lang w:val="zh_TW" w:bidi="zh_TW"/>
+        </w:rPr>
+      </w:r>
+      <w:r>
+        <w:rPr>
+          <w:b/>
+          <w:lang w:val="zh_TW" w:bidi="zh_TW"/>
+        </w:rPr>
         <w:t>「這極大的榮光」</w:t>
       </w:r>
     </w:p>
@@ -34825,6 +39640,21 @@
           <w:b/>
           <w:lang w:val="zh_TW" w:bidi="zh_TW"/>
         </w:rPr>
+        <w:t>τῆς ὑπερβαλλούσης δόξης</w:t>
+      </w:r>
+    </w:p>
+    <w:p>
+      <w:pPr/>
+      <w:r>
+        <w:rPr>
+          <w:lang w:val="zh_TW" w:bidi="zh_TW"/>
+        </w:rPr>
+      </w:r>
+      <w:r>
+        <w:rPr>
+          <w:b/>
+          <w:lang w:val="zh_TW" w:bidi="zh_TW"/>
+        </w:rPr>
         <w:t>「這極大的榮光」</w:t>
       </w:r>
     </w:p>
@@ -34888,6 +39718,21 @@
           <w:b/>
           <w:lang w:val="zh_TW" w:bidi="zh_TW"/>
         </w:rPr>
+        <w:t>γὰρ</w:t>
+      </w:r>
+    </w:p>
+    <w:p>
+      <w:pPr/>
+      <w:r>
+        <w:rPr>
+          <w:lang w:val="zh_TW" w:bidi="zh_TW"/>
+        </w:rPr>
+      </w:r>
+      <w:r>
+        <w:rPr>
+          <w:b/>
+          <w:lang w:val="zh_TW" w:bidi="zh_TW"/>
+        </w:rPr>
         <w:t>「〔因為〕（譯註：和合本沒有譯出這個連接詞）」</w:t>
       </w:r>
     </w:p>
@@ -35010,6 +39855,21 @@
           <w:b/>
           <w:lang w:val="zh_TW" w:bidi="zh_TW"/>
         </w:rPr>
+        <w:t>εἰ</w:t>
+      </w:r>
+    </w:p>
+    <w:p>
+      <w:pPr/>
+      <w:r>
+        <w:rPr>
+          <w:lang w:val="zh_TW" w:bidi="zh_TW"/>
+        </w:rPr>
+      </w:r>
+      <w:r>
+        <w:rPr>
+          <w:b/>
+          <w:lang w:val="zh_TW" w:bidi="zh_TW"/>
+        </w:rPr>
         <w:t>「若」</w:t>
       </w:r>
     </w:p>
@@ -35195,6 +40055,21 @@
           <w:b/>
           <w:lang w:val="zh_TW" w:bidi="zh_TW"/>
         </w:rPr>
+        <w:t>τὸ καταργούμενον</w:t>
+      </w:r>
+    </w:p>
+    <w:p>
+      <w:pPr/>
+      <w:r>
+        <w:rPr>
+          <w:lang w:val="zh_TW" w:bidi="zh_TW"/>
+        </w:rPr>
+      </w:r>
+      <w:r>
+        <w:rPr>
+          <w:b/>
+          <w:lang w:val="zh_TW" w:bidi="zh_TW"/>
+        </w:rPr>
         <w:t>「那廢掉的」</w:t>
       </w:r>
     </w:p>
@@ -35315,6 +40190,21 @@
           <w:b/>
           <w:lang w:val="zh_TW" w:bidi="zh_TW"/>
         </w:rPr>
+        <w:t>τὸ καταργούμενον &amp; τὸ μένον</w:t>
+      </w:r>
+    </w:p>
+    <w:p>
+      <w:pPr/>
+      <w:r>
+        <w:rPr>
+          <w:lang w:val="zh_TW" w:bidi="zh_TW"/>
+        </w:rPr>
+      </w:r>
+      <w:r>
+        <w:rPr>
+          <w:b/>
+          <w:lang w:val="zh_TW" w:bidi="zh_TW"/>
+        </w:rPr>
         <w:t>「那廢掉的」 - 「這長存的」</w:t>
       </w:r>
     </w:p>
@@ -35424,6 +40314,21 @@
           <w:b/>
           <w:lang w:val="zh_TW" w:bidi="zh_TW"/>
         </w:rPr>
+        <w:t>διὰ δόξης &amp; ἐν δόξῃ</w:t>
+      </w:r>
+    </w:p>
+    <w:p>
+      <w:pPr/>
+      <w:r>
+        <w:rPr>
+          <w:lang w:val="zh_TW" w:bidi="zh_TW"/>
+        </w:rPr>
+      </w:r>
+      <w:r>
+        <w:rPr>
+          <w:b/>
+          <w:lang w:val="zh_TW" w:bidi="zh_TW"/>
+        </w:rPr>
         <w:t>「有榮光」－「更有榮光」</w:t>
       </w:r>
     </w:p>
@@ -35520,6 +40425,21 @@
           <w:b/>
           <w:lang w:val="zh_TW" w:bidi="zh_TW"/>
         </w:rPr>
+        <w:t>πολλῷ μᾶλλον τὸ μένον ἐν δόξῃ</w:t>
+      </w:r>
+    </w:p>
+    <w:p>
+      <w:pPr/>
+      <w:r>
+        <w:rPr>
+          <w:lang w:val="zh_TW" w:bidi="zh_TW"/>
+        </w:rPr>
+      </w:r>
+      <w:r>
+        <w:rPr>
+          <w:b/>
+          <w:lang w:val="zh_TW" w:bidi="zh_TW"/>
+        </w:rPr>
         <w:t>「這長存的就更有榮光了」</w:t>
       </w:r>
     </w:p>
@@ -35642,6 +40562,21 @@
           <w:b/>
           <w:lang w:val="zh_TW" w:bidi="zh_TW"/>
         </w:rPr>
+        <w:t>οὖν</w:t>
+      </w:r>
+    </w:p>
+    <w:p>
+      <w:pPr/>
+      <w:r>
+        <w:rPr>
+          <w:lang w:val="zh_TW" w:bidi="zh_TW"/>
+        </w:rPr>
+      </w:r>
+      <w:r>
+        <w:rPr>
+          <w:b/>
+          <w:lang w:val="zh_TW" w:bidi="zh_TW"/>
+        </w:rPr>
         <w:t>「〔因此〕（譯註：和合本沒有譯出這個連接詞）」</w:t>
       </w:r>
     </w:p>
@@ -35750,6 +40685,21 @@
           <w:b/>
           <w:lang w:val="zh_TW" w:bidi="zh_TW"/>
         </w:rPr>
+        <w:t>ἔχοντες</w:t>
+      </w:r>
+    </w:p>
+    <w:p>
+      <w:pPr/>
+      <w:r>
+        <w:rPr>
+          <w:lang w:val="zh_TW" w:bidi="zh_TW"/>
+        </w:rPr>
+      </w:r>
+      <w:r>
+        <w:rPr>
+          <w:b/>
+          <w:lang w:val="zh_TW" w:bidi="zh_TW"/>
+        </w:rPr>
         <w:t>「有」</w:t>
       </w:r>
     </w:p>
@@ -35859,6 +40809,21 @@
           <w:b/>
           <w:lang w:val="zh_TW" w:bidi="zh_TW"/>
         </w:rPr>
+        <w:t>ἔχοντες &amp; τοιαύτην ἐλπίδα</w:t>
+      </w:r>
+    </w:p>
+    <w:p>
+      <w:pPr/>
+      <w:r>
+        <w:rPr>
+          <w:lang w:val="zh_TW" w:bidi="zh_TW"/>
+        </w:rPr>
+      </w:r>
+      <w:r>
+        <w:rPr>
+          <w:b/>
+          <w:lang w:val="zh_TW" w:bidi="zh_TW"/>
+        </w:rPr>
         <w:t>「有這樣的盼望」</w:t>
       </w:r>
     </w:p>
@@ -35955,6 +40920,21 @@
           <w:b/>
           <w:lang w:val="zh_TW" w:bidi="zh_TW"/>
         </w:rPr>
+        <w:t>τοιαύτην ἐλπίδα</w:t>
+      </w:r>
+    </w:p>
+    <w:p>
+      <w:pPr/>
+      <w:r>
+        <w:rPr>
+          <w:lang w:val="zh_TW" w:bidi="zh_TW"/>
+        </w:rPr>
+      </w:r>
+      <w:r>
+        <w:rPr>
+          <w:b/>
+          <w:lang w:val="zh_TW" w:bidi="zh_TW"/>
+        </w:rPr>
         <w:t>「這樣的希望」</w:t>
       </w:r>
     </w:p>
@@ -36089,6 +41069,21 @@
           <w:b/>
           <w:lang w:val="zh_TW" w:bidi="zh_TW"/>
         </w:rPr>
+        <w:t>χρώμεθα</w:t>
+      </w:r>
+    </w:p>
+    <w:p>
+      <w:pPr/>
+      <w:r>
+        <w:rPr>
+          <w:lang w:val="zh_TW" w:bidi="zh_TW"/>
+        </w:rPr>
+      </w:r>
+      <w:r>
+        <w:rPr>
+          <w:b/>
+          <w:lang w:val="zh_TW" w:bidi="zh_TW"/>
+        </w:rPr>
         <w:t>「我們……講說」</w:t>
       </w:r>
     </w:p>
@@ -36197,6 +41192,21 @@
           <w:b/>
           <w:lang w:val="zh_TW" w:bidi="zh_TW"/>
         </w:rPr>
+        <w:t>χρώμεθα</w:t>
+      </w:r>
+    </w:p>
+    <w:p>
+      <w:pPr/>
+      <w:r>
+        <w:rPr>
+          <w:lang w:val="zh_TW" w:bidi="zh_TW"/>
+        </w:rPr>
+      </w:r>
+      <w:r>
+        <w:rPr>
+          <w:b/>
+          <w:lang w:val="zh_TW" w:bidi="zh_TW"/>
+        </w:rPr>
         <w:t>「我們……做（譯註：和合本譯為我們……講說）」</w:t>
       </w:r>
     </w:p>
@@ -36318,6 +41328,21 @@
           <w:b/>
           <w:lang w:val="zh_TW" w:bidi="zh_TW"/>
         </w:rPr>
+        <w:t>πολλῇ παρρησίᾳ</w:t>
+      </w:r>
+    </w:p>
+    <w:p>
+      <w:pPr/>
+      <w:r>
+        <w:rPr>
+          <w:lang w:val="zh_TW" w:bidi="zh_TW"/>
+        </w:rPr>
+      </w:r>
+      <w:r>
+        <w:rPr>
+          <w:b/>
+          <w:lang w:val="zh_TW" w:bidi="zh_TW"/>
+        </w:rPr>
         <w:t>「以極大的勇氣（譯註：和合本譯為大膽）」</w:t>
       </w:r>
     </w:p>
@@ -36414,6 +41439,21 @@
           <w:b/>
           <w:lang w:val="zh_TW" w:bidi="zh_TW"/>
         </w:rPr>
+        <w:t>καὶ οὐ καθάπερ Μωϋσῆς</w:t>
+      </w:r>
+    </w:p>
+    <w:p>
+      <w:pPr/>
+      <w:r>
+        <w:rPr>
+          <w:lang w:val="zh_TW" w:bidi="zh_TW"/>
+        </w:rPr>
+      </w:r>
+      <w:r>
+        <w:rPr>
+          <w:b/>
+          <w:lang w:val="zh_TW" w:bidi="zh_TW"/>
+        </w:rPr>
         <w:t>「不像摩西」</w:t>
       </w:r>
     </w:p>
@@ -36523,6 +41563,21 @@
           <w:b/>
           <w:lang w:val="zh_TW" w:bidi="zh_TW"/>
         </w:rPr>
+        <w:t>Μωϋσῆς ἐτίθει κάλυμμα ἐπὶ τὸ πρόσωπον αὐτοῦ, πρὸς τὸ μὴ ἀτενίσαι τοὺς υἱοὺς Ἰσραὴλ, εἰς τὸ τέλος τοῦ καταργουμένου</w:t>
+      </w:r>
+    </w:p>
+    <w:p>
+      <w:pPr/>
+      <w:r>
+        <w:rPr>
+          <w:lang w:val="zh_TW" w:bidi="zh_TW"/>
+        </w:rPr>
+      </w:r>
+      <w:r>
+        <w:rPr>
+          <w:b/>
+          <w:lang w:val="zh_TW" w:bidi="zh_TW"/>
+        </w:rPr>
         <w:t>「摩西將帕子蒙在臉上，叫以色列人不能定睛看到那將廢者的結局」</w:t>
       </w:r>
     </w:p>
@@ -36656,6 +41711,21 @@
           <w:b/>
           <w:lang w:val="zh_TW" w:bidi="zh_TW"/>
         </w:rPr>
+        <w:t>τοὺς υἱοὺς</w:t>
+      </w:r>
+    </w:p>
+    <w:p>
+      <w:pPr/>
+      <w:r>
+        <w:rPr>
+          <w:lang w:val="zh_TW" w:bidi="zh_TW"/>
+        </w:rPr>
+      </w:r>
+      <w:r>
+        <w:rPr>
+          <w:b/>
+          <w:lang w:val="zh_TW" w:bidi="zh_TW"/>
+        </w:rPr>
         <w:t>「子孫（譯註：和合本譯為人）」</w:t>
       </w:r>
     </w:p>
@@ -36752,6 +41822,21 @@
           <w:b/>
           <w:lang w:val="zh_TW" w:bidi="zh_TW"/>
         </w:rPr>
+        <w:t>τοὺς υἱοὺς Ἰσραὴλ</w:t>
+      </w:r>
+    </w:p>
+    <w:p>
+      <w:pPr/>
+      <w:r>
+        <w:rPr>
+          <w:lang w:val="zh_TW" w:bidi="zh_TW"/>
+        </w:rPr>
+      </w:r>
+      <w:r>
+        <w:rPr>
+          <w:b/>
+          <w:lang w:val="zh_TW" w:bidi="zh_TW"/>
+        </w:rPr>
         <w:t>「以色列的子孫（譯註：和合本譯為以色列人）」</w:t>
       </w:r>
     </w:p>
@@ -36861,6 +41946,21 @@
           <w:b/>
           <w:lang w:val="zh_TW" w:bidi="zh_TW"/>
         </w:rPr>
+        <w:t>τὸ τέλος</w:t>
+      </w:r>
+    </w:p>
+    <w:p>
+      <w:pPr/>
+      <w:r>
+        <w:rPr>
+          <w:lang w:val="zh_TW" w:bidi="zh_TW"/>
+        </w:rPr>
+      </w:r>
+      <w:r>
+        <w:rPr>
+          <w:b/>
+          <w:lang w:val="zh_TW" w:bidi="zh_TW"/>
+        </w:rPr>
         <w:t>「結局」</w:t>
       </w:r>
     </w:p>
@@ -36970,6 +42070,21 @@
           <w:b/>
           <w:lang w:val="zh_TW" w:bidi="zh_TW"/>
         </w:rPr>
+        <w:t>τοῦ καταργουμένου</w:t>
+      </w:r>
+    </w:p>
+    <w:p>
+      <w:pPr/>
+      <w:r>
+        <w:rPr>
+          <w:lang w:val="zh_TW" w:bidi="zh_TW"/>
+        </w:rPr>
+      </w:r>
+      <w:r>
+        <w:rPr>
+          <w:b/>
+          <w:lang w:val="zh_TW" w:bidi="zh_TW"/>
+        </w:rPr>
         <w:t>「那將廢者的」</w:t>
       </w:r>
     </w:p>
@@ -37079,6 +42194,21 @@
           <w:b/>
           <w:lang w:val="zh_TW" w:bidi="zh_TW"/>
         </w:rPr>
+        <w:t>τὸ τέλος τοῦ καταργουμένου</w:t>
+      </w:r>
+    </w:p>
+    <w:p>
+      <w:pPr/>
+      <w:r>
+        <w:rPr>
+          <w:lang w:val="zh_TW" w:bidi="zh_TW"/>
+        </w:rPr>
+      </w:r>
+      <w:r>
+        <w:rPr>
+          <w:b/>
+          <w:lang w:val="zh_TW" w:bidi="zh_TW"/>
+        </w:rPr>
         <w:t>「那將廢者的結局」</w:t>
       </w:r>
     </w:p>
@@ -37175,6 +42305,21 @@
           <w:b/>
           <w:lang w:val="zh_TW" w:bidi="zh_TW"/>
         </w:rPr>
+        <w:t>ἀλλὰ</w:t>
+      </w:r>
+    </w:p>
+    <w:p>
+      <w:pPr/>
+      <w:r>
+        <w:rPr>
+          <w:lang w:val="zh_TW" w:bidi="zh_TW"/>
+        </w:rPr>
+      </w:r>
+      <w:r>
+        <w:rPr>
+          <w:b/>
+          <w:lang w:val="zh_TW" w:bidi="zh_TW"/>
+        </w:rPr>
         <w:t>「但」</w:t>
       </w:r>
     </w:p>
@@ -37297,6 +42442,21 @@
           <w:b/>
           <w:lang w:val="zh_TW" w:bidi="zh_TW"/>
         </w:rPr>
+        <w:t>τῆς παλαιᾶς διαθήκης</w:t>
+      </w:r>
+    </w:p>
+    <w:p>
+      <w:pPr/>
+      <w:r>
+        <w:rPr>
+          <w:lang w:val="zh_TW" w:bidi="zh_TW"/>
+        </w:rPr>
+      </w:r>
+      <w:r>
+        <w:rPr>
+          <w:b/>
+          <w:lang w:val="zh_TW" w:bidi="zh_TW"/>
+        </w:rPr>
         <w:t>「舊約的」</w:t>
       </w:r>
     </w:p>
@@ -37406,6 +42566,21 @@
           <w:b/>
           <w:lang w:val="zh_TW" w:bidi="zh_TW"/>
         </w:rPr>
+        <w:t>μὴ ἀνακαλυπτόμενον</w:t>
+      </w:r>
+    </w:p>
+    <w:p>
+      <w:pPr/>
+      <w:r>
+        <w:rPr>
+          <w:lang w:val="zh_TW" w:bidi="zh_TW"/>
+        </w:rPr>
+      </w:r>
+      <w:r>
+        <w:rPr>
+          <w:b/>
+          <w:lang w:val="zh_TW" w:bidi="zh_TW"/>
+        </w:rPr>
         <w:t>「還沒有揭去（譯註：聖經原文是被動形式，直譯為還沒有被揭去）」</w:t>
       </w:r>
     </w:p>
@@ -37489,6 +42664,21 @@
           <w:b/>
           <w:lang w:val="zh_TW" w:bidi="zh_TW"/>
         </w:rPr>
+        <w:t>ὅτι</w:t>
+      </w:r>
+    </w:p>
+    <w:p>
+      <w:pPr/>
+      <w:r>
+        <w:rPr>
+          <w:lang w:val="zh_TW" w:bidi="zh_TW"/>
+        </w:rPr>
+      </w:r>
+      <w:r>
+        <w:rPr>
+          <w:b/>
+          <w:lang w:val="zh_TW" w:bidi="zh_TW"/>
+        </w:rPr>
         <w:t>「〔因為〕（譯註：和合本沒有譯出這個連接詞）」</w:t>
       </w:r>
     </w:p>
@@ -37611,6 +42801,21 @@
           <w:b/>
           <w:lang w:val="zh_TW" w:bidi="zh_TW"/>
         </w:rPr>
+        <w:t>ἐν Χριστῷ</w:t>
+      </w:r>
+    </w:p>
+    <w:p>
+      <w:pPr/>
+      <w:r>
+        <w:rPr>
+          <w:lang w:val="zh_TW" w:bidi="zh_TW"/>
+        </w:rPr>
+      </w:r>
+      <w:r>
+        <w:rPr>
+          <w:b/>
+          <w:lang w:val="zh_TW" w:bidi="zh_TW"/>
+        </w:rPr>
         <w:t>「在基督裡」</w:t>
       </w:r>
     </w:p>
@@ -37759,6 +42964,21 @@
           <w:b/>
           <w:lang w:val="zh_TW" w:bidi="zh_TW"/>
         </w:rPr>
+        <w:t>καταργεῖται</w:t>
+      </w:r>
+    </w:p>
+    <w:p>
+      <w:pPr/>
+      <w:r>
+        <w:rPr>
+          <w:lang w:val="zh_TW" w:bidi="zh_TW"/>
+        </w:rPr>
+      </w:r>
+      <w:r>
+        <w:rPr>
+          <w:b/>
+          <w:lang w:val="zh_TW" w:bidi="zh_TW"/>
+        </w:rPr>
         <w:t>「這帕子……已經廢去了」</w:t>
       </w:r>
     </w:p>
@@ -37892,6 +43112,21 @@
           <w:b/>
           <w:lang w:val="zh_TW" w:bidi="zh_TW"/>
         </w:rPr>
+        <w:t>καταργεῖται</w:t>
+      </w:r>
+    </w:p>
+    <w:p>
+      <w:pPr/>
+      <w:r>
+        <w:rPr>
+          <w:lang w:val="zh_TW" w:bidi="zh_TW"/>
+        </w:rPr>
+      </w:r>
+      <w:r>
+        <w:rPr>
+          <w:b/>
+          <w:lang w:val="zh_TW" w:bidi="zh_TW"/>
+        </w:rPr>
         <w:t>「它……已經廢去了（譯註：和合本譯為這帕子……已經廢去了）」</w:t>
       </w:r>
     </w:p>
@@ -38014,6 +43249,21 @@
           <w:b/>
           <w:lang w:val="zh_TW" w:bidi="zh_TW"/>
         </w:rPr>
+        <w:t>τὰ νοήματα αὐτῶν</w:t>
+      </w:r>
+    </w:p>
+    <w:p>
+      <w:pPr/>
+      <w:r>
+        <w:rPr>
+          <w:lang w:val="zh_TW" w:bidi="zh_TW"/>
+        </w:rPr>
+      </w:r>
+      <w:r>
+        <w:rPr>
+          <w:b/>
+          <w:lang w:val="zh_TW" w:bidi="zh_TW"/>
+        </w:rPr>
         <w:t>「他們的心地」</w:t>
       </w:r>
     </w:p>
@@ -38135,6 +43385,21 @@
           <w:b/>
           <w:lang w:val="zh_TW" w:bidi="zh_TW"/>
         </w:rPr>
+        <w:t>ἐπωρώθη τὰ νοήματα αὐτῶν</w:t>
+      </w:r>
+    </w:p>
+    <w:p>
+      <w:pPr/>
+      <w:r>
+        <w:rPr>
+          <w:lang w:val="zh_TW" w:bidi="zh_TW"/>
+        </w:rPr>
+      </w:r>
+      <w:r>
+        <w:rPr>
+          <w:b/>
+          <w:lang w:val="zh_TW" w:bidi="zh_TW"/>
+        </w:rPr>
         <w:t>「他們的心地剛硬（譯註：聖經原文是被動形式，直譯為他們的心地被剛硬）」</w:t>
       </w:r>
     </w:p>
@@ -38218,6 +43483,21 @@
           <w:b/>
           <w:lang w:val="zh_TW" w:bidi="zh_TW"/>
         </w:rPr>
+        <w:t>ἐπωρώθη τὰ νοήματα αὐτῶν</w:t>
+      </w:r>
+    </w:p>
+    <w:p>
+      <w:pPr/>
+      <w:r>
+        <w:rPr>
+          <w:lang w:val="zh_TW" w:bidi="zh_TW"/>
+        </w:rPr>
+      </w:r>
+      <w:r>
+        <w:rPr>
+          <w:b/>
+          <w:lang w:val="zh_TW" w:bidi="zh_TW"/>
+        </w:rPr>
         <w:t>「他們的心地剛硬」</w:t>
       </w:r>
     </w:p>
@@ -38340,6 +43620,21 @@
           <w:b/>
           <w:lang w:val="zh_TW" w:bidi="zh_TW"/>
         </w:rPr>
+        <w:t>γὰρ</w:t>
+      </w:r>
+    </w:p>
+    <w:p>
+      <w:pPr/>
+      <w:r>
+        <w:rPr>
+          <w:lang w:val="zh_TW" w:bidi="zh_TW"/>
+        </w:rPr>
+      </w:r>
+      <w:r>
+        <w:rPr>
+          <w:b/>
+          <w:lang w:val="zh_TW" w:bidi="zh_TW"/>
+        </w:rPr>
         <w:t>「〔因為〕（譯註：和合本沒有譯出這個連接詞）」</w:t>
       </w:r>
     </w:p>
@@ -38449,6 +43744,21 @@
           <w:b/>
           <w:lang w:val="zh_TW" w:bidi="zh_TW"/>
         </w:rPr>
+        <w:t>τὸ αὐτὸ κάλυμμα ἐπὶ τῇ ἀναγνώσει τῆς παλαιᾶς διαθήκης μένει, μὴ ἀνακαλυπτόμενον</w:t>
+      </w:r>
+    </w:p>
+    <w:p>
+      <w:pPr/>
+      <w:r>
+        <w:rPr>
+          <w:lang w:val="zh_TW" w:bidi="zh_TW"/>
+        </w:rPr>
+      </w:r>
+      <w:r>
+        <w:rPr>
+          <w:b/>
+          <w:lang w:val="zh_TW" w:bidi="zh_TW"/>
+        </w:rPr>
         <w:t>「誦讀舊約的時候，這帕子還沒有揭去」</w:t>
       </w:r>
     </w:p>
@@ -38636,6 +43946,21 @@
           <w:b/>
           <w:lang w:val="zh_TW" w:bidi="zh_TW"/>
         </w:rPr>
+        <w:t>τὸ αὐτὸ κάλυμμα ἐπὶ τῇ ἀναγνώσει τῆς παλαιᾶς διαθήκης μένει, μὴ ἀνακαλυπτόμενον</w:t>
+      </w:r>
+    </w:p>
+    <w:p>
+      <w:pPr/>
+      <w:r>
+        <w:rPr>
+          <w:lang w:val="zh_TW" w:bidi="zh_TW"/>
+        </w:rPr>
+      </w:r>
+      <w:r>
+        <w:rPr>
+          <w:b/>
+          <w:lang w:val="zh_TW" w:bidi="zh_TW"/>
+        </w:rPr>
         <w:t>「誦讀舊約的時候，這帕子〔仍然存在，〕（譯註：和合本沒有譯出這片語）還沒有揭去」</w:t>
       </w:r>
     </w:p>
@@ -38758,6 +44083,21 @@
           <w:b/>
           <w:lang w:val="zh_TW" w:bidi="zh_TW"/>
         </w:rPr>
+        <w:t>τὸ αὐτὸ κάλυμμα</w:t>
+      </w:r>
+    </w:p>
+    <w:p>
+      <w:pPr/>
+      <w:r>
+        <w:rPr>
+          <w:lang w:val="zh_TW" w:bidi="zh_TW"/>
+        </w:rPr>
+      </w:r>
+      <w:r>
+        <w:rPr>
+          <w:b/>
+          <w:lang w:val="zh_TW" w:bidi="zh_TW"/>
+        </w:rPr>
         <w:t>「這帕子」</w:t>
       </w:r>
     </w:p>
@@ -38879,6 +44219,21 @@
           <w:b/>
           <w:lang w:val="zh_TW" w:bidi="zh_TW"/>
         </w:rPr>
+        <w:t>ἐπὶ τῇ ἀναγνώσει τῆς παλαιᾶς διαθήκης</w:t>
+      </w:r>
+    </w:p>
+    <w:p>
+      <w:pPr/>
+      <w:r>
+        <w:rPr>
+          <w:lang w:val="zh_TW" w:bidi="zh_TW"/>
+        </w:rPr>
+      </w:r>
+      <w:r>
+        <w:rPr>
+          <w:b/>
+          <w:lang w:val="zh_TW" w:bidi="zh_TW"/>
+        </w:rPr>
         <w:t>「在舊約的誦讀中（譯註：和合本譯為誦讀舊約的時候）」</w:t>
       </w:r>
     </w:p>
@@ -38975,6 +44330,21 @@
           <w:b/>
           <w:lang w:val="zh_TW" w:bidi="zh_TW"/>
         </w:rPr>
+        <w:t>ἀλλ’</w:t>
+      </w:r>
+    </w:p>
+    <w:p>
+      <w:pPr/>
+      <w:r>
+        <w:rPr>
+          <w:lang w:val="zh_TW" w:bidi="zh_TW"/>
+        </w:rPr>
+      </w:r>
+      <w:r>
+        <w:rPr>
+          <w:b/>
+          <w:lang w:val="zh_TW" w:bidi="zh_TW"/>
+        </w:rPr>
         <w:t>「然而」</w:t>
       </w:r>
     </w:p>
@@ -39095,6 +44465,21 @@
           <w:b/>
           <w:lang w:val="zh_TW" w:bidi="zh_TW"/>
         </w:rPr>
+        <w:t>ἀναγινώσκηται Μωϋσῆς</w:t>
+      </w:r>
+    </w:p>
+    <w:p>
+      <w:pPr/>
+      <w:r>
+        <w:rPr>
+          <w:lang w:val="zh_TW" w:bidi="zh_TW"/>
+        </w:rPr>
+      </w:r>
+      <w:r>
+        <w:rPr>
+          <w:b/>
+          <w:lang w:val="zh_TW" w:bidi="zh_TW"/>
+        </w:rPr>
         <w:t>「誦讀摩西書」</w:t>
       </w:r>
     </w:p>
@@ -39191,6 +44576,21 @@
           <w:b/>
           <w:lang w:val="zh_TW" w:bidi="zh_TW"/>
         </w:rPr>
+        <w:t>ἀναγινώσκηται Μωϋσῆς</w:t>
+      </w:r>
+    </w:p>
+    <w:p>
+      <w:pPr/>
+      <w:r>
+        <w:rPr>
+          <w:lang w:val="zh_TW" w:bidi="zh_TW"/>
+        </w:rPr>
+      </w:r>
+      <w:r>
+        <w:rPr>
+          <w:b/>
+          <w:lang w:val="zh_TW" w:bidi="zh_TW"/>
+        </w:rPr>
         <w:t>「誦讀摩西書（譯註：聖經原文是被動形式，直譯為摩西書被誦讀）」</w:t>
       </w:r>
     </w:p>
@@ -39274,6 +44674,21 @@
           <w:b/>
           <w:lang w:val="zh_TW" w:bidi="zh_TW"/>
         </w:rPr>
+        <w:t>κάλυμμα ἐπὶ τὴν καρδίαν αὐτῶν κεῖται</w:t>
+      </w:r>
+    </w:p>
+    <w:p>
+      <w:pPr/>
+      <w:r>
+        <w:rPr>
+          <w:lang w:val="zh_TW" w:bidi="zh_TW"/>
+        </w:rPr>
+      </w:r>
+      <w:r>
+        <w:rPr>
+          <w:b/>
+          <w:lang w:val="zh_TW" w:bidi="zh_TW"/>
+        </w:rPr>
         <w:t>「帕子還在他們心上」</w:t>
       </w:r>
     </w:p>
@@ -39382,6 +44797,21 @@
           <w:b/>
           <w:lang w:val="zh_TW" w:bidi="zh_TW"/>
         </w:rPr>
+        <w:t>ἐπὶ τὴν καρδίαν αὐτῶν</w:t>
+      </w:r>
+    </w:p>
+    <w:p>
+      <w:pPr/>
+      <w:r>
+        <w:rPr>
+          <w:lang w:val="zh_TW" w:bidi="zh_TW"/>
+        </w:rPr>
+      </w:r>
+      <w:r>
+        <w:rPr>
+          <w:b/>
+          <w:lang w:val="zh_TW" w:bidi="zh_TW"/>
+        </w:rPr>
         <w:t>「在他們心上」</w:t>
       </w:r>
     </w:p>
@@ -39491,6 +44921,21 @@
           <w:b/>
           <w:lang w:val="zh_TW" w:bidi="zh_TW"/>
         </w:rPr>
+        <w:t>τὴν καρδίαν αὐτῶν</w:t>
+      </w:r>
+    </w:p>
+    <w:p>
+      <w:pPr/>
+      <w:r>
+        <w:rPr>
+          <w:lang w:val="zh_TW" w:bidi="zh_TW"/>
+        </w:rPr>
+      </w:r>
+      <w:r>
+        <w:rPr>
+          <w:b/>
+          <w:lang w:val="zh_TW" w:bidi="zh_TW"/>
+        </w:rPr>
         <w:t>「他們心上」</w:t>
       </w:r>
     </w:p>
@@ -39587,6 +45032,21 @@
           <w:b/>
           <w:lang w:val="zh_TW" w:bidi="zh_TW"/>
         </w:rPr>
+        <w:t>τὴν καρδίαν αὐτῶν</w:t>
+      </w:r>
+    </w:p>
+    <w:p>
+      <w:pPr/>
+      <w:r>
+        <w:rPr>
+          <w:lang w:val="zh_TW" w:bidi="zh_TW"/>
+        </w:rPr>
+      </w:r>
+      <w:r>
+        <w:rPr>
+          <w:b/>
+          <w:lang w:val="zh_TW" w:bidi="zh_TW"/>
+        </w:rPr>
         <w:t>「他們心上」</w:t>
       </w:r>
     </w:p>
@@ -39708,6 +45168,21 @@
           <w:b/>
           <w:lang w:val="zh_TW" w:bidi="zh_TW"/>
         </w:rPr>
+        <w:t>ἐπιστρέψῃ πρὸς Κύριον</w:t>
+      </w:r>
+    </w:p>
+    <w:p>
+      <w:pPr/>
+      <w:r>
+        <w:rPr>
+          <w:lang w:val="zh_TW" w:bidi="zh_TW"/>
+        </w:rPr>
+      </w:r>
+      <w:r>
+        <w:rPr>
+          <w:b/>
+          <w:lang w:val="zh_TW" w:bidi="zh_TW"/>
+        </w:rPr>
         <w:t>「他們的心......歸向主」</w:t>
       </w:r>
     </w:p>
@@ -39804,6 +45279,21 @@
           <w:b/>
           <w:lang w:val="zh_TW" w:bidi="zh_TW"/>
         </w:rPr>
+        <w:t>ἐπιστρέψῃ</w:t>
+      </w:r>
+    </w:p>
+    <w:p>
+      <w:pPr/>
+      <w:r>
+        <w:rPr>
+          <w:lang w:val="zh_TW" w:bidi="zh_TW"/>
+        </w:rPr>
+      </w:r>
+      <w:r>
+        <w:rPr>
+          <w:b/>
+          <w:lang w:val="zh_TW" w:bidi="zh_TW"/>
+        </w:rPr>
         <w:t>「有人......歸向（譯註：和合本譯為他們的心......歸向）」</w:t>
       </w:r>
     </w:p>
@@ -39900,6 +45390,21 @@
           <w:b/>
           <w:lang w:val="zh_TW" w:bidi="zh_TW"/>
         </w:rPr>
+        <w:t>Κύριον</w:t>
+      </w:r>
+    </w:p>
+    <w:p>
+      <w:pPr/>
+      <w:r>
+        <w:rPr>
+          <w:lang w:val="zh_TW" w:bidi="zh_TW"/>
+        </w:rPr>
+      </w:r>
+      <w:r>
+        <w:rPr>
+          <w:b/>
+          <w:lang w:val="zh_TW" w:bidi="zh_TW"/>
+        </w:rPr>
         <w:t>「主」</w:t>
       </w:r>
     </w:p>
@@ -39996,6 +45501,21 @@
           <w:b/>
           <w:lang w:val="zh_TW" w:bidi="zh_TW"/>
         </w:rPr>
+        <w:t>περιαιρεῖται τὸ κάλυμμα</w:t>
+      </w:r>
+    </w:p>
+    <w:p>
+      <w:pPr/>
+      <w:r>
+        <w:rPr>
+          <w:lang w:val="zh_TW" w:bidi="zh_TW"/>
+        </w:rPr>
+      </w:r>
+      <w:r>
+        <w:rPr>
+          <w:b/>
+          <w:lang w:val="zh_TW" w:bidi="zh_TW"/>
+        </w:rPr>
         <w:t>「帕子就幾時除去了」</w:t>
       </w:r>
     </w:p>
@@ -40104,6 +45624,21 @@
           <w:b/>
           <w:lang w:val="zh_TW" w:bidi="zh_TW"/>
         </w:rPr>
+        <w:t>περιαιρεῖται τὸ κάλυμμα</w:t>
+      </w:r>
+    </w:p>
+    <w:p>
+      <w:pPr/>
+      <w:r>
+        <w:rPr>
+          <w:lang w:val="zh_TW" w:bidi="zh_TW"/>
+        </w:rPr>
+      </w:r>
+      <w:r>
+        <w:rPr>
+          <w:b/>
+          <w:lang w:val="zh_TW" w:bidi="zh_TW"/>
+        </w:rPr>
         <w:t>「帕子就幾時除去了（譯註：聖經原文是被動形式，直譯為帕子就幾時被除去了）」</w:t>
       </w:r>
     </w:p>
@@ -40187,6 +45722,21 @@
           <w:b/>
           <w:lang w:val="zh_TW" w:bidi="zh_TW"/>
         </w:rPr>
+        <w:t>δὲ</w:t>
+      </w:r>
+    </w:p>
+    <w:p>
+      <w:pPr/>
+      <w:r>
+        <w:rPr>
+          <w:lang w:val="zh_TW" w:bidi="zh_TW"/>
+        </w:rPr>
+      </w:r>
+      <w:r>
+        <w:rPr>
+          <w:b/>
+          <w:lang w:val="zh_TW" w:bidi="zh_TW"/>
+        </w:rPr>
         <w:t>「〔如今〕（譯註：和合本沒有譯出這個詞）」</w:t>
       </w:r>
     </w:p>
@@ -40296,6 +45846,21 @@
           <w:b/>
           <w:lang w:val="zh_TW" w:bidi="zh_TW"/>
         </w:rPr>
+        <w:t>ὁ &amp; Κύριος &amp; Κυρίου</w:t>
+      </w:r>
+    </w:p>
+    <w:p>
+      <w:pPr/>
+      <w:r>
+        <w:rPr>
+          <w:lang w:val="zh_TW" w:bidi="zh_TW"/>
+        </w:rPr>
+      </w:r>
+      <w:r>
+        <w:rPr>
+          <w:b/>
+          <w:lang w:val="zh_TW" w:bidi="zh_TW"/>
+        </w:rPr>
         <w:t>「主」</w:t>
       </w:r>
       <w:r>
@@ -40429,6 +45994,21 @@
           <w:b/>
           <w:lang w:val="zh_TW" w:bidi="zh_TW"/>
         </w:rPr>
+        <w:t>τὸ Πνεῦμά &amp; τὸ Πνεῦμα Κυρίου</w:t>
+      </w:r>
+    </w:p>
+    <w:p>
+      <w:pPr/>
+      <w:r>
+        <w:rPr>
+          <w:lang w:val="zh_TW" w:bidi="zh_TW"/>
+        </w:rPr>
+      </w:r>
+      <w:r>
+        <w:rPr>
+          <w:b/>
+          <w:lang w:val="zh_TW" w:bidi="zh_TW"/>
+        </w:rPr>
         <w:t>「那靈」</w:t>
       </w:r>
       <w:r>
@@ -40665,6 +46245,21 @@
           <w:b/>
           <w:lang w:val="zh_TW" w:bidi="zh_TW"/>
         </w:rPr>
+        <w:t>οὗ &amp; τὸ Πνεῦμα Κυρίου, ἐλευθερία</w:t>
+      </w:r>
+    </w:p>
+    <w:p>
+      <w:pPr/>
+      <w:r>
+        <w:rPr>
+          <w:lang w:val="zh_TW" w:bidi="zh_TW"/>
+        </w:rPr>
+      </w:r>
+      <w:r>
+        <w:rPr>
+          <w:b/>
+          <w:lang w:val="zh_TW" w:bidi="zh_TW"/>
+        </w:rPr>
         <w:t>「主的靈在哪裡，那裡就得以自由」</w:t>
       </w:r>
     </w:p>
@@ -40826,6 +46421,21 @@
           <w:b/>
           <w:lang w:val="zh_TW" w:bidi="zh_TW"/>
         </w:rPr>
+        <w:t>τὸ Πνεῦμα Κυρίου</w:t>
+      </w:r>
+    </w:p>
+    <w:p>
+      <w:pPr/>
+      <w:r>
+        <w:rPr>
+          <w:lang w:val="zh_TW" w:bidi="zh_TW"/>
+        </w:rPr>
+      </w:r>
+      <w:r>
+        <w:rPr>
+          <w:b/>
+          <w:lang w:val="zh_TW" w:bidi="zh_TW"/>
+        </w:rPr>
         <w:t>「主的靈」</w:t>
       </w:r>
     </w:p>
@@ -40948,6 +46558,21 @@
           <w:b/>
           <w:lang w:val="zh_TW" w:bidi="zh_TW"/>
         </w:rPr>
+        <w:t>ἐλευθερία</w:t>
+      </w:r>
+    </w:p>
+    <w:p>
+      <w:pPr/>
+      <w:r>
+        <w:rPr>
+          <w:lang w:val="zh_TW" w:bidi="zh_TW"/>
+        </w:rPr>
+      </w:r>
+      <w:r>
+        <w:rPr>
+          <w:b/>
+          <w:lang w:val="zh_TW" w:bidi="zh_TW"/>
+        </w:rPr>
         <w:t>「就得以自由」</w:t>
       </w:r>
     </w:p>
@@ -41044,6 +46669,21 @@
           <w:b/>
           <w:lang w:val="zh_TW" w:bidi="zh_TW"/>
         </w:rPr>
+        <w:t>ἐλευθερία</w:t>
+      </w:r>
+    </w:p>
+    <w:p>
+      <w:pPr/>
+      <w:r>
+        <w:rPr>
+          <w:lang w:val="zh_TW" w:bidi="zh_TW"/>
+        </w:rPr>
+      </w:r>
+      <w:r>
+        <w:rPr>
+          <w:b/>
+          <w:lang w:val="zh_TW" w:bidi="zh_TW"/>
+        </w:rPr>
         <w:t>「就得以自由」</w:t>
       </w:r>
     </w:p>
@@ -41179,6 +46819,21 @@
           <w:b/>
           <w:lang w:val="zh_TW" w:bidi="zh_TW"/>
         </w:rPr>
+        <w:t>δὲ</w:t>
+      </w:r>
+    </w:p>
+    <w:p>
+      <w:pPr/>
+      <w:r>
+        <w:rPr>
+          <w:lang w:val="zh_TW" w:bidi="zh_TW"/>
+        </w:rPr>
+      </w:r>
+      <w:r>
+        <w:rPr>
+          <w:b/>
+          <w:lang w:val="zh_TW" w:bidi="zh_TW"/>
+        </w:rPr>
         <w:t>「〔如今〕（譯註：和合本沒有譯出這個詞）」</w:t>
       </w:r>
     </w:p>
@@ -41300,6 +46955,21 @@
           <w:b/>
           <w:lang w:val="zh_TW" w:bidi="zh_TW"/>
         </w:rPr>
+        <w:t>καθάπερ ἀπὸ</w:t>
+      </w:r>
+    </w:p>
+    <w:p>
+      <w:pPr/>
+      <w:r>
+        <w:rPr>
+          <w:lang w:val="zh_TW" w:bidi="zh_TW"/>
+        </w:rPr>
+      </w:r>
+      <w:r>
+        <w:rPr>
+          <w:b/>
+          <w:lang w:val="zh_TW" w:bidi="zh_TW"/>
+        </w:rPr>
         <w:t>「如同從」</w:t>
       </w:r>
     </w:p>
@@ -41376,6 +47046,21 @@
           <w:b/>
           <w:lang w:val="zh_TW" w:bidi="zh_TW"/>
         </w:rPr>
+        <w:t>Κυρίου, Πνεύματος</w:t>
+      </w:r>
+    </w:p>
+    <w:p>
+      <w:pPr/>
+      <w:r>
+        <w:rPr>
+          <w:lang w:val="zh_TW" w:bidi="zh_TW"/>
+        </w:rPr>
+      </w:r>
+      <w:r>
+        <w:rPr>
+          <w:b/>
+          <w:lang w:val="zh_TW" w:bidi="zh_TW"/>
+        </w:rPr>
         <w:t>「主的靈」</w:t>
       </w:r>
     </w:p>
@@ -41593,6 +47278,21 @@
           <w:b/>
           <w:lang w:val="zh_TW" w:bidi="zh_TW"/>
         </w:rPr>
+        <w:t>Πνεύματος</w:t>
+      </w:r>
+    </w:p>
+    <w:p>
+      <w:pPr/>
+      <w:r>
+        <w:rPr>
+          <w:lang w:val="zh_TW" w:bidi="zh_TW"/>
+        </w:rPr>
+      </w:r>
+      <w:r>
+        <w:rPr>
+          <w:b/>
+          <w:lang w:val="zh_TW" w:bidi="zh_TW"/>
+        </w:rPr>
         <w:t>「靈」</w:t>
       </w:r>
     </w:p>
@@ -41689,6 +47389,21 @@
           <w:b/>
           <w:lang w:val="zh_TW" w:bidi="zh_TW"/>
         </w:rPr>
+        <w:t>ἀνακεκαλυμμένῳ προσώπῳ, τὴν δόξαν Κυρίου κατοπτριζόμενοι</w:t>
+      </w:r>
+    </w:p>
+    <w:p>
+      <w:pPr/>
+      <w:r>
+        <w:rPr>
+          <w:lang w:val="zh_TW" w:bidi="zh_TW"/>
+        </w:rPr>
+      </w:r>
+      <w:r>
+        <w:rPr>
+          <w:b/>
+          <w:lang w:val="zh_TW" w:bidi="zh_TW"/>
+        </w:rPr>
         <w:t>「敞著臉得以看見主的榮光」</w:t>
       </w:r>
     </w:p>
@@ -41785,6 +47500,21 @@
           <w:b/>
           <w:lang w:val="zh_TW" w:bidi="zh_TW"/>
         </w:rPr>
+        <w:t>κατοπτριζόμενοι</w:t>
+      </w:r>
+    </w:p>
+    <w:p>
+      <w:pPr/>
+      <w:r>
+        <w:rPr>
+          <w:lang w:val="zh_TW" w:bidi="zh_TW"/>
+        </w:rPr>
+      </w:r>
+      <w:r>
+        <w:rPr>
+          <w:b/>
+          <w:lang w:val="zh_TW" w:bidi="zh_TW"/>
+        </w:rPr>
         <w:t>「得以看見」</w:t>
       </w:r>
     </w:p>
@@ -41881,6 +47611,21 @@
           <w:b/>
           <w:lang w:val="zh_TW" w:bidi="zh_TW"/>
         </w:rPr>
+        <w:t>τὴν δόξαν Κυρίου</w:t>
+      </w:r>
+    </w:p>
+    <w:p>
+      <w:pPr/>
+      <w:r>
+        <w:rPr>
+          <w:lang w:val="zh_TW" w:bidi="zh_TW"/>
+        </w:rPr>
+      </w:r>
+      <w:r>
+        <w:rPr>
+          <w:b/>
+          <w:lang w:val="zh_TW" w:bidi="zh_TW"/>
+        </w:rPr>
         <w:t>「主的榮光」</w:t>
       </w:r>
     </w:p>
@@ -41977,6 +47722,21 @@
           <w:b/>
           <w:lang w:val="zh_TW" w:bidi="zh_TW"/>
         </w:rPr>
+        <w:t>Κυρίου</w:t>
+      </w:r>
+    </w:p>
+    <w:p>
+      <w:pPr/>
+      <w:r>
+        <w:rPr>
+          <w:lang w:val="zh_TW" w:bidi="zh_TW"/>
+        </w:rPr>
+      </w:r>
+      <w:r>
+        <w:rPr>
+          <w:b/>
+          <w:lang w:val="zh_TW" w:bidi="zh_TW"/>
+        </w:rPr>
         <w:t>「主的」</w:t>
       </w:r>
     </w:p>
@@ -42085,6 +47845,21 @@
           <w:b/>
           <w:lang w:val="zh_TW" w:bidi="zh_TW"/>
         </w:rPr>
+        <w:t>μεταμορφούμεθα</w:t>
+      </w:r>
+    </w:p>
+    <w:p>
+      <w:pPr/>
+      <w:r>
+        <w:rPr>
+          <w:lang w:val="zh_TW" w:bidi="zh_TW"/>
+        </w:rPr>
+      </w:r>
+      <w:r>
+        <w:rPr>
+          <w:b/>
+          <w:lang w:val="zh_TW" w:bidi="zh_TW"/>
+        </w:rPr>
         <w:t>「變成（譯註：聖經原文是被動形式，直譯為被變成）」</w:t>
       </w:r>
     </w:p>
@@ -42168,6 +47943,21 @@
           <w:b/>
           <w:lang w:val="zh_TW" w:bidi="zh_TW"/>
         </w:rPr>
+        <w:t>τὴν αὐτὴν εἰκόνα</w:t>
+      </w:r>
+    </w:p>
+    <w:p>
+      <w:pPr/>
+      <w:r>
+        <w:rPr>
+          <w:lang w:val="zh_TW" w:bidi="zh_TW"/>
+        </w:rPr>
+      </w:r>
+      <w:r>
+        <w:rPr>
+          <w:b/>
+          <w:lang w:val="zh_TW" w:bidi="zh_TW"/>
+        </w:rPr>
         <w:t>「〔一樣的〕（譯註：和合本沒有譯出這片語）形狀」</w:t>
       </w:r>
     </w:p>
@@ -42290,6 +48080,21 @@
           <w:b/>
           <w:lang w:val="zh_TW" w:bidi="zh_TW"/>
         </w:rPr>
+        <w:t>τὴν αὐτὴν εἰκόνα &amp; ἀπὸ δόξης εἰς δόξαν</w:t>
+      </w:r>
+    </w:p>
+    <w:p>
+      <w:pPr/>
+      <w:r>
+        <w:rPr>
+          <w:lang w:val="zh_TW" w:bidi="zh_TW"/>
+        </w:rPr>
+      </w:r>
+      <w:r>
+        <w:rPr>
+          <w:b/>
+          <w:lang w:val="zh_TW" w:bidi="zh_TW"/>
+        </w:rPr>
         <w:t>「形狀，榮上加榮」</w:t>
       </w:r>
     </w:p>
@@ -42385,6 +48190,21 @@
         <w:rPr>
           <w:lang w:val="zh_TW" w:bidi="zh_TW"/>
         </w:rPr>
+      </w:r>
+    </w:p>
+    <w:p>
+      <w:pPr/>
+      <w:r>
+        <w:rPr>
+          <w:lang w:val="zh_TW" w:bidi="zh_TW"/>
+        </w:rPr>
+      </w:r>
+      <w:r>
+        <w:rPr>
+          <w:b/>
+          <w:lang w:val="zh_TW" w:bidi="zh_TW"/>
+        </w:rPr>
+        <w:t>ἀπὸ δόξης εἰς δόξαν</w:t>
       </w:r>
     </w:p>
     <w:p>
